--- a/CLASS_NOTES/DBT/Assignment/PLSQL Assignments.docx
+++ b/CLASS_NOTES/DBT/Assignment/PLSQL Assignments.docx
@@ -1,6 +1,6 @@
 
 <file path=word/document.xml><?xml version="1.0" encoding="utf-8"?>
-<w:document xmlns:wpc="http://schemas.microsoft.com/office/word/2010/wordprocessingCanvas" xmlns:cx="http://schemas.microsoft.com/office/drawing/2014/chartex" xmlns:cx1="http://schemas.microsoft.com/office/drawing/2015/9/8/chartex" xmlns:cx2="http://schemas.microsoft.com/office/drawing/2015/10/21/chartex" xmlns:cx3="http://schemas.microsoft.com/office/drawing/2016/5/9/chartex" xmlns:cx4="http://schemas.microsoft.com/office/drawing/2016/5/10/chartex" xmlns:cx5="http://schemas.microsoft.com/office/drawing/2016/5/11/chartex" xmlns:cx6="http://schemas.microsoft.com/office/drawing/2016/5/12/chartex" xmlns:cx7="http://schemas.microsoft.com/office/drawing/2016/5/13/chartex" xmlns:cx8="http://schemas.microsoft.com/office/drawing/2016/5/14/chartex" xmlns:mc="http://schemas.openxmlformats.org/markup-compatibility/2006" xmlns:aink="http://schemas.microsoft.com/office/drawing/2016/ink" xmlns:am3d="http://schemas.microsoft.com/office/drawing/2017/model3d" xmlns:o="urn:schemas-microsoft-com:office:office" xmlns:oel="http://schemas.microsoft.com/office/2019/extlst" xmlns:r="http://schemas.openxmlformats.org/officeDocument/2006/relationships" xmlns:m="http://schemas.openxmlformats.org/officeDocument/2006/math" xmlns:v="urn:schemas-microsoft-com:vml" xmlns:wp14="http://schemas.microsoft.com/office/word/2010/wordprocessingDrawing" xmlns:wp="http://schemas.openxmlformats.org/drawingml/2006/wordprocessingDrawing" xmlns:w10="urn:schemas-microsoft-com:office:word" xmlns:w="http://schemas.openxmlformats.org/wordprocessingml/2006/main" xmlns:w14="http://schemas.microsoft.com/office/word/2010/wordml" xmlns:w15="http://schemas.microsoft.com/office/word/2012/wordml" xmlns:w16cex="http://schemas.microsoft.com/office/word/2018/wordml/cex" xmlns:w16cid="http://schemas.microsoft.com/office/word/2016/wordml/cid" xmlns:w16="http://schemas.microsoft.com/office/word/2018/wordml" xmlns:w16du="http://schemas.microsoft.com/office/word/2023/wordml/word16du" xmlns:w16sdtdh="http://schemas.microsoft.com/office/word/2020/wordml/sdtdatahash" xmlns:w16sdtfl="http://schemas.microsoft.com/office/word/2024/wordml/sdtformatlock" xmlns:w16se="http://schemas.microsoft.com/office/word/2015/wordml/symex" xmlns:wpg="http://schemas.microsoft.com/office/word/2010/wordprocessingGroup" xmlns:wpi="http://schemas.microsoft.com/office/word/2010/wordprocessingInk" xmlns:wne="http://schemas.microsoft.com/office/word/2006/wordml" xmlns:wps="http://schemas.microsoft.com/office/word/2010/wordprocessingShape" mc:Ignorable="w14 w15 w16se w16cid w16 w16cex w16sdtdh w16sdtfl w16du wp14">
+<w:document xmlns:wpc="http://schemas.microsoft.com/office/word/2010/wordprocessingCanvas" xmlns:cx="http://schemas.microsoft.com/office/drawing/2014/chartex" xmlns:cx1="http://schemas.microsoft.com/office/drawing/2015/9/8/chartex" xmlns:cx2="http://schemas.microsoft.com/office/drawing/2015/10/21/chartex" xmlns:cx3="http://schemas.microsoft.com/office/drawing/2016/5/9/chartex" xmlns:cx4="http://schemas.microsoft.com/office/drawing/2016/5/10/chartex" xmlns:cx5="http://schemas.microsoft.com/office/drawing/2016/5/11/chartex" xmlns:cx6="http://schemas.microsoft.com/office/drawing/2016/5/12/chartex" xmlns:cx7="http://schemas.microsoft.com/office/drawing/2016/5/13/chartex" xmlns:cx8="http://schemas.microsoft.com/office/drawing/2016/5/14/chartex" xmlns:mc="http://schemas.openxmlformats.org/markup-compatibility/2006" xmlns:aink="http://schemas.microsoft.com/office/drawing/2016/ink" xmlns:am3d="http://schemas.microsoft.com/office/drawing/2017/model3d" xmlns:o="urn:schemas-microsoft-com:office:office" xmlns:oel="http://schemas.microsoft.com/office/2019/extlst" xmlns:r="http://schemas.openxmlformats.org/officeDocument/2006/relationships" xmlns:m="http://schemas.openxmlformats.org/officeDocument/2006/math" xmlns:v="urn:schemas-microsoft-com:vml" xmlns:wp14="http://schemas.microsoft.com/office/word/2010/wordprocessingDrawing" xmlns:wp="http://schemas.openxmlformats.org/drawingml/2006/wordprocessingDrawing" xmlns:w10="urn:schemas-microsoft-com:office:word" xmlns:w="http://schemas.openxmlformats.org/wordprocessingml/2006/main" xmlns:w14="http://schemas.microsoft.com/office/word/2010/wordml" xmlns:w15="http://schemas.microsoft.com/office/word/2012/wordml" xmlns:w16cex="http://schemas.microsoft.com/office/word/2018/wordml/cex" xmlns:w16cid="http://schemas.microsoft.com/office/word/2016/wordml/cid" xmlns:w16="http://schemas.microsoft.com/office/word/2018/wordml" xmlns:w16du="http://schemas.microsoft.com/office/word/2023/wordml/word16du" xmlns:w16sdtdh="http://schemas.microsoft.com/office/word/2020/wordml/sdtdatahash" xmlns:w16se="http://schemas.microsoft.com/office/word/2015/wordml/symex" xmlns:wpg="http://schemas.microsoft.com/office/word/2010/wordprocessingGroup" xmlns:wpi="http://schemas.microsoft.com/office/word/2010/wordprocessingInk" xmlns:wne="http://schemas.microsoft.com/office/word/2006/wordml" xmlns:wps="http://schemas.microsoft.com/office/word/2010/wordprocessingShape" mc:Ignorable="w14 w15 w16se w16cid w16 w16cex w16sdtdh w16du wp14">
   <w:body>
     <w:p>
       <w:pPr>
@@ -58,6 +58,144 @@
           <w:szCs w:val="20"/>
         </w:rPr>
         <w:t>Show all customers — even those who never placed an order.</w:t>
+      </w:r>
+    </w:p>
+    <w:p>
+      <w:pPr>
+        <w:spacing w:after="0" w:line="240" w:lineRule="auto"/>
+        <w:rPr>
+          <w:rFonts w:cstheme="minorHAnsi"/>
+          <w:sz w:val="20"/>
+          <w:szCs w:val="20"/>
+        </w:rPr>
+      </w:pPr>
+    </w:p>
+    <w:p>
+      <w:pPr>
+        <w:spacing w:after="0" w:line="240" w:lineRule="auto"/>
+        <w:rPr>
+          <w:rFonts w:cstheme="minorHAnsi"/>
+          <w:sz w:val="20"/>
+          <w:szCs w:val="20"/>
+        </w:rPr>
+      </w:pPr>
+      <w:r>
+        <w:rPr>
+          <w:rFonts w:cstheme="minorHAnsi"/>
+          <w:sz w:val="20"/>
+          <w:szCs w:val="20"/>
+        </w:rPr>
+        <w:t>SELECT  c.CNUM,c.CNAME,c.CITY,c.RATING,c.SNUM,o.ONUM,o.AMT,o.ODATE,o.type,o.paymentType,o.registered,o.delivery_partner</w:t>
+      </w:r>
+      <w:r>
+        <w:rPr>
+          <w:rFonts w:cstheme="minorHAnsi"/>
+          <w:sz w:val="20"/>
+          <w:szCs w:val="20"/>
+        </w:rPr>
+        <w:t xml:space="preserve"> </w:t>
+      </w:r>
+      <w:r>
+        <w:rPr>
+          <w:rFonts w:cstheme="minorHAnsi"/>
+          <w:sz w:val="20"/>
+          <w:szCs w:val="20"/>
+        </w:rPr>
+        <w:t>FROM customers c</w:t>
+      </w:r>
+      <w:r>
+        <w:rPr>
+          <w:rFonts w:cstheme="minorHAnsi"/>
+          <w:sz w:val="20"/>
+          <w:szCs w:val="20"/>
+        </w:rPr>
+        <w:t xml:space="preserve"> </w:t>
+      </w:r>
+      <w:r>
+        <w:rPr>
+          <w:rFonts w:cstheme="minorHAnsi"/>
+          <w:sz w:val="20"/>
+          <w:szCs w:val="20"/>
+        </w:rPr>
+        <w:t>LEFT JOIN orders o</w:t>
+      </w:r>
+      <w:r>
+        <w:rPr>
+          <w:rFonts w:cstheme="minorHAnsi"/>
+          <w:sz w:val="20"/>
+          <w:szCs w:val="20"/>
+        </w:rPr>
+        <w:t xml:space="preserve"> </w:t>
+      </w:r>
+      <w:r>
+        <w:rPr>
+          <w:rFonts w:cstheme="minorHAnsi"/>
+          <w:sz w:val="20"/>
+          <w:szCs w:val="20"/>
+        </w:rPr>
+        <w:t xml:space="preserve">ON </w:t>
+      </w:r>
+      <w:proofErr w:type="spellStart"/>
+      <w:r>
+        <w:rPr>
+          <w:rFonts w:cstheme="minorHAnsi"/>
+          <w:sz w:val="20"/>
+          <w:szCs w:val="20"/>
+        </w:rPr>
+        <w:t>c.CNUM</w:t>
+      </w:r>
+      <w:proofErr w:type="spellEnd"/>
+      <w:r>
+        <w:rPr>
+          <w:rFonts w:cstheme="minorHAnsi"/>
+          <w:sz w:val="20"/>
+          <w:szCs w:val="20"/>
+        </w:rPr>
+        <w:t xml:space="preserve"> = </w:t>
+      </w:r>
+      <w:proofErr w:type="spellStart"/>
+      <w:r>
+        <w:rPr>
+          <w:rFonts w:cstheme="minorHAnsi"/>
+          <w:sz w:val="20"/>
+          <w:szCs w:val="20"/>
+        </w:rPr>
+        <w:t>o.CNUM</w:t>
+      </w:r>
+      <w:proofErr w:type="spellEnd"/>
+      <w:r>
+        <w:rPr>
+          <w:rFonts w:cstheme="minorHAnsi"/>
+          <w:sz w:val="20"/>
+          <w:szCs w:val="20"/>
+        </w:rPr>
+        <w:t xml:space="preserve"> </w:t>
+      </w:r>
+      <w:r>
+        <w:rPr>
+          <w:rFonts w:cstheme="minorHAnsi"/>
+          <w:sz w:val="20"/>
+          <w:szCs w:val="20"/>
+        </w:rPr>
+        <w:t xml:space="preserve">ORDER BY </w:t>
+      </w:r>
+      <w:proofErr w:type="spellStart"/>
+      <w:r>
+        <w:rPr>
+          <w:rFonts w:cstheme="minorHAnsi"/>
+          <w:sz w:val="20"/>
+          <w:szCs w:val="20"/>
+        </w:rPr>
+        <w:t>c.CNUM</w:t>
+      </w:r>
+      <w:proofErr w:type="spellEnd"/>
+      <w:r>
+        <w:rPr>
+          <w:rFonts w:cstheme="minorHAnsi"/>
+          <w:sz w:val="20"/>
+          <w:szCs w:val="20"/>
+        </w:rPr>
+        <w:t>;</w:t>
       </w:r>
     </w:p>
     <w:p>
@@ -92,6 +230,182 @@
     </w:p>
     <w:p>
       <w:pPr>
+        <w:spacing w:before="100" w:beforeAutospacing="1" w:after="100" w:afterAutospacing="1" w:line="240" w:lineRule="auto"/>
+        <w:outlineLvl w:val="2"/>
+        <w:rPr>
+          <w:rFonts w:ascii="Times New Roman" w:eastAsia="Times New Roman" w:hAnsi="Times New Roman" w:cs="Times New Roman"/>
+          <w:kern w:val="0"/>
+          <w:sz w:val="20"/>
+          <w:szCs w:val="20"/>
+          <w:lang w:eastAsia="en-IN"/>
+          <w14:ligatures w14:val="none"/>
+        </w:rPr>
+      </w:pPr>
+      <w:r>
+        <w:rPr>
+          <w:rFonts w:ascii="Times New Roman" w:eastAsia="Times New Roman" w:hAnsi="Times New Roman" w:cs="Times New Roman"/>
+          <w:kern w:val="0"/>
+          <w:sz w:val="20"/>
+          <w:szCs w:val="20"/>
+          <w:lang w:eastAsia="en-IN"/>
+          <w14:ligatures w14:val="none"/>
+        </w:rPr>
+        <w:t xml:space="preserve">SELECT e.*, </w:t>
+      </w:r>
+      <w:proofErr w:type="spellStart"/>
+      <w:r>
+        <w:rPr>
+          <w:rFonts w:ascii="Times New Roman" w:eastAsia="Times New Roman" w:hAnsi="Times New Roman" w:cs="Times New Roman"/>
+          <w:kern w:val="0"/>
+          <w:sz w:val="20"/>
+          <w:szCs w:val="20"/>
+          <w:lang w:eastAsia="en-IN"/>
+          <w14:ligatures w14:val="none"/>
+        </w:rPr>
+        <w:t>d.DNAME</w:t>
+      </w:r>
+      <w:proofErr w:type="spellEnd"/>
+      <w:r>
+        <w:rPr>
+          <w:rFonts w:ascii="Times New Roman" w:eastAsia="Times New Roman" w:hAnsi="Times New Roman" w:cs="Times New Roman"/>
+          <w:kern w:val="0"/>
+          <w:sz w:val="20"/>
+          <w:szCs w:val="20"/>
+          <w:lang w:eastAsia="en-IN"/>
+          <w14:ligatures w14:val="none"/>
+        </w:rPr>
+        <w:t xml:space="preserve">, </w:t>
+      </w:r>
+      <w:proofErr w:type="spellStart"/>
+      <w:r>
+        <w:rPr>
+          <w:rFonts w:ascii="Times New Roman" w:eastAsia="Times New Roman" w:hAnsi="Times New Roman" w:cs="Times New Roman"/>
+          <w:kern w:val="0"/>
+          <w:sz w:val="20"/>
+          <w:szCs w:val="20"/>
+          <w:lang w:eastAsia="en-IN"/>
+          <w14:ligatures w14:val="none"/>
+        </w:rPr>
+        <w:t>d.LOC</w:t>
+      </w:r>
+      <w:proofErr w:type="spellEnd"/>
+      <w:r>
+        <w:rPr>
+          <w:rFonts w:ascii="Times New Roman" w:eastAsia="Times New Roman" w:hAnsi="Times New Roman" w:cs="Times New Roman"/>
+          <w:kern w:val="0"/>
+          <w:sz w:val="20"/>
+          <w:szCs w:val="20"/>
+          <w:lang w:eastAsia="en-IN"/>
+          <w14:ligatures w14:val="none"/>
+        </w:rPr>
+        <w:t xml:space="preserve"> </w:t>
+      </w:r>
+      <w:r>
+        <w:rPr>
+          <w:rFonts w:ascii="Times New Roman" w:eastAsia="Times New Roman" w:hAnsi="Times New Roman" w:cs="Times New Roman"/>
+          <w:kern w:val="0"/>
+          <w:sz w:val="20"/>
+          <w:szCs w:val="20"/>
+          <w:lang w:eastAsia="en-IN"/>
+          <w14:ligatures w14:val="none"/>
+        </w:rPr>
+        <w:t>FROM emp e</w:t>
+      </w:r>
+      <w:r>
+        <w:rPr>
+          <w:rFonts w:ascii="Times New Roman" w:eastAsia="Times New Roman" w:hAnsi="Times New Roman" w:cs="Times New Roman"/>
+          <w:kern w:val="0"/>
+          <w:sz w:val="20"/>
+          <w:szCs w:val="20"/>
+          <w:lang w:eastAsia="en-IN"/>
+          <w14:ligatures w14:val="none"/>
+        </w:rPr>
+        <w:t xml:space="preserve"> </w:t>
+      </w:r>
+      <w:r>
+        <w:rPr>
+          <w:rFonts w:ascii="Times New Roman" w:eastAsia="Times New Roman" w:hAnsi="Times New Roman" w:cs="Times New Roman"/>
+          <w:kern w:val="0"/>
+          <w:sz w:val="20"/>
+          <w:szCs w:val="20"/>
+          <w:lang w:eastAsia="en-IN"/>
+          <w14:ligatures w14:val="none"/>
+        </w:rPr>
+        <w:t>LEFT JOIN dept d</w:t>
+      </w:r>
+      <w:r>
+        <w:rPr>
+          <w:rFonts w:ascii="Times New Roman" w:eastAsia="Times New Roman" w:hAnsi="Times New Roman" w:cs="Times New Roman"/>
+          <w:kern w:val="0"/>
+          <w:sz w:val="20"/>
+          <w:szCs w:val="20"/>
+          <w:lang w:eastAsia="en-IN"/>
+          <w14:ligatures w14:val="none"/>
+        </w:rPr>
+        <w:t xml:space="preserve"> </w:t>
+      </w:r>
+      <w:r>
+        <w:rPr>
+          <w:rFonts w:ascii="Times New Roman" w:eastAsia="Times New Roman" w:hAnsi="Times New Roman" w:cs="Times New Roman"/>
+          <w:kern w:val="0"/>
+          <w:sz w:val="20"/>
+          <w:szCs w:val="20"/>
+          <w:lang w:eastAsia="en-IN"/>
+          <w14:ligatures w14:val="none"/>
+        </w:rPr>
+        <w:t xml:space="preserve">ON </w:t>
+      </w:r>
+      <w:proofErr w:type="spellStart"/>
+      <w:r>
+        <w:rPr>
+          <w:rFonts w:ascii="Times New Roman" w:eastAsia="Times New Roman" w:hAnsi="Times New Roman" w:cs="Times New Roman"/>
+          <w:kern w:val="0"/>
+          <w:sz w:val="20"/>
+          <w:szCs w:val="20"/>
+          <w:lang w:eastAsia="en-IN"/>
+          <w14:ligatures w14:val="none"/>
+        </w:rPr>
+        <w:t>e.DEPTNO</w:t>
+      </w:r>
+      <w:proofErr w:type="spellEnd"/>
+      <w:r>
+        <w:rPr>
+          <w:rFonts w:ascii="Times New Roman" w:eastAsia="Times New Roman" w:hAnsi="Times New Roman" w:cs="Times New Roman"/>
+          <w:kern w:val="0"/>
+          <w:sz w:val="20"/>
+          <w:szCs w:val="20"/>
+          <w:lang w:eastAsia="en-IN"/>
+          <w14:ligatures w14:val="none"/>
+        </w:rPr>
+        <w:t xml:space="preserve"> = </w:t>
+      </w:r>
+      <w:proofErr w:type="spellStart"/>
+      <w:r>
+        <w:rPr>
+          <w:rFonts w:ascii="Times New Roman" w:eastAsia="Times New Roman" w:hAnsi="Times New Roman" w:cs="Times New Roman"/>
+          <w:kern w:val="0"/>
+          <w:sz w:val="20"/>
+          <w:szCs w:val="20"/>
+          <w:lang w:eastAsia="en-IN"/>
+          <w14:ligatures w14:val="none"/>
+        </w:rPr>
+        <w:t>d.DEPTNO</w:t>
+      </w:r>
+      <w:proofErr w:type="spellEnd"/>
+      <w:r>
+        <w:rPr>
+          <w:rFonts w:ascii="Times New Roman" w:eastAsia="Times New Roman" w:hAnsi="Times New Roman" w:cs="Times New Roman"/>
+          <w:kern w:val="0"/>
+          <w:sz w:val="20"/>
+          <w:szCs w:val="20"/>
+          <w:lang w:eastAsia="en-IN"/>
+          <w14:ligatures w14:val="none"/>
+        </w:rPr>
+        <w:t>;</w:t>
+      </w:r>
+    </w:p>
+    <w:p>
+      <w:pPr>
         <w:pStyle w:val="ListParagraph"/>
         <w:numPr>
           <w:ilvl w:val="0"/>
@@ -115,6 +429,180 @@
     </w:p>
     <w:p>
       <w:pPr>
+        <w:spacing w:after="0" w:line="240" w:lineRule="auto"/>
+        <w:rPr>
+          <w:rFonts w:cstheme="minorHAnsi"/>
+          <w:sz w:val="20"/>
+          <w:szCs w:val="20"/>
+        </w:rPr>
+      </w:pPr>
+    </w:p>
+    <w:p>
+      <w:pPr>
+        <w:spacing w:after="0" w:line="240" w:lineRule="auto"/>
+        <w:rPr>
+          <w:rFonts w:cstheme="minorHAnsi"/>
+          <w:sz w:val="20"/>
+          <w:szCs w:val="20"/>
+        </w:rPr>
+      </w:pPr>
+      <w:r>
+        <w:rPr>
+          <w:rFonts w:cstheme="minorHAnsi"/>
+          <w:sz w:val="20"/>
+          <w:szCs w:val="20"/>
+        </w:rPr>
+        <w:t>SELECT</w:t>
+      </w:r>
+      <w:r>
+        <w:rPr>
+          <w:rFonts w:cstheme="minorHAnsi"/>
+          <w:sz w:val="20"/>
+          <w:szCs w:val="20"/>
+        </w:rPr>
+        <w:t xml:space="preserve"> </w:t>
+      </w:r>
+      <w:proofErr w:type="spellStart"/>
+      <w:r>
+        <w:rPr>
+          <w:rFonts w:cstheme="minorHAnsi"/>
+          <w:sz w:val="20"/>
+          <w:szCs w:val="20"/>
+        </w:rPr>
+        <w:t>p.ProductID,p.ProductName,s.PRODID,s.CUSTID,s.AMOUNT</w:t>
+      </w:r>
+      <w:proofErr w:type="spellEnd"/>
+      <w:r>
+        <w:rPr>
+          <w:rFonts w:cstheme="minorHAnsi"/>
+          <w:sz w:val="20"/>
+          <w:szCs w:val="20"/>
+        </w:rPr>
+        <w:t xml:space="preserve"> </w:t>
+      </w:r>
+      <w:r>
+        <w:rPr>
+          <w:rFonts w:cstheme="minorHAnsi"/>
+          <w:sz w:val="20"/>
+          <w:szCs w:val="20"/>
+        </w:rPr>
+        <w:t>FROM products p</w:t>
+      </w:r>
+      <w:r>
+        <w:rPr>
+          <w:rFonts w:cstheme="minorHAnsi"/>
+          <w:sz w:val="20"/>
+          <w:szCs w:val="20"/>
+        </w:rPr>
+        <w:t xml:space="preserve"> </w:t>
+      </w:r>
+      <w:r>
+        <w:rPr>
+          <w:rFonts w:cstheme="minorHAnsi"/>
+          <w:sz w:val="20"/>
+          <w:szCs w:val="20"/>
+        </w:rPr>
+        <w:t>LEFT JOIN sales s</w:t>
+      </w:r>
+      <w:r>
+        <w:rPr>
+          <w:rFonts w:cstheme="minorHAnsi"/>
+          <w:sz w:val="20"/>
+          <w:szCs w:val="20"/>
+        </w:rPr>
+        <w:t xml:space="preserve"> </w:t>
+      </w:r>
+      <w:r>
+        <w:rPr>
+          <w:rFonts w:cstheme="minorHAnsi"/>
+          <w:sz w:val="20"/>
+          <w:szCs w:val="20"/>
+        </w:rPr>
+        <w:t>ON</w:t>
+      </w:r>
+      <w:r>
+        <w:rPr>
+          <w:rFonts w:cstheme="minorHAnsi"/>
+          <w:sz w:val="20"/>
+          <w:szCs w:val="20"/>
+        </w:rPr>
+        <w:t xml:space="preserve"> </w:t>
+      </w:r>
+      <w:proofErr w:type="spellStart"/>
+      <w:r>
+        <w:rPr>
+          <w:rFonts w:cstheme="minorHAnsi"/>
+          <w:sz w:val="20"/>
+          <w:szCs w:val="20"/>
+        </w:rPr>
+        <w:t>p.ProductID</w:t>
+      </w:r>
+      <w:proofErr w:type="spellEnd"/>
+      <w:r>
+        <w:rPr>
+          <w:rFonts w:cstheme="minorHAnsi"/>
+          <w:sz w:val="20"/>
+          <w:szCs w:val="20"/>
+        </w:rPr>
+        <w:t xml:space="preserve"> = </w:t>
+      </w:r>
+      <w:proofErr w:type="spellStart"/>
+      <w:r>
+        <w:rPr>
+          <w:rFonts w:cstheme="minorHAnsi"/>
+          <w:sz w:val="20"/>
+          <w:szCs w:val="20"/>
+        </w:rPr>
+        <w:t>s.PRODID</w:t>
+      </w:r>
+      <w:proofErr w:type="spellEnd"/>
+      <w:r>
+        <w:rPr>
+          <w:rFonts w:cstheme="minorHAnsi"/>
+          <w:sz w:val="20"/>
+          <w:szCs w:val="20"/>
+        </w:rPr>
+        <w:t xml:space="preserve"> </w:t>
+      </w:r>
+      <w:r>
+        <w:rPr>
+          <w:rFonts w:cstheme="minorHAnsi"/>
+          <w:sz w:val="20"/>
+          <w:szCs w:val="20"/>
+        </w:rPr>
+        <w:t xml:space="preserve">ORDER BY </w:t>
+      </w:r>
+      <w:proofErr w:type="spellStart"/>
+      <w:r>
+        <w:rPr>
+          <w:rFonts w:cstheme="minorHAnsi"/>
+          <w:sz w:val="20"/>
+          <w:szCs w:val="20"/>
+        </w:rPr>
+        <w:t>p.ProductID</w:t>
+      </w:r>
+      <w:proofErr w:type="spellEnd"/>
+      <w:r>
+        <w:rPr>
+          <w:rFonts w:cstheme="minorHAnsi"/>
+          <w:sz w:val="20"/>
+          <w:szCs w:val="20"/>
+        </w:rPr>
+        <w:t>;</w:t>
+      </w:r>
+    </w:p>
+    <w:p>
+      <w:pPr>
+        <w:spacing w:after="0" w:line="240" w:lineRule="auto"/>
+        <w:rPr>
+          <w:rFonts w:cstheme="minorHAnsi"/>
+          <w:sz w:val="20"/>
+          <w:szCs w:val="20"/>
+        </w:rPr>
+      </w:pPr>
+    </w:p>
+    <w:p>
+      <w:pPr>
         <w:pStyle w:val="ListParagraph"/>
         <w:numPr>
           <w:ilvl w:val="0"/>
@@ -138,6 +626,306 @@
     </w:p>
     <w:p>
       <w:pPr>
+        <w:spacing w:after="0" w:line="240" w:lineRule="auto"/>
+        <w:rPr>
+          <w:rFonts w:cstheme="minorHAnsi"/>
+          <w:sz w:val="20"/>
+          <w:szCs w:val="20"/>
+        </w:rPr>
+      </w:pPr>
+      <w:r>
+        <w:rPr>
+          <w:rFonts w:cstheme="minorHAnsi"/>
+          <w:sz w:val="20"/>
+          <w:szCs w:val="20"/>
+        </w:rPr>
+        <w:t xml:space="preserve">SELECT </w:t>
+      </w:r>
+    </w:p>
+    <w:p>
+      <w:pPr>
+        <w:spacing w:after="0" w:line="240" w:lineRule="auto"/>
+        <w:rPr>
+          <w:rFonts w:cstheme="minorHAnsi"/>
+          <w:sz w:val="20"/>
+          <w:szCs w:val="20"/>
+        </w:rPr>
+      </w:pPr>
+      <w:r>
+        <w:rPr>
+          <w:rFonts w:cstheme="minorHAnsi"/>
+          <w:sz w:val="20"/>
+          <w:szCs w:val="20"/>
+        </w:rPr>
+        <w:t xml:space="preserve">    </w:t>
+      </w:r>
+      <w:proofErr w:type="spellStart"/>
+      <w:r>
+        <w:rPr>
+          <w:rFonts w:cstheme="minorHAnsi"/>
+          <w:sz w:val="20"/>
+          <w:szCs w:val="20"/>
+        </w:rPr>
+        <w:t>t.teacher_id</w:t>
+      </w:r>
+      <w:proofErr w:type="spellEnd"/>
+      <w:r>
+        <w:rPr>
+          <w:rFonts w:cstheme="minorHAnsi"/>
+          <w:sz w:val="20"/>
+          <w:szCs w:val="20"/>
+        </w:rPr>
+        <w:t>,</w:t>
+      </w:r>
+    </w:p>
+    <w:p>
+      <w:pPr>
+        <w:spacing w:after="0" w:line="240" w:lineRule="auto"/>
+        <w:rPr>
+          <w:rFonts w:cstheme="minorHAnsi"/>
+          <w:sz w:val="20"/>
+          <w:szCs w:val="20"/>
+        </w:rPr>
+      </w:pPr>
+      <w:r>
+        <w:rPr>
+          <w:rFonts w:cstheme="minorHAnsi"/>
+          <w:sz w:val="20"/>
+          <w:szCs w:val="20"/>
+        </w:rPr>
+        <w:t xml:space="preserve">    </w:t>
+      </w:r>
+      <w:proofErr w:type="spellStart"/>
+      <w:r>
+        <w:rPr>
+          <w:rFonts w:cstheme="minorHAnsi"/>
+          <w:sz w:val="20"/>
+          <w:szCs w:val="20"/>
+        </w:rPr>
+        <w:t>t.teacher_name</w:t>
+      </w:r>
+      <w:proofErr w:type="spellEnd"/>
+      <w:r>
+        <w:rPr>
+          <w:rFonts w:cstheme="minorHAnsi"/>
+          <w:sz w:val="20"/>
+          <w:szCs w:val="20"/>
+        </w:rPr>
+        <w:t>,</w:t>
+      </w:r>
+    </w:p>
+    <w:p>
+      <w:pPr>
+        <w:spacing w:after="0" w:line="240" w:lineRule="auto"/>
+        <w:rPr>
+          <w:rFonts w:cstheme="minorHAnsi"/>
+          <w:sz w:val="20"/>
+          <w:szCs w:val="20"/>
+        </w:rPr>
+      </w:pPr>
+      <w:r>
+        <w:rPr>
+          <w:rFonts w:cstheme="minorHAnsi"/>
+          <w:sz w:val="20"/>
+          <w:szCs w:val="20"/>
+        </w:rPr>
+        <w:t xml:space="preserve">    </w:t>
+      </w:r>
+      <w:proofErr w:type="spellStart"/>
+      <w:r>
+        <w:rPr>
+          <w:rFonts w:cstheme="minorHAnsi"/>
+          <w:sz w:val="20"/>
+          <w:szCs w:val="20"/>
+        </w:rPr>
+        <w:t>t.qualification</w:t>
+      </w:r>
+      <w:proofErr w:type="spellEnd"/>
+      <w:r>
+        <w:rPr>
+          <w:rFonts w:cstheme="minorHAnsi"/>
+          <w:sz w:val="20"/>
+          <w:szCs w:val="20"/>
+        </w:rPr>
+        <w:t>,</w:t>
+      </w:r>
+    </w:p>
+    <w:p>
+      <w:pPr>
+        <w:spacing w:after="0" w:line="240" w:lineRule="auto"/>
+        <w:rPr>
+          <w:rFonts w:cstheme="minorHAnsi"/>
+          <w:sz w:val="20"/>
+          <w:szCs w:val="20"/>
+        </w:rPr>
+      </w:pPr>
+      <w:r>
+        <w:rPr>
+          <w:rFonts w:cstheme="minorHAnsi"/>
+          <w:sz w:val="20"/>
+          <w:szCs w:val="20"/>
+        </w:rPr>
+        <w:t xml:space="preserve">    </w:t>
+      </w:r>
+      <w:proofErr w:type="spellStart"/>
+      <w:r>
+        <w:rPr>
+          <w:rFonts w:cstheme="minorHAnsi"/>
+          <w:sz w:val="20"/>
+          <w:szCs w:val="20"/>
+        </w:rPr>
+        <w:t>s.subject_id</w:t>
+      </w:r>
+      <w:proofErr w:type="spellEnd"/>
+      <w:r>
+        <w:rPr>
+          <w:rFonts w:cstheme="minorHAnsi"/>
+          <w:sz w:val="20"/>
+          <w:szCs w:val="20"/>
+        </w:rPr>
+        <w:t>,</w:t>
+      </w:r>
+    </w:p>
+    <w:p>
+      <w:pPr>
+        <w:spacing w:after="0" w:line="240" w:lineRule="auto"/>
+        <w:rPr>
+          <w:rFonts w:cstheme="minorHAnsi"/>
+          <w:sz w:val="20"/>
+          <w:szCs w:val="20"/>
+        </w:rPr>
+      </w:pPr>
+      <w:r>
+        <w:rPr>
+          <w:rFonts w:cstheme="minorHAnsi"/>
+          <w:sz w:val="20"/>
+          <w:szCs w:val="20"/>
+        </w:rPr>
+        <w:t xml:space="preserve">    </w:t>
+      </w:r>
+      <w:proofErr w:type="spellStart"/>
+      <w:r>
+        <w:rPr>
+          <w:rFonts w:cstheme="minorHAnsi"/>
+          <w:sz w:val="20"/>
+          <w:szCs w:val="20"/>
+        </w:rPr>
+        <w:t>s.subject_name</w:t>
+      </w:r>
+      <w:proofErr w:type="spellEnd"/>
+    </w:p>
+    <w:p>
+      <w:pPr>
+        <w:spacing w:after="0" w:line="240" w:lineRule="auto"/>
+        <w:rPr>
+          <w:rFonts w:cstheme="minorHAnsi"/>
+          <w:sz w:val="20"/>
+          <w:szCs w:val="20"/>
+        </w:rPr>
+      </w:pPr>
+      <w:r>
+        <w:rPr>
+          <w:rFonts w:cstheme="minorHAnsi"/>
+          <w:sz w:val="20"/>
+          <w:szCs w:val="20"/>
+        </w:rPr>
+        <w:t>FROM teachers t</w:t>
+      </w:r>
+    </w:p>
+    <w:p>
+      <w:pPr>
+        <w:spacing w:after="0" w:line="240" w:lineRule="auto"/>
+        <w:rPr>
+          <w:rFonts w:cstheme="minorHAnsi"/>
+          <w:sz w:val="20"/>
+          <w:szCs w:val="20"/>
+        </w:rPr>
+      </w:pPr>
+      <w:r>
+        <w:rPr>
+          <w:rFonts w:cstheme="minorHAnsi"/>
+          <w:sz w:val="20"/>
+          <w:szCs w:val="20"/>
+        </w:rPr>
+        <w:t>LEFT JOIN subjects s</w:t>
+      </w:r>
+    </w:p>
+    <w:p>
+      <w:pPr>
+        <w:spacing w:after="0" w:line="240" w:lineRule="auto"/>
+        <w:rPr>
+          <w:rFonts w:cstheme="minorHAnsi"/>
+          <w:sz w:val="20"/>
+          <w:szCs w:val="20"/>
+        </w:rPr>
+      </w:pPr>
+      <w:r>
+        <w:rPr>
+          <w:rFonts w:cstheme="minorHAnsi"/>
+          <w:sz w:val="20"/>
+          <w:szCs w:val="20"/>
+        </w:rPr>
+        <w:t xml:space="preserve">    ON </w:t>
+      </w:r>
+      <w:proofErr w:type="spellStart"/>
+      <w:r>
+        <w:rPr>
+          <w:rFonts w:cstheme="minorHAnsi"/>
+          <w:sz w:val="20"/>
+          <w:szCs w:val="20"/>
+        </w:rPr>
+        <w:t>t.teacher_id</w:t>
+      </w:r>
+      <w:proofErr w:type="spellEnd"/>
+      <w:r>
+        <w:rPr>
+          <w:rFonts w:cstheme="minorHAnsi"/>
+          <w:sz w:val="20"/>
+          <w:szCs w:val="20"/>
+        </w:rPr>
+        <w:t xml:space="preserve"> = </w:t>
+      </w:r>
+      <w:proofErr w:type="spellStart"/>
+      <w:r>
+        <w:rPr>
+          <w:rFonts w:cstheme="minorHAnsi"/>
+          <w:sz w:val="20"/>
+          <w:szCs w:val="20"/>
+        </w:rPr>
+        <w:t>s.teacher_id</w:t>
+      </w:r>
+      <w:proofErr w:type="spellEnd"/>
+      <w:r>
+        <w:rPr>
+          <w:rFonts w:cstheme="minorHAnsi"/>
+          <w:sz w:val="20"/>
+          <w:szCs w:val="20"/>
+        </w:rPr>
+        <w:t>;</w:t>
+      </w:r>
+    </w:p>
+    <w:p>
+      <w:pPr>
+        <w:spacing w:after="0" w:line="240" w:lineRule="auto"/>
+        <w:rPr>
+          <w:rFonts w:cstheme="minorHAnsi"/>
+          <w:sz w:val="20"/>
+          <w:szCs w:val="20"/>
+        </w:rPr>
+      </w:pPr>
+    </w:p>
+    <w:p>
+      <w:pPr>
+        <w:spacing w:after="0" w:line="240" w:lineRule="auto"/>
+        <w:rPr>
+          <w:rFonts w:cstheme="minorHAnsi"/>
+          <w:sz w:val="20"/>
+          <w:szCs w:val="20"/>
+        </w:rPr>
+      </w:pPr>
+    </w:p>
+    <w:p>
+      <w:pPr>
         <w:pStyle w:val="ListParagraph"/>
         <w:numPr>
           <w:ilvl w:val="0"/>
@@ -161,6 +949,442 @@
     </w:p>
     <w:p>
       <w:pPr>
+        <w:spacing w:after="0" w:line="240" w:lineRule="auto"/>
+        <w:rPr>
+          <w:rFonts w:cstheme="minorHAnsi"/>
+          <w:sz w:val="20"/>
+          <w:szCs w:val="20"/>
+        </w:rPr>
+      </w:pPr>
+      <w:r>
+        <w:rPr>
+          <w:rFonts w:cstheme="minorHAnsi"/>
+          <w:sz w:val="20"/>
+          <w:szCs w:val="20"/>
+        </w:rPr>
+        <w:t xml:space="preserve">SELECT </w:t>
+      </w:r>
+    </w:p>
+    <w:p>
+      <w:pPr>
+        <w:spacing w:after="0" w:line="240" w:lineRule="auto"/>
+        <w:rPr>
+          <w:rFonts w:cstheme="minorHAnsi"/>
+          <w:sz w:val="20"/>
+          <w:szCs w:val="20"/>
+        </w:rPr>
+      </w:pPr>
+      <w:r>
+        <w:rPr>
+          <w:rFonts w:cstheme="minorHAnsi"/>
+          <w:sz w:val="20"/>
+          <w:szCs w:val="20"/>
+        </w:rPr>
+        <w:t xml:space="preserve">    </w:t>
+      </w:r>
+      <w:proofErr w:type="spellStart"/>
+      <w:r>
+        <w:rPr>
+          <w:rFonts w:cstheme="minorHAnsi"/>
+          <w:sz w:val="20"/>
+          <w:szCs w:val="20"/>
+        </w:rPr>
+        <w:t>v.vehicle_id</w:t>
+      </w:r>
+      <w:proofErr w:type="spellEnd"/>
+      <w:r>
+        <w:rPr>
+          <w:rFonts w:cstheme="minorHAnsi"/>
+          <w:sz w:val="20"/>
+          <w:szCs w:val="20"/>
+        </w:rPr>
+        <w:t>,</w:t>
+      </w:r>
+    </w:p>
+    <w:p>
+      <w:pPr>
+        <w:spacing w:after="0" w:line="240" w:lineRule="auto"/>
+        <w:rPr>
+          <w:rFonts w:cstheme="minorHAnsi"/>
+          <w:sz w:val="20"/>
+          <w:szCs w:val="20"/>
+        </w:rPr>
+      </w:pPr>
+      <w:r>
+        <w:rPr>
+          <w:rFonts w:cstheme="minorHAnsi"/>
+          <w:sz w:val="20"/>
+          <w:szCs w:val="20"/>
+        </w:rPr>
+        <w:t xml:space="preserve">    </w:t>
+      </w:r>
+      <w:proofErr w:type="spellStart"/>
+      <w:r>
+        <w:rPr>
+          <w:rFonts w:cstheme="minorHAnsi"/>
+          <w:sz w:val="20"/>
+          <w:szCs w:val="20"/>
+        </w:rPr>
+        <w:t>v.vehicle_type</w:t>
+      </w:r>
+      <w:proofErr w:type="spellEnd"/>
+      <w:r>
+        <w:rPr>
+          <w:rFonts w:cstheme="minorHAnsi"/>
+          <w:sz w:val="20"/>
+          <w:szCs w:val="20"/>
+        </w:rPr>
+        <w:t>,</w:t>
+      </w:r>
+    </w:p>
+    <w:p>
+      <w:pPr>
+        <w:spacing w:after="0" w:line="240" w:lineRule="auto"/>
+        <w:rPr>
+          <w:rFonts w:cstheme="minorHAnsi"/>
+          <w:sz w:val="20"/>
+          <w:szCs w:val="20"/>
+        </w:rPr>
+      </w:pPr>
+      <w:r>
+        <w:rPr>
+          <w:rFonts w:cstheme="minorHAnsi"/>
+          <w:sz w:val="20"/>
+          <w:szCs w:val="20"/>
+        </w:rPr>
+        <w:t xml:space="preserve">    </w:t>
+      </w:r>
+      <w:proofErr w:type="spellStart"/>
+      <w:r>
+        <w:rPr>
+          <w:rFonts w:cstheme="minorHAnsi"/>
+          <w:sz w:val="20"/>
+          <w:szCs w:val="20"/>
+        </w:rPr>
+        <w:t>v.model</w:t>
+      </w:r>
+      <w:proofErr w:type="spellEnd"/>
+      <w:r>
+        <w:rPr>
+          <w:rFonts w:cstheme="minorHAnsi"/>
+          <w:sz w:val="20"/>
+          <w:szCs w:val="20"/>
+        </w:rPr>
+        <w:t>,</w:t>
+      </w:r>
+    </w:p>
+    <w:p>
+      <w:pPr>
+        <w:spacing w:after="0" w:line="240" w:lineRule="auto"/>
+        <w:rPr>
+          <w:rFonts w:cstheme="minorHAnsi"/>
+          <w:sz w:val="20"/>
+          <w:szCs w:val="20"/>
+        </w:rPr>
+      </w:pPr>
+      <w:r>
+        <w:rPr>
+          <w:rFonts w:cstheme="minorHAnsi"/>
+          <w:sz w:val="20"/>
+          <w:szCs w:val="20"/>
+        </w:rPr>
+        <w:t xml:space="preserve">    </w:t>
+      </w:r>
+      <w:proofErr w:type="spellStart"/>
+      <w:r>
+        <w:rPr>
+          <w:rFonts w:cstheme="minorHAnsi"/>
+          <w:sz w:val="20"/>
+          <w:szCs w:val="20"/>
+        </w:rPr>
+        <w:t>v.capacity</w:t>
+      </w:r>
+      <w:proofErr w:type="spellEnd"/>
+      <w:r>
+        <w:rPr>
+          <w:rFonts w:cstheme="minorHAnsi"/>
+          <w:sz w:val="20"/>
+          <w:szCs w:val="20"/>
+        </w:rPr>
+        <w:t>,</w:t>
+      </w:r>
+    </w:p>
+    <w:p>
+      <w:pPr>
+        <w:spacing w:after="0" w:line="240" w:lineRule="auto"/>
+        <w:rPr>
+          <w:rFonts w:cstheme="minorHAnsi"/>
+          <w:sz w:val="20"/>
+          <w:szCs w:val="20"/>
+        </w:rPr>
+      </w:pPr>
+      <w:r>
+        <w:rPr>
+          <w:rFonts w:cstheme="minorHAnsi"/>
+          <w:sz w:val="20"/>
+          <w:szCs w:val="20"/>
+        </w:rPr>
+        <w:t xml:space="preserve">    </w:t>
+      </w:r>
+      <w:proofErr w:type="spellStart"/>
+      <w:r>
+        <w:rPr>
+          <w:rFonts w:cstheme="minorHAnsi"/>
+          <w:sz w:val="20"/>
+          <w:szCs w:val="20"/>
+        </w:rPr>
+        <w:t>m.maintenance_id</w:t>
+      </w:r>
+      <w:proofErr w:type="spellEnd"/>
+      <w:r>
+        <w:rPr>
+          <w:rFonts w:cstheme="minorHAnsi"/>
+          <w:sz w:val="20"/>
+          <w:szCs w:val="20"/>
+        </w:rPr>
+        <w:t>,</w:t>
+      </w:r>
+    </w:p>
+    <w:p>
+      <w:pPr>
+        <w:spacing w:after="0" w:line="240" w:lineRule="auto"/>
+        <w:rPr>
+          <w:rFonts w:cstheme="minorHAnsi"/>
+          <w:sz w:val="20"/>
+          <w:szCs w:val="20"/>
+        </w:rPr>
+      </w:pPr>
+      <w:r>
+        <w:rPr>
+          <w:rFonts w:cstheme="minorHAnsi"/>
+          <w:sz w:val="20"/>
+          <w:szCs w:val="20"/>
+        </w:rPr>
+        <w:t xml:space="preserve">    </w:t>
+      </w:r>
+      <w:proofErr w:type="spellStart"/>
+      <w:r>
+        <w:rPr>
+          <w:rFonts w:cstheme="minorHAnsi"/>
+          <w:sz w:val="20"/>
+          <w:szCs w:val="20"/>
+        </w:rPr>
+        <w:t>m.service_date</w:t>
+      </w:r>
+      <w:proofErr w:type="spellEnd"/>
+      <w:r>
+        <w:rPr>
+          <w:rFonts w:cstheme="minorHAnsi"/>
+          <w:sz w:val="20"/>
+          <w:szCs w:val="20"/>
+        </w:rPr>
+        <w:t>,</w:t>
+      </w:r>
+    </w:p>
+    <w:p>
+      <w:pPr>
+        <w:spacing w:after="0" w:line="240" w:lineRule="auto"/>
+        <w:rPr>
+          <w:rFonts w:cstheme="minorHAnsi"/>
+          <w:sz w:val="20"/>
+          <w:szCs w:val="20"/>
+        </w:rPr>
+      </w:pPr>
+      <w:r>
+        <w:rPr>
+          <w:rFonts w:cstheme="minorHAnsi"/>
+          <w:sz w:val="20"/>
+          <w:szCs w:val="20"/>
+        </w:rPr>
+        <w:t xml:space="preserve">    </w:t>
+      </w:r>
+      <w:proofErr w:type="spellStart"/>
+      <w:r>
+        <w:rPr>
+          <w:rFonts w:cstheme="minorHAnsi"/>
+          <w:sz w:val="20"/>
+          <w:szCs w:val="20"/>
+        </w:rPr>
+        <w:t>m.cost</w:t>
+      </w:r>
+      <w:proofErr w:type="spellEnd"/>
+      <w:r>
+        <w:rPr>
+          <w:rFonts w:cstheme="minorHAnsi"/>
+          <w:sz w:val="20"/>
+          <w:szCs w:val="20"/>
+        </w:rPr>
+        <w:t>,</w:t>
+      </w:r>
+    </w:p>
+    <w:p>
+      <w:pPr>
+        <w:spacing w:after="0" w:line="240" w:lineRule="auto"/>
+        <w:rPr>
+          <w:rFonts w:cstheme="minorHAnsi"/>
+          <w:sz w:val="20"/>
+          <w:szCs w:val="20"/>
+        </w:rPr>
+      </w:pPr>
+      <w:r>
+        <w:rPr>
+          <w:rFonts w:cstheme="minorHAnsi"/>
+          <w:sz w:val="20"/>
+          <w:szCs w:val="20"/>
+        </w:rPr>
+        <w:t xml:space="preserve">    </w:t>
+      </w:r>
+      <w:proofErr w:type="spellStart"/>
+      <w:r>
+        <w:rPr>
+          <w:rFonts w:cstheme="minorHAnsi"/>
+          <w:sz w:val="20"/>
+          <w:szCs w:val="20"/>
+        </w:rPr>
+        <w:t>m.vendor</w:t>
+      </w:r>
+      <w:proofErr w:type="spellEnd"/>
+    </w:p>
+    <w:p>
+      <w:pPr>
+        <w:spacing w:after="0" w:line="240" w:lineRule="auto"/>
+        <w:rPr>
+          <w:rFonts w:cstheme="minorHAnsi"/>
+          <w:sz w:val="20"/>
+          <w:szCs w:val="20"/>
+        </w:rPr>
+      </w:pPr>
+      <w:r>
+        <w:rPr>
+          <w:rFonts w:cstheme="minorHAnsi"/>
+          <w:sz w:val="20"/>
+          <w:szCs w:val="20"/>
+        </w:rPr>
+        <w:t>FROM vehicles v</w:t>
+      </w:r>
+    </w:p>
+    <w:p>
+      <w:pPr>
+        <w:spacing w:after="0" w:line="240" w:lineRule="auto"/>
+        <w:rPr>
+          <w:rFonts w:cstheme="minorHAnsi"/>
+          <w:sz w:val="20"/>
+          <w:szCs w:val="20"/>
+        </w:rPr>
+      </w:pPr>
+      <w:r>
+        <w:rPr>
+          <w:rFonts w:cstheme="minorHAnsi"/>
+          <w:sz w:val="20"/>
+          <w:szCs w:val="20"/>
+        </w:rPr>
+        <w:t>LEFT JOIN maintenance m</w:t>
+      </w:r>
+    </w:p>
+    <w:p>
+      <w:pPr>
+        <w:spacing w:after="0" w:line="240" w:lineRule="auto"/>
+        <w:rPr>
+          <w:rFonts w:cstheme="minorHAnsi"/>
+          <w:sz w:val="20"/>
+          <w:szCs w:val="20"/>
+        </w:rPr>
+      </w:pPr>
+      <w:r>
+        <w:rPr>
+          <w:rFonts w:cstheme="minorHAnsi"/>
+          <w:sz w:val="20"/>
+          <w:szCs w:val="20"/>
+        </w:rPr>
+        <w:t xml:space="preserve">    ON </w:t>
+      </w:r>
+      <w:proofErr w:type="spellStart"/>
+      <w:r>
+        <w:rPr>
+          <w:rFonts w:cstheme="minorHAnsi"/>
+          <w:sz w:val="20"/>
+          <w:szCs w:val="20"/>
+        </w:rPr>
+        <w:t>v.vehicle_id</w:t>
+      </w:r>
+      <w:proofErr w:type="spellEnd"/>
+      <w:r>
+        <w:rPr>
+          <w:rFonts w:cstheme="minorHAnsi"/>
+          <w:sz w:val="20"/>
+          <w:szCs w:val="20"/>
+        </w:rPr>
+        <w:t xml:space="preserve"> = </w:t>
+      </w:r>
+      <w:proofErr w:type="spellStart"/>
+      <w:r>
+        <w:rPr>
+          <w:rFonts w:cstheme="minorHAnsi"/>
+          <w:sz w:val="20"/>
+          <w:szCs w:val="20"/>
+        </w:rPr>
+        <w:t>m.vehicle_id</w:t>
+      </w:r>
+      <w:proofErr w:type="spellEnd"/>
+    </w:p>
+    <w:p>
+      <w:pPr>
+        <w:spacing w:after="0" w:line="240" w:lineRule="auto"/>
+        <w:rPr>
+          <w:rFonts w:cstheme="minorHAnsi"/>
+          <w:sz w:val="20"/>
+          <w:szCs w:val="20"/>
+        </w:rPr>
+      </w:pPr>
+      <w:r>
+        <w:rPr>
+          <w:rFonts w:cstheme="minorHAnsi"/>
+          <w:sz w:val="20"/>
+          <w:szCs w:val="20"/>
+        </w:rPr>
+        <w:t xml:space="preserve">ORDER BY </w:t>
+      </w:r>
+      <w:proofErr w:type="spellStart"/>
+      <w:r>
+        <w:rPr>
+          <w:rFonts w:cstheme="minorHAnsi"/>
+          <w:sz w:val="20"/>
+          <w:szCs w:val="20"/>
+        </w:rPr>
+        <w:t>v.vehicle_id</w:t>
+      </w:r>
+      <w:proofErr w:type="spellEnd"/>
+      <w:r>
+        <w:rPr>
+          <w:rFonts w:cstheme="minorHAnsi"/>
+          <w:sz w:val="20"/>
+          <w:szCs w:val="20"/>
+        </w:rPr>
+        <w:t>;</w:t>
+      </w:r>
+    </w:p>
+    <w:p>
+      <w:pPr>
+        <w:spacing w:after="0" w:line="240" w:lineRule="auto"/>
+        <w:rPr>
+          <w:rFonts w:cstheme="minorHAnsi"/>
+          <w:sz w:val="20"/>
+          <w:szCs w:val="20"/>
+        </w:rPr>
+      </w:pPr>
+    </w:p>
+    <w:p>
+      <w:pPr>
+        <w:spacing w:after="0" w:line="240" w:lineRule="auto"/>
+        <w:rPr>
+          <w:rFonts w:cstheme="minorHAnsi"/>
+          <w:sz w:val="20"/>
+          <w:szCs w:val="20"/>
+        </w:rPr>
+      </w:pPr>
+    </w:p>
+    <w:p>
+      <w:pPr>
         <w:pStyle w:val="ListParagraph"/>
         <w:numPr>
           <w:ilvl w:val="0"/>
@@ -184,6 +1408,324 @@
     </w:p>
     <w:p>
       <w:pPr>
+        <w:spacing w:after="0" w:line="240" w:lineRule="auto"/>
+        <w:rPr>
+          <w:rFonts w:cstheme="minorHAnsi"/>
+          <w:sz w:val="20"/>
+          <w:szCs w:val="20"/>
+        </w:rPr>
+      </w:pPr>
+      <w:r>
+        <w:rPr>
+          <w:rFonts w:cstheme="minorHAnsi"/>
+          <w:sz w:val="20"/>
+          <w:szCs w:val="20"/>
+        </w:rPr>
+        <w:t xml:space="preserve">SELECT </w:t>
+      </w:r>
+    </w:p>
+    <w:p>
+      <w:pPr>
+        <w:spacing w:after="0" w:line="240" w:lineRule="auto"/>
+        <w:rPr>
+          <w:rFonts w:cstheme="minorHAnsi"/>
+          <w:sz w:val="20"/>
+          <w:szCs w:val="20"/>
+        </w:rPr>
+      </w:pPr>
+      <w:r>
+        <w:rPr>
+          <w:rFonts w:cstheme="minorHAnsi"/>
+          <w:sz w:val="20"/>
+          <w:szCs w:val="20"/>
+        </w:rPr>
+        <w:t xml:space="preserve">    </w:t>
+      </w:r>
+      <w:proofErr w:type="spellStart"/>
+      <w:r>
+        <w:rPr>
+          <w:rFonts w:cstheme="minorHAnsi"/>
+          <w:sz w:val="20"/>
+          <w:szCs w:val="20"/>
+        </w:rPr>
+        <w:t>h.student_id</w:t>
+      </w:r>
+      <w:proofErr w:type="spellEnd"/>
+      <w:r>
+        <w:rPr>
+          <w:rFonts w:cstheme="minorHAnsi"/>
+          <w:sz w:val="20"/>
+          <w:szCs w:val="20"/>
+        </w:rPr>
+        <w:t>,</w:t>
+      </w:r>
+    </w:p>
+    <w:p>
+      <w:pPr>
+        <w:spacing w:after="0" w:line="240" w:lineRule="auto"/>
+        <w:rPr>
+          <w:rFonts w:cstheme="minorHAnsi"/>
+          <w:sz w:val="20"/>
+          <w:szCs w:val="20"/>
+        </w:rPr>
+      </w:pPr>
+      <w:r>
+        <w:rPr>
+          <w:rFonts w:cstheme="minorHAnsi"/>
+          <w:sz w:val="20"/>
+          <w:szCs w:val="20"/>
+        </w:rPr>
+        <w:t xml:space="preserve">    </w:t>
+      </w:r>
+      <w:proofErr w:type="spellStart"/>
+      <w:r>
+        <w:rPr>
+          <w:rFonts w:cstheme="minorHAnsi"/>
+          <w:sz w:val="20"/>
+          <w:szCs w:val="20"/>
+        </w:rPr>
+        <w:t>h.student_name</w:t>
+      </w:r>
+      <w:proofErr w:type="spellEnd"/>
+      <w:r>
+        <w:rPr>
+          <w:rFonts w:cstheme="minorHAnsi"/>
+          <w:sz w:val="20"/>
+          <w:szCs w:val="20"/>
+        </w:rPr>
+        <w:t>,</w:t>
+      </w:r>
+    </w:p>
+    <w:p>
+      <w:pPr>
+        <w:spacing w:after="0" w:line="240" w:lineRule="auto"/>
+        <w:rPr>
+          <w:rFonts w:cstheme="minorHAnsi"/>
+          <w:sz w:val="20"/>
+          <w:szCs w:val="20"/>
+        </w:rPr>
+      </w:pPr>
+      <w:r>
+        <w:rPr>
+          <w:rFonts w:cstheme="minorHAnsi"/>
+          <w:sz w:val="20"/>
+          <w:szCs w:val="20"/>
+        </w:rPr>
+        <w:t xml:space="preserve">    </w:t>
+      </w:r>
+      <w:proofErr w:type="spellStart"/>
+      <w:r>
+        <w:rPr>
+          <w:rFonts w:cstheme="minorHAnsi"/>
+          <w:sz w:val="20"/>
+          <w:szCs w:val="20"/>
+        </w:rPr>
+        <w:t>h.room_no</w:t>
+      </w:r>
+      <w:proofErr w:type="spellEnd"/>
+      <w:r>
+        <w:rPr>
+          <w:rFonts w:cstheme="minorHAnsi"/>
+          <w:sz w:val="20"/>
+          <w:szCs w:val="20"/>
+        </w:rPr>
+        <w:t>,</w:t>
+      </w:r>
+    </w:p>
+    <w:p>
+      <w:pPr>
+        <w:spacing w:after="0" w:line="240" w:lineRule="auto"/>
+        <w:rPr>
+          <w:rFonts w:cstheme="minorHAnsi"/>
+          <w:sz w:val="20"/>
+          <w:szCs w:val="20"/>
+        </w:rPr>
+      </w:pPr>
+      <w:r>
+        <w:rPr>
+          <w:rFonts w:cstheme="minorHAnsi"/>
+          <w:sz w:val="20"/>
+          <w:szCs w:val="20"/>
+        </w:rPr>
+        <w:t xml:space="preserve">    </w:t>
+      </w:r>
+      <w:proofErr w:type="spellStart"/>
+      <w:r>
+        <w:rPr>
+          <w:rFonts w:cstheme="minorHAnsi"/>
+          <w:sz w:val="20"/>
+          <w:szCs w:val="20"/>
+        </w:rPr>
+        <w:t>m.meal_date</w:t>
+      </w:r>
+      <w:proofErr w:type="spellEnd"/>
+      <w:r>
+        <w:rPr>
+          <w:rFonts w:cstheme="minorHAnsi"/>
+          <w:sz w:val="20"/>
+          <w:szCs w:val="20"/>
+        </w:rPr>
+        <w:t>,</w:t>
+      </w:r>
+    </w:p>
+    <w:p>
+      <w:pPr>
+        <w:spacing w:after="0" w:line="240" w:lineRule="auto"/>
+        <w:rPr>
+          <w:rFonts w:cstheme="minorHAnsi"/>
+          <w:sz w:val="20"/>
+          <w:szCs w:val="20"/>
+        </w:rPr>
+      </w:pPr>
+      <w:r>
+        <w:rPr>
+          <w:rFonts w:cstheme="minorHAnsi"/>
+          <w:sz w:val="20"/>
+          <w:szCs w:val="20"/>
+        </w:rPr>
+        <w:t xml:space="preserve">    </w:t>
+      </w:r>
+      <w:proofErr w:type="spellStart"/>
+      <w:r>
+        <w:rPr>
+          <w:rFonts w:cstheme="minorHAnsi"/>
+          <w:sz w:val="20"/>
+          <w:szCs w:val="20"/>
+        </w:rPr>
+        <w:t>m.meal_type</w:t>
+      </w:r>
+      <w:proofErr w:type="spellEnd"/>
+    </w:p>
+    <w:p>
+      <w:pPr>
+        <w:spacing w:after="0" w:line="240" w:lineRule="auto"/>
+        <w:rPr>
+          <w:rFonts w:cstheme="minorHAnsi"/>
+          <w:sz w:val="20"/>
+          <w:szCs w:val="20"/>
+        </w:rPr>
+      </w:pPr>
+      <w:r>
+        <w:rPr>
+          <w:rFonts w:cstheme="minorHAnsi"/>
+          <w:sz w:val="20"/>
+          <w:szCs w:val="20"/>
+        </w:rPr>
+        <w:t xml:space="preserve">FROM </w:t>
+      </w:r>
+      <w:proofErr w:type="spellStart"/>
+      <w:r>
+        <w:rPr>
+          <w:rFonts w:cstheme="minorHAnsi"/>
+          <w:sz w:val="20"/>
+          <w:szCs w:val="20"/>
+        </w:rPr>
+        <w:t>hostel_students</w:t>
+      </w:r>
+      <w:proofErr w:type="spellEnd"/>
+      <w:r>
+        <w:rPr>
+          <w:rFonts w:cstheme="minorHAnsi"/>
+          <w:sz w:val="20"/>
+          <w:szCs w:val="20"/>
+        </w:rPr>
+        <w:t xml:space="preserve"> h</w:t>
+      </w:r>
+    </w:p>
+    <w:p>
+      <w:pPr>
+        <w:spacing w:after="0" w:line="240" w:lineRule="auto"/>
+        <w:rPr>
+          <w:rFonts w:cstheme="minorHAnsi"/>
+          <w:sz w:val="20"/>
+          <w:szCs w:val="20"/>
+        </w:rPr>
+      </w:pPr>
+      <w:r>
+        <w:rPr>
+          <w:rFonts w:cstheme="minorHAnsi"/>
+          <w:sz w:val="20"/>
+          <w:szCs w:val="20"/>
+        </w:rPr>
+        <w:t>LEFT JOIN meals m</w:t>
+      </w:r>
+    </w:p>
+    <w:p>
+      <w:pPr>
+        <w:spacing w:after="0" w:line="240" w:lineRule="auto"/>
+        <w:rPr>
+          <w:rFonts w:cstheme="minorHAnsi"/>
+          <w:sz w:val="20"/>
+          <w:szCs w:val="20"/>
+        </w:rPr>
+      </w:pPr>
+      <w:r>
+        <w:rPr>
+          <w:rFonts w:cstheme="minorHAnsi"/>
+          <w:sz w:val="20"/>
+          <w:szCs w:val="20"/>
+        </w:rPr>
+        <w:t xml:space="preserve">    ON </w:t>
+      </w:r>
+      <w:proofErr w:type="spellStart"/>
+      <w:r>
+        <w:rPr>
+          <w:rFonts w:cstheme="minorHAnsi"/>
+          <w:sz w:val="20"/>
+          <w:szCs w:val="20"/>
+        </w:rPr>
+        <w:t>h.student_id</w:t>
+      </w:r>
+      <w:proofErr w:type="spellEnd"/>
+      <w:r>
+        <w:rPr>
+          <w:rFonts w:cstheme="minorHAnsi"/>
+          <w:sz w:val="20"/>
+          <w:szCs w:val="20"/>
+        </w:rPr>
+        <w:t xml:space="preserve"> = </w:t>
+      </w:r>
+      <w:proofErr w:type="spellStart"/>
+      <w:r>
+        <w:rPr>
+          <w:rFonts w:cstheme="minorHAnsi"/>
+          <w:sz w:val="20"/>
+          <w:szCs w:val="20"/>
+        </w:rPr>
+        <w:t>m.student_id</w:t>
+      </w:r>
+      <w:proofErr w:type="spellEnd"/>
+      <w:r>
+        <w:rPr>
+          <w:rFonts w:cstheme="minorHAnsi"/>
+          <w:sz w:val="20"/>
+          <w:szCs w:val="20"/>
+        </w:rPr>
+        <w:t>;</w:t>
+      </w:r>
+    </w:p>
+    <w:p>
+      <w:pPr>
+        <w:spacing w:after="0" w:line="240" w:lineRule="auto"/>
+        <w:rPr>
+          <w:rFonts w:cstheme="minorHAnsi"/>
+          <w:sz w:val="20"/>
+          <w:szCs w:val="20"/>
+        </w:rPr>
+      </w:pPr>
+    </w:p>
+    <w:p>
+      <w:pPr>
+        <w:spacing w:after="0" w:line="240" w:lineRule="auto"/>
+        <w:rPr>
+          <w:rFonts w:cstheme="minorHAnsi"/>
+          <w:sz w:val="20"/>
+          <w:szCs w:val="20"/>
+        </w:rPr>
+      </w:pPr>
+    </w:p>
+    <w:p>
+      <w:pPr>
         <w:pStyle w:val="ListParagraph"/>
         <w:numPr>
           <w:ilvl w:val="0"/>
@@ -207,6 +1749,353 @@
     </w:p>
     <w:p>
       <w:pPr>
+        <w:spacing w:after="0" w:line="240" w:lineRule="auto"/>
+        <w:rPr>
+          <w:rFonts w:cstheme="minorHAnsi"/>
+          <w:sz w:val="20"/>
+          <w:szCs w:val="20"/>
+        </w:rPr>
+      </w:pPr>
+    </w:p>
+    <w:p>
+      <w:pPr>
+        <w:spacing w:after="0" w:line="240" w:lineRule="auto"/>
+        <w:rPr>
+          <w:rFonts w:cstheme="minorHAnsi"/>
+          <w:sz w:val="20"/>
+          <w:szCs w:val="20"/>
+        </w:rPr>
+      </w:pPr>
+      <w:r>
+        <w:rPr>
+          <w:rFonts w:cstheme="minorHAnsi"/>
+          <w:sz w:val="20"/>
+          <w:szCs w:val="20"/>
+        </w:rPr>
+        <w:t xml:space="preserve">SELECT </w:t>
+      </w:r>
+    </w:p>
+    <w:p>
+      <w:pPr>
+        <w:spacing w:after="0" w:line="240" w:lineRule="auto"/>
+        <w:rPr>
+          <w:rFonts w:cstheme="minorHAnsi"/>
+          <w:sz w:val="20"/>
+          <w:szCs w:val="20"/>
+        </w:rPr>
+      </w:pPr>
+      <w:r>
+        <w:rPr>
+          <w:rFonts w:cstheme="minorHAnsi"/>
+          <w:sz w:val="20"/>
+          <w:szCs w:val="20"/>
+        </w:rPr>
+        <w:t xml:space="preserve">    </w:t>
+      </w:r>
+      <w:proofErr w:type="spellStart"/>
+      <w:r>
+        <w:rPr>
+          <w:rFonts w:cstheme="minorHAnsi"/>
+          <w:sz w:val="20"/>
+          <w:szCs w:val="20"/>
+        </w:rPr>
+        <w:t>p.product_id</w:t>
+      </w:r>
+      <w:proofErr w:type="spellEnd"/>
+      <w:r>
+        <w:rPr>
+          <w:rFonts w:cstheme="minorHAnsi"/>
+          <w:sz w:val="20"/>
+          <w:szCs w:val="20"/>
+        </w:rPr>
+        <w:t>,</w:t>
+      </w:r>
+    </w:p>
+    <w:p>
+      <w:pPr>
+        <w:spacing w:after="0" w:line="240" w:lineRule="auto"/>
+        <w:rPr>
+          <w:rFonts w:cstheme="minorHAnsi"/>
+          <w:sz w:val="20"/>
+          <w:szCs w:val="20"/>
+        </w:rPr>
+      </w:pPr>
+      <w:r>
+        <w:rPr>
+          <w:rFonts w:cstheme="minorHAnsi"/>
+          <w:sz w:val="20"/>
+          <w:szCs w:val="20"/>
+        </w:rPr>
+        <w:t xml:space="preserve">    </w:t>
+      </w:r>
+      <w:proofErr w:type="spellStart"/>
+      <w:r>
+        <w:rPr>
+          <w:rFonts w:cstheme="minorHAnsi"/>
+          <w:sz w:val="20"/>
+          <w:szCs w:val="20"/>
+        </w:rPr>
+        <w:t>p.product_name</w:t>
+      </w:r>
+      <w:proofErr w:type="spellEnd"/>
+      <w:r>
+        <w:rPr>
+          <w:rFonts w:cstheme="minorHAnsi"/>
+          <w:sz w:val="20"/>
+          <w:szCs w:val="20"/>
+        </w:rPr>
+        <w:t>,</w:t>
+      </w:r>
+    </w:p>
+    <w:p>
+      <w:pPr>
+        <w:spacing w:after="0" w:line="240" w:lineRule="auto"/>
+        <w:rPr>
+          <w:rFonts w:cstheme="minorHAnsi"/>
+          <w:sz w:val="20"/>
+          <w:szCs w:val="20"/>
+        </w:rPr>
+      </w:pPr>
+      <w:r>
+        <w:rPr>
+          <w:rFonts w:cstheme="minorHAnsi"/>
+          <w:sz w:val="20"/>
+          <w:szCs w:val="20"/>
+        </w:rPr>
+        <w:t xml:space="preserve">    </w:t>
+      </w:r>
+      <w:proofErr w:type="spellStart"/>
+      <w:r>
+        <w:rPr>
+          <w:rFonts w:cstheme="minorHAnsi"/>
+          <w:sz w:val="20"/>
+          <w:szCs w:val="20"/>
+        </w:rPr>
+        <w:t>p.category</w:t>
+      </w:r>
+      <w:proofErr w:type="spellEnd"/>
+      <w:r>
+        <w:rPr>
+          <w:rFonts w:cstheme="minorHAnsi"/>
+          <w:sz w:val="20"/>
+          <w:szCs w:val="20"/>
+        </w:rPr>
+        <w:t>,</w:t>
+      </w:r>
+    </w:p>
+    <w:p>
+      <w:pPr>
+        <w:spacing w:after="0" w:line="240" w:lineRule="auto"/>
+        <w:rPr>
+          <w:rFonts w:cstheme="minorHAnsi"/>
+          <w:sz w:val="20"/>
+          <w:szCs w:val="20"/>
+        </w:rPr>
+      </w:pPr>
+      <w:r>
+        <w:rPr>
+          <w:rFonts w:cstheme="minorHAnsi"/>
+          <w:sz w:val="20"/>
+          <w:szCs w:val="20"/>
+        </w:rPr>
+        <w:t xml:space="preserve">    </w:t>
+      </w:r>
+      <w:proofErr w:type="spellStart"/>
+      <w:r>
+        <w:rPr>
+          <w:rFonts w:cstheme="minorHAnsi"/>
+          <w:sz w:val="20"/>
+          <w:szCs w:val="20"/>
+        </w:rPr>
+        <w:t>r.review_id</w:t>
+      </w:r>
+      <w:proofErr w:type="spellEnd"/>
+      <w:r>
+        <w:rPr>
+          <w:rFonts w:cstheme="minorHAnsi"/>
+          <w:sz w:val="20"/>
+          <w:szCs w:val="20"/>
+        </w:rPr>
+        <w:t>,</w:t>
+      </w:r>
+    </w:p>
+    <w:p>
+      <w:pPr>
+        <w:spacing w:after="0" w:line="240" w:lineRule="auto"/>
+        <w:rPr>
+          <w:rFonts w:cstheme="minorHAnsi"/>
+          <w:sz w:val="20"/>
+          <w:szCs w:val="20"/>
+        </w:rPr>
+      </w:pPr>
+      <w:r>
+        <w:rPr>
+          <w:rFonts w:cstheme="minorHAnsi"/>
+          <w:sz w:val="20"/>
+          <w:szCs w:val="20"/>
+        </w:rPr>
+        <w:lastRenderedPageBreak/>
+        <w:t xml:space="preserve">    </w:t>
+      </w:r>
+      <w:proofErr w:type="spellStart"/>
+      <w:r>
+        <w:rPr>
+          <w:rFonts w:cstheme="minorHAnsi"/>
+          <w:sz w:val="20"/>
+          <w:szCs w:val="20"/>
+        </w:rPr>
+        <w:t>r.rating</w:t>
+      </w:r>
+      <w:proofErr w:type="spellEnd"/>
+      <w:r>
+        <w:rPr>
+          <w:rFonts w:cstheme="minorHAnsi"/>
+          <w:sz w:val="20"/>
+          <w:szCs w:val="20"/>
+        </w:rPr>
+        <w:t>,</w:t>
+      </w:r>
+    </w:p>
+    <w:p>
+      <w:pPr>
+        <w:spacing w:after="0" w:line="240" w:lineRule="auto"/>
+        <w:rPr>
+          <w:rFonts w:cstheme="minorHAnsi"/>
+          <w:sz w:val="20"/>
+          <w:szCs w:val="20"/>
+        </w:rPr>
+      </w:pPr>
+      <w:r>
+        <w:rPr>
+          <w:rFonts w:cstheme="minorHAnsi"/>
+          <w:sz w:val="20"/>
+          <w:szCs w:val="20"/>
+        </w:rPr>
+        <w:t xml:space="preserve">    </w:t>
+      </w:r>
+      <w:proofErr w:type="spellStart"/>
+      <w:r>
+        <w:rPr>
+          <w:rFonts w:cstheme="minorHAnsi"/>
+          <w:sz w:val="20"/>
+          <w:szCs w:val="20"/>
+        </w:rPr>
+        <w:t>r.comments</w:t>
+      </w:r>
+      <w:proofErr w:type="spellEnd"/>
+    </w:p>
+    <w:p>
+      <w:pPr>
+        <w:spacing w:after="0" w:line="240" w:lineRule="auto"/>
+        <w:rPr>
+          <w:rFonts w:cstheme="minorHAnsi"/>
+          <w:sz w:val="20"/>
+          <w:szCs w:val="20"/>
+        </w:rPr>
+      </w:pPr>
+      <w:r>
+        <w:rPr>
+          <w:rFonts w:cstheme="minorHAnsi"/>
+          <w:sz w:val="20"/>
+          <w:szCs w:val="20"/>
+        </w:rPr>
+        <w:t>FROM products p</w:t>
+      </w:r>
+    </w:p>
+    <w:p>
+      <w:pPr>
+        <w:spacing w:after="0" w:line="240" w:lineRule="auto"/>
+        <w:rPr>
+          <w:rFonts w:cstheme="minorHAnsi"/>
+          <w:sz w:val="20"/>
+          <w:szCs w:val="20"/>
+        </w:rPr>
+      </w:pPr>
+      <w:r>
+        <w:rPr>
+          <w:rFonts w:cstheme="minorHAnsi"/>
+          <w:sz w:val="20"/>
+          <w:szCs w:val="20"/>
+        </w:rPr>
+        <w:t>LEFT JOIN reviews r</w:t>
+      </w:r>
+    </w:p>
+    <w:p>
+      <w:pPr>
+        <w:spacing w:after="0" w:line="240" w:lineRule="auto"/>
+        <w:rPr>
+          <w:rFonts w:cstheme="minorHAnsi"/>
+          <w:sz w:val="20"/>
+          <w:szCs w:val="20"/>
+        </w:rPr>
+      </w:pPr>
+      <w:r>
+        <w:rPr>
+          <w:rFonts w:cstheme="minorHAnsi"/>
+          <w:sz w:val="20"/>
+          <w:szCs w:val="20"/>
+        </w:rPr>
+        <w:t xml:space="preserve">    ON </w:t>
+      </w:r>
+      <w:proofErr w:type="spellStart"/>
+      <w:r>
+        <w:rPr>
+          <w:rFonts w:cstheme="minorHAnsi"/>
+          <w:sz w:val="20"/>
+          <w:szCs w:val="20"/>
+        </w:rPr>
+        <w:t>p.product_id</w:t>
+      </w:r>
+      <w:proofErr w:type="spellEnd"/>
+      <w:r>
+        <w:rPr>
+          <w:rFonts w:cstheme="minorHAnsi"/>
+          <w:sz w:val="20"/>
+          <w:szCs w:val="20"/>
+        </w:rPr>
+        <w:t xml:space="preserve"> = </w:t>
+      </w:r>
+      <w:proofErr w:type="spellStart"/>
+      <w:r>
+        <w:rPr>
+          <w:rFonts w:cstheme="minorHAnsi"/>
+          <w:sz w:val="20"/>
+          <w:szCs w:val="20"/>
+        </w:rPr>
+        <w:t>r.product_id</w:t>
+      </w:r>
+      <w:proofErr w:type="spellEnd"/>
+      <w:r>
+        <w:rPr>
+          <w:rFonts w:cstheme="minorHAnsi"/>
+          <w:sz w:val="20"/>
+          <w:szCs w:val="20"/>
+        </w:rPr>
+        <w:t>;</w:t>
+      </w:r>
+    </w:p>
+    <w:p>
+      <w:pPr>
+        <w:spacing w:after="0" w:line="240" w:lineRule="auto"/>
+        <w:rPr>
+          <w:rFonts w:cstheme="minorHAnsi"/>
+          <w:sz w:val="20"/>
+          <w:szCs w:val="20"/>
+        </w:rPr>
+      </w:pPr>
+    </w:p>
+    <w:p>
+      <w:pPr>
+        <w:spacing w:after="0" w:line="240" w:lineRule="auto"/>
+        <w:rPr>
+          <w:rFonts w:cstheme="minorHAnsi"/>
+          <w:sz w:val="20"/>
+          <w:szCs w:val="20"/>
+        </w:rPr>
+      </w:pPr>
+    </w:p>
+    <w:p>
+      <w:pPr>
         <w:pStyle w:val="ListParagraph"/>
         <w:numPr>
           <w:ilvl w:val="0"/>
@@ -230,6 +2119,368 @@
     </w:p>
     <w:p>
       <w:pPr>
+        <w:spacing w:after="0" w:line="240" w:lineRule="auto"/>
+        <w:rPr>
+          <w:rFonts w:cstheme="minorHAnsi"/>
+          <w:sz w:val="20"/>
+          <w:szCs w:val="20"/>
+        </w:rPr>
+      </w:pPr>
+      <w:r>
+        <w:rPr>
+          <w:rFonts w:cstheme="minorHAnsi"/>
+          <w:sz w:val="20"/>
+          <w:szCs w:val="20"/>
+        </w:rPr>
+        <w:t xml:space="preserve">SELECT </w:t>
+      </w:r>
+    </w:p>
+    <w:p>
+      <w:pPr>
+        <w:spacing w:after="0" w:line="240" w:lineRule="auto"/>
+        <w:rPr>
+          <w:rFonts w:cstheme="minorHAnsi"/>
+          <w:sz w:val="20"/>
+          <w:szCs w:val="20"/>
+        </w:rPr>
+      </w:pPr>
+      <w:r>
+        <w:rPr>
+          <w:rFonts w:cstheme="minorHAnsi"/>
+          <w:sz w:val="20"/>
+          <w:szCs w:val="20"/>
+        </w:rPr>
+        <w:t xml:space="preserve">    </w:t>
+      </w:r>
+      <w:proofErr w:type="spellStart"/>
+      <w:r>
+        <w:rPr>
+          <w:rFonts w:cstheme="minorHAnsi"/>
+          <w:sz w:val="20"/>
+          <w:szCs w:val="20"/>
+        </w:rPr>
+        <w:t>p.patient_id</w:t>
+      </w:r>
+      <w:proofErr w:type="spellEnd"/>
+      <w:r>
+        <w:rPr>
+          <w:rFonts w:cstheme="minorHAnsi"/>
+          <w:sz w:val="20"/>
+          <w:szCs w:val="20"/>
+        </w:rPr>
+        <w:t>,</w:t>
+      </w:r>
+    </w:p>
+    <w:p>
+      <w:pPr>
+        <w:spacing w:after="0" w:line="240" w:lineRule="auto"/>
+        <w:rPr>
+          <w:rFonts w:cstheme="minorHAnsi"/>
+          <w:sz w:val="20"/>
+          <w:szCs w:val="20"/>
+        </w:rPr>
+      </w:pPr>
+      <w:r>
+        <w:rPr>
+          <w:rFonts w:cstheme="minorHAnsi"/>
+          <w:sz w:val="20"/>
+          <w:szCs w:val="20"/>
+        </w:rPr>
+        <w:t xml:space="preserve">    </w:t>
+      </w:r>
+      <w:proofErr w:type="spellStart"/>
+      <w:r>
+        <w:rPr>
+          <w:rFonts w:cstheme="minorHAnsi"/>
+          <w:sz w:val="20"/>
+          <w:szCs w:val="20"/>
+        </w:rPr>
+        <w:t>p.patient_name</w:t>
+      </w:r>
+      <w:proofErr w:type="spellEnd"/>
+      <w:r>
+        <w:rPr>
+          <w:rFonts w:cstheme="minorHAnsi"/>
+          <w:sz w:val="20"/>
+          <w:szCs w:val="20"/>
+        </w:rPr>
+        <w:t>,</w:t>
+      </w:r>
+    </w:p>
+    <w:p>
+      <w:pPr>
+        <w:spacing w:after="0" w:line="240" w:lineRule="auto"/>
+        <w:rPr>
+          <w:rFonts w:cstheme="minorHAnsi"/>
+          <w:sz w:val="20"/>
+          <w:szCs w:val="20"/>
+        </w:rPr>
+      </w:pPr>
+      <w:r>
+        <w:rPr>
+          <w:rFonts w:cstheme="minorHAnsi"/>
+          <w:sz w:val="20"/>
+          <w:szCs w:val="20"/>
+        </w:rPr>
+        <w:t xml:space="preserve">    </w:t>
+      </w:r>
+      <w:proofErr w:type="spellStart"/>
+      <w:r>
+        <w:rPr>
+          <w:rFonts w:cstheme="minorHAnsi"/>
+          <w:sz w:val="20"/>
+          <w:szCs w:val="20"/>
+        </w:rPr>
+        <w:t>p.gender</w:t>
+      </w:r>
+      <w:proofErr w:type="spellEnd"/>
+      <w:r>
+        <w:rPr>
+          <w:rFonts w:cstheme="minorHAnsi"/>
+          <w:sz w:val="20"/>
+          <w:szCs w:val="20"/>
+        </w:rPr>
+        <w:t>,</w:t>
+      </w:r>
+    </w:p>
+    <w:p>
+      <w:pPr>
+        <w:spacing w:after="0" w:line="240" w:lineRule="auto"/>
+        <w:rPr>
+          <w:rFonts w:cstheme="minorHAnsi"/>
+          <w:sz w:val="20"/>
+          <w:szCs w:val="20"/>
+        </w:rPr>
+      </w:pPr>
+      <w:r>
+        <w:rPr>
+          <w:rFonts w:cstheme="minorHAnsi"/>
+          <w:sz w:val="20"/>
+          <w:szCs w:val="20"/>
+        </w:rPr>
+        <w:t xml:space="preserve">    </w:t>
+      </w:r>
+      <w:proofErr w:type="spellStart"/>
+      <w:r>
+        <w:rPr>
+          <w:rFonts w:cstheme="minorHAnsi"/>
+          <w:sz w:val="20"/>
+          <w:szCs w:val="20"/>
+        </w:rPr>
+        <w:t>p.age</w:t>
+      </w:r>
+      <w:proofErr w:type="spellEnd"/>
+      <w:r>
+        <w:rPr>
+          <w:rFonts w:cstheme="minorHAnsi"/>
+          <w:sz w:val="20"/>
+          <w:szCs w:val="20"/>
+        </w:rPr>
+        <w:t>,</w:t>
+      </w:r>
+    </w:p>
+    <w:p>
+      <w:pPr>
+        <w:spacing w:after="0" w:line="240" w:lineRule="auto"/>
+        <w:rPr>
+          <w:rFonts w:cstheme="minorHAnsi"/>
+          <w:sz w:val="20"/>
+          <w:szCs w:val="20"/>
+        </w:rPr>
+      </w:pPr>
+      <w:r>
+        <w:rPr>
+          <w:rFonts w:cstheme="minorHAnsi"/>
+          <w:sz w:val="20"/>
+          <w:szCs w:val="20"/>
+        </w:rPr>
+        <w:t xml:space="preserve">    </w:t>
+      </w:r>
+      <w:proofErr w:type="spellStart"/>
+      <w:r>
+        <w:rPr>
+          <w:rFonts w:cstheme="minorHAnsi"/>
+          <w:sz w:val="20"/>
+          <w:szCs w:val="20"/>
+        </w:rPr>
+        <w:t>a.appointment_id</w:t>
+      </w:r>
+      <w:proofErr w:type="spellEnd"/>
+      <w:r>
+        <w:rPr>
+          <w:rFonts w:cstheme="minorHAnsi"/>
+          <w:sz w:val="20"/>
+          <w:szCs w:val="20"/>
+        </w:rPr>
+        <w:t>,</w:t>
+      </w:r>
+    </w:p>
+    <w:p>
+      <w:pPr>
+        <w:spacing w:after="0" w:line="240" w:lineRule="auto"/>
+        <w:rPr>
+          <w:rFonts w:cstheme="minorHAnsi"/>
+          <w:sz w:val="20"/>
+          <w:szCs w:val="20"/>
+        </w:rPr>
+      </w:pPr>
+      <w:r>
+        <w:rPr>
+          <w:rFonts w:cstheme="minorHAnsi"/>
+          <w:sz w:val="20"/>
+          <w:szCs w:val="20"/>
+        </w:rPr>
+        <w:t xml:space="preserve">    </w:t>
+      </w:r>
+      <w:proofErr w:type="spellStart"/>
+      <w:r>
+        <w:rPr>
+          <w:rFonts w:cstheme="minorHAnsi"/>
+          <w:sz w:val="20"/>
+          <w:szCs w:val="20"/>
+        </w:rPr>
+        <w:t>a.appointment_date</w:t>
+      </w:r>
+      <w:proofErr w:type="spellEnd"/>
+      <w:r>
+        <w:rPr>
+          <w:rFonts w:cstheme="minorHAnsi"/>
+          <w:sz w:val="20"/>
+          <w:szCs w:val="20"/>
+        </w:rPr>
+        <w:t>,</w:t>
+      </w:r>
+    </w:p>
+    <w:p>
+      <w:pPr>
+        <w:spacing w:after="0" w:line="240" w:lineRule="auto"/>
+        <w:rPr>
+          <w:rFonts w:cstheme="minorHAnsi"/>
+          <w:sz w:val="20"/>
+          <w:szCs w:val="20"/>
+        </w:rPr>
+      </w:pPr>
+      <w:r>
+        <w:rPr>
+          <w:rFonts w:cstheme="minorHAnsi"/>
+          <w:sz w:val="20"/>
+          <w:szCs w:val="20"/>
+        </w:rPr>
+        <w:t xml:space="preserve">    </w:t>
+      </w:r>
+      <w:proofErr w:type="spellStart"/>
+      <w:r>
+        <w:rPr>
+          <w:rFonts w:cstheme="minorHAnsi"/>
+          <w:sz w:val="20"/>
+          <w:szCs w:val="20"/>
+        </w:rPr>
+        <w:t>a.doctor_id</w:t>
+      </w:r>
+      <w:proofErr w:type="spellEnd"/>
+    </w:p>
+    <w:p>
+      <w:pPr>
+        <w:spacing w:after="0" w:line="240" w:lineRule="auto"/>
+        <w:rPr>
+          <w:rFonts w:cstheme="minorHAnsi"/>
+          <w:sz w:val="20"/>
+          <w:szCs w:val="20"/>
+        </w:rPr>
+      </w:pPr>
+      <w:r>
+        <w:rPr>
+          <w:rFonts w:cstheme="minorHAnsi"/>
+          <w:sz w:val="20"/>
+          <w:szCs w:val="20"/>
+        </w:rPr>
+        <w:t>FROM patients p</w:t>
+      </w:r>
+    </w:p>
+    <w:p>
+      <w:pPr>
+        <w:spacing w:after="0" w:line="240" w:lineRule="auto"/>
+        <w:rPr>
+          <w:rFonts w:cstheme="minorHAnsi"/>
+          <w:sz w:val="20"/>
+          <w:szCs w:val="20"/>
+        </w:rPr>
+      </w:pPr>
+      <w:r>
+        <w:rPr>
+          <w:rFonts w:cstheme="minorHAnsi"/>
+          <w:sz w:val="20"/>
+          <w:szCs w:val="20"/>
+        </w:rPr>
+        <w:t>LEFT JOIN appointments a</w:t>
+      </w:r>
+    </w:p>
+    <w:p>
+      <w:pPr>
+        <w:spacing w:after="0" w:line="240" w:lineRule="auto"/>
+        <w:rPr>
+          <w:rFonts w:cstheme="minorHAnsi"/>
+          <w:sz w:val="20"/>
+          <w:szCs w:val="20"/>
+        </w:rPr>
+      </w:pPr>
+      <w:r>
+        <w:rPr>
+          <w:rFonts w:cstheme="minorHAnsi"/>
+          <w:sz w:val="20"/>
+          <w:szCs w:val="20"/>
+        </w:rPr>
+        <w:t xml:space="preserve">    ON </w:t>
+      </w:r>
+      <w:proofErr w:type="spellStart"/>
+      <w:r>
+        <w:rPr>
+          <w:rFonts w:cstheme="minorHAnsi"/>
+          <w:sz w:val="20"/>
+          <w:szCs w:val="20"/>
+        </w:rPr>
+        <w:t>p.patient_id</w:t>
+      </w:r>
+      <w:proofErr w:type="spellEnd"/>
+      <w:r>
+        <w:rPr>
+          <w:rFonts w:cstheme="minorHAnsi"/>
+          <w:sz w:val="20"/>
+          <w:szCs w:val="20"/>
+        </w:rPr>
+        <w:t xml:space="preserve"> = </w:t>
+      </w:r>
+      <w:proofErr w:type="spellStart"/>
+      <w:r>
+        <w:rPr>
+          <w:rFonts w:cstheme="minorHAnsi"/>
+          <w:sz w:val="20"/>
+          <w:szCs w:val="20"/>
+        </w:rPr>
+        <w:t>a.patient_id</w:t>
+      </w:r>
+      <w:proofErr w:type="spellEnd"/>
+      <w:r>
+        <w:rPr>
+          <w:rFonts w:cstheme="minorHAnsi"/>
+          <w:sz w:val="20"/>
+          <w:szCs w:val="20"/>
+        </w:rPr>
+        <w:t>;</w:t>
+      </w:r>
+    </w:p>
+    <w:p>
+      <w:pPr>
+        <w:spacing w:after="0" w:line="240" w:lineRule="auto"/>
+        <w:rPr>
+          <w:rFonts w:cstheme="minorHAnsi"/>
+          <w:sz w:val="20"/>
+          <w:szCs w:val="20"/>
+        </w:rPr>
+      </w:pPr>
+    </w:p>
+    <w:p>
+      <w:pPr>
         <w:pStyle w:val="ListParagraph"/>
         <w:numPr>
           <w:ilvl w:val="0"/>
@@ -253,6 +2504,386 @@
     </w:p>
     <w:p>
       <w:pPr>
+        <w:spacing w:after="0" w:line="240" w:lineRule="auto"/>
+        <w:rPr>
+          <w:rFonts w:cstheme="minorHAnsi"/>
+          <w:sz w:val="20"/>
+          <w:szCs w:val="20"/>
+        </w:rPr>
+      </w:pPr>
+      <w:r>
+        <w:rPr>
+          <w:rFonts w:cstheme="minorHAnsi"/>
+          <w:sz w:val="20"/>
+          <w:szCs w:val="20"/>
+        </w:rPr>
+        <w:t xml:space="preserve">SELECT </w:t>
+      </w:r>
+    </w:p>
+    <w:p>
+      <w:pPr>
+        <w:spacing w:after="0" w:line="240" w:lineRule="auto"/>
+        <w:rPr>
+          <w:rFonts w:cstheme="minorHAnsi"/>
+          <w:sz w:val="20"/>
+          <w:szCs w:val="20"/>
+        </w:rPr>
+      </w:pPr>
+      <w:r>
+        <w:rPr>
+          <w:rFonts w:cstheme="minorHAnsi"/>
+          <w:sz w:val="20"/>
+          <w:szCs w:val="20"/>
+        </w:rPr>
+        <w:t xml:space="preserve">    </w:t>
+      </w:r>
+      <w:proofErr w:type="spellStart"/>
+      <w:r>
+        <w:rPr>
+          <w:rFonts w:cstheme="minorHAnsi"/>
+          <w:sz w:val="20"/>
+          <w:szCs w:val="20"/>
+        </w:rPr>
+        <w:t>b.account_no</w:t>
+      </w:r>
+      <w:proofErr w:type="spellEnd"/>
+      <w:r>
+        <w:rPr>
+          <w:rFonts w:cstheme="minorHAnsi"/>
+          <w:sz w:val="20"/>
+          <w:szCs w:val="20"/>
+        </w:rPr>
+        <w:t>,</w:t>
+      </w:r>
+    </w:p>
+    <w:p>
+      <w:pPr>
+        <w:spacing w:after="0" w:line="240" w:lineRule="auto"/>
+        <w:rPr>
+          <w:rFonts w:cstheme="minorHAnsi"/>
+          <w:sz w:val="20"/>
+          <w:szCs w:val="20"/>
+        </w:rPr>
+      </w:pPr>
+      <w:r>
+        <w:rPr>
+          <w:rFonts w:cstheme="minorHAnsi"/>
+          <w:sz w:val="20"/>
+          <w:szCs w:val="20"/>
+        </w:rPr>
+        <w:t xml:space="preserve">    </w:t>
+      </w:r>
+      <w:proofErr w:type="spellStart"/>
+      <w:r>
+        <w:rPr>
+          <w:rFonts w:cstheme="minorHAnsi"/>
+          <w:sz w:val="20"/>
+          <w:szCs w:val="20"/>
+        </w:rPr>
+        <w:t>b.account_holder</w:t>
+      </w:r>
+      <w:proofErr w:type="spellEnd"/>
+      <w:r>
+        <w:rPr>
+          <w:rFonts w:cstheme="minorHAnsi"/>
+          <w:sz w:val="20"/>
+          <w:szCs w:val="20"/>
+        </w:rPr>
+        <w:t>,</w:t>
+      </w:r>
+    </w:p>
+    <w:p>
+      <w:pPr>
+        <w:spacing w:after="0" w:line="240" w:lineRule="auto"/>
+        <w:rPr>
+          <w:rFonts w:cstheme="minorHAnsi"/>
+          <w:sz w:val="20"/>
+          <w:szCs w:val="20"/>
+        </w:rPr>
+      </w:pPr>
+      <w:r>
+        <w:rPr>
+          <w:rFonts w:cstheme="minorHAnsi"/>
+          <w:sz w:val="20"/>
+          <w:szCs w:val="20"/>
+        </w:rPr>
+        <w:t xml:space="preserve">    </w:t>
+      </w:r>
+      <w:proofErr w:type="spellStart"/>
+      <w:r>
+        <w:rPr>
+          <w:rFonts w:cstheme="minorHAnsi"/>
+          <w:sz w:val="20"/>
+          <w:szCs w:val="20"/>
+        </w:rPr>
+        <w:t>b.account_type</w:t>
+      </w:r>
+      <w:proofErr w:type="spellEnd"/>
+      <w:r>
+        <w:rPr>
+          <w:rFonts w:cstheme="minorHAnsi"/>
+          <w:sz w:val="20"/>
+          <w:szCs w:val="20"/>
+        </w:rPr>
+        <w:t>,</w:t>
+      </w:r>
+    </w:p>
+    <w:p>
+      <w:pPr>
+        <w:spacing w:after="0" w:line="240" w:lineRule="auto"/>
+        <w:rPr>
+          <w:rFonts w:cstheme="minorHAnsi"/>
+          <w:sz w:val="20"/>
+          <w:szCs w:val="20"/>
+        </w:rPr>
+      </w:pPr>
+      <w:r>
+        <w:rPr>
+          <w:rFonts w:cstheme="minorHAnsi"/>
+          <w:sz w:val="20"/>
+          <w:szCs w:val="20"/>
+        </w:rPr>
+        <w:t xml:space="preserve">    </w:t>
+      </w:r>
+      <w:proofErr w:type="spellStart"/>
+      <w:r>
+        <w:rPr>
+          <w:rFonts w:cstheme="minorHAnsi"/>
+          <w:sz w:val="20"/>
+          <w:szCs w:val="20"/>
+        </w:rPr>
+        <w:t>t.transaction_id</w:t>
+      </w:r>
+      <w:proofErr w:type="spellEnd"/>
+      <w:r>
+        <w:rPr>
+          <w:rFonts w:cstheme="minorHAnsi"/>
+          <w:sz w:val="20"/>
+          <w:szCs w:val="20"/>
+        </w:rPr>
+        <w:t>,</w:t>
+      </w:r>
+    </w:p>
+    <w:p>
+      <w:pPr>
+        <w:spacing w:after="0" w:line="240" w:lineRule="auto"/>
+        <w:rPr>
+          <w:rFonts w:cstheme="minorHAnsi"/>
+          <w:sz w:val="20"/>
+          <w:szCs w:val="20"/>
+        </w:rPr>
+      </w:pPr>
+      <w:r>
+        <w:rPr>
+          <w:rFonts w:cstheme="minorHAnsi"/>
+          <w:sz w:val="20"/>
+          <w:szCs w:val="20"/>
+        </w:rPr>
+        <w:t xml:space="preserve">    </w:t>
+      </w:r>
+      <w:proofErr w:type="spellStart"/>
+      <w:r>
+        <w:rPr>
+          <w:rFonts w:cstheme="minorHAnsi"/>
+          <w:sz w:val="20"/>
+          <w:szCs w:val="20"/>
+        </w:rPr>
+        <w:t>t.amount</w:t>
+      </w:r>
+      <w:proofErr w:type="spellEnd"/>
+      <w:r>
+        <w:rPr>
+          <w:rFonts w:cstheme="minorHAnsi"/>
+          <w:sz w:val="20"/>
+          <w:szCs w:val="20"/>
+        </w:rPr>
+        <w:t>,</w:t>
+      </w:r>
+    </w:p>
+    <w:p>
+      <w:pPr>
+        <w:spacing w:after="0" w:line="240" w:lineRule="auto"/>
+        <w:rPr>
+          <w:rFonts w:cstheme="minorHAnsi"/>
+          <w:sz w:val="20"/>
+          <w:szCs w:val="20"/>
+        </w:rPr>
+      </w:pPr>
+      <w:r>
+        <w:rPr>
+          <w:rFonts w:cstheme="minorHAnsi"/>
+          <w:sz w:val="20"/>
+          <w:szCs w:val="20"/>
+        </w:rPr>
+        <w:t xml:space="preserve">    </w:t>
+      </w:r>
+      <w:proofErr w:type="spellStart"/>
+      <w:r>
+        <w:rPr>
+          <w:rFonts w:cstheme="minorHAnsi"/>
+          <w:sz w:val="20"/>
+          <w:szCs w:val="20"/>
+        </w:rPr>
+        <w:t>t.txn_date</w:t>
+      </w:r>
+      <w:proofErr w:type="spellEnd"/>
+      <w:r>
+        <w:rPr>
+          <w:rFonts w:cstheme="minorHAnsi"/>
+          <w:sz w:val="20"/>
+          <w:szCs w:val="20"/>
+        </w:rPr>
+        <w:t>,</w:t>
+      </w:r>
+    </w:p>
+    <w:p>
+      <w:pPr>
+        <w:spacing w:after="0" w:line="240" w:lineRule="auto"/>
+        <w:rPr>
+          <w:rFonts w:cstheme="minorHAnsi"/>
+          <w:sz w:val="20"/>
+          <w:szCs w:val="20"/>
+        </w:rPr>
+      </w:pPr>
+      <w:r>
+        <w:rPr>
+          <w:rFonts w:cstheme="minorHAnsi"/>
+          <w:sz w:val="20"/>
+          <w:szCs w:val="20"/>
+        </w:rPr>
+        <w:t xml:space="preserve">    </w:t>
+      </w:r>
+      <w:proofErr w:type="spellStart"/>
+      <w:r>
+        <w:rPr>
+          <w:rFonts w:cstheme="minorHAnsi"/>
+          <w:sz w:val="20"/>
+          <w:szCs w:val="20"/>
+        </w:rPr>
+        <w:t>t.txn_type</w:t>
+      </w:r>
+      <w:proofErr w:type="spellEnd"/>
+    </w:p>
+    <w:p>
+      <w:pPr>
+        <w:spacing w:after="0" w:line="240" w:lineRule="auto"/>
+        <w:rPr>
+          <w:rFonts w:cstheme="minorHAnsi"/>
+          <w:sz w:val="20"/>
+          <w:szCs w:val="20"/>
+        </w:rPr>
+      </w:pPr>
+      <w:r>
+        <w:rPr>
+          <w:rFonts w:cstheme="minorHAnsi"/>
+          <w:sz w:val="20"/>
+          <w:szCs w:val="20"/>
+        </w:rPr>
+        <w:t xml:space="preserve">FROM </w:t>
+      </w:r>
+      <w:proofErr w:type="spellStart"/>
+      <w:r>
+        <w:rPr>
+          <w:rFonts w:cstheme="minorHAnsi"/>
+          <w:sz w:val="20"/>
+          <w:szCs w:val="20"/>
+        </w:rPr>
+        <w:t>bank_accounts</w:t>
+      </w:r>
+      <w:proofErr w:type="spellEnd"/>
+      <w:r>
+        <w:rPr>
+          <w:rFonts w:cstheme="minorHAnsi"/>
+          <w:sz w:val="20"/>
+          <w:szCs w:val="20"/>
+        </w:rPr>
+        <w:t xml:space="preserve"> b</w:t>
+      </w:r>
+    </w:p>
+    <w:p>
+      <w:pPr>
+        <w:spacing w:after="0" w:line="240" w:lineRule="auto"/>
+        <w:rPr>
+          <w:rFonts w:cstheme="minorHAnsi"/>
+          <w:sz w:val="20"/>
+          <w:szCs w:val="20"/>
+        </w:rPr>
+      </w:pPr>
+      <w:r>
+        <w:rPr>
+          <w:rFonts w:cstheme="minorHAnsi"/>
+          <w:sz w:val="20"/>
+          <w:szCs w:val="20"/>
+        </w:rPr>
+        <w:t>LEFT JOIN transactions t</w:t>
+      </w:r>
+    </w:p>
+    <w:p>
+      <w:pPr>
+        <w:spacing w:after="0" w:line="240" w:lineRule="auto"/>
+        <w:rPr>
+          <w:rFonts w:cstheme="minorHAnsi"/>
+          <w:sz w:val="20"/>
+          <w:szCs w:val="20"/>
+        </w:rPr>
+      </w:pPr>
+      <w:r>
+        <w:rPr>
+          <w:rFonts w:cstheme="minorHAnsi"/>
+          <w:sz w:val="20"/>
+          <w:szCs w:val="20"/>
+        </w:rPr>
+        <w:t xml:space="preserve">    ON </w:t>
+      </w:r>
+      <w:proofErr w:type="spellStart"/>
+      <w:r>
+        <w:rPr>
+          <w:rFonts w:cstheme="minorHAnsi"/>
+          <w:sz w:val="20"/>
+          <w:szCs w:val="20"/>
+        </w:rPr>
+        <w:t>b.account_no</w:t>
+      </w:r>
+      <w:proofErr w:type="spellEnd"/>
+      <w:r>
+        <w:rPr>
+          <w:rFonts w:cstheme="minorHAnsi"/>
+          <w:sz w:val="20"/>
+          <w:szCs w:val="20"/>
+        </w:rPr>
+        <w:t xml:space="preserve"> = </w:t>
+      </w:r>
+      <w:proofErr w:type="spellStart"/>
+      <w:r>
+        <w:rPr>
+          <w:rFonts w:cstheme="minorHAnsi"/>
+          <w:sz w:val="20"/>
+          <w:szCs w:val="20"/>
+        </w:rPr>
+        <w:t>t.account_no</w:t>
+      </w:r>
+      <w:proofErr w:type="spellEnd"/>
+      <w:r>
+        <w:rPr>
+          <w:rFonts w:cstheme="minorHAnsi"/>
+          <w:sz w:val="20"/>
+          <w:szCs w:val="20"/>
+        </w:rPr>
+        <w:t>;</w:t>
+      </w:r>
+    </w:p>
+    <w:p>
+      <w:pPr>
+        <w:spacing w:after="0" w:line="240" w:lineRule="auto"/>
+        <w:rPr>
+          <w:rFonts w:cstheme="minorHAnsi"/>
+          <w:sz w:val="20"/>
+          <w:szCs w:val="20"/>
+        </w:rPr>
+      </w:pPr>
+    </w:p>
+    <w:p>
+      <w:pPr>
         <w:pStyle w:val="ListParagraph"/>
         <w:numPr>
           <w:ilvl w:val="0"/>
@@ -283,6 +2914,332 @@
           <w:szCs w:val="20"/>
         </w:rPr>
       </w:pPr>
+      <w:r>
+        <w:rPr>
+          <w:rFonts w:cstheme="minorHAnsi"/>
+          <w:sz w:val="20"/>
+          <w:szCs w:val="20"/>
+        </w:rPr>
+        <w:t xml:space="preserve">SELECT </w:t>
+      </w:r>
+    </w:p>
+    <w:p>
+      <w:pPr>
+        <w:spacing w:after="0" w:line="240" w:lineRule="auto"/>
+        <w:rPr>
+          <w:rFonts w:cstheme="minorHAnsi"/>
+          <w:sz w:val="20"/>
+          <w:szCs w:val="20"/>
+        </w:rPr>
+      </w:pPr>
+      <w:r>
+        <w:rPr>
+          <w:rFonts w:cstheme="minorHAnsi"/>
+          <w:sz w:val="20"/>
+          <w:szCs w:val="20"/>
+        </w:rPr>
+        <w:t xml:space="preserve">    </w:t>
+      </w:r>
+      <w:proofErr w:type="spellStart"/>
+      <w:r>
+        <w:rPr>
+          <w:rFonts w:cstheme="minorHAnsi"/>
+          <w:sz w:val="20"/>
+          <w:szCs w:val="20"/>
+        </w:rPr>
+        <w:t>s.student_id</w:t>
+      </w:r>
+      <w:proofErr w:type="spellEnd"/>
+      <w:r>
+        <w:rPr>
+          <w:rFonts w:cstheme="minorHAnsi"/>
+          <w:sz w:val="20"/>
+          <w:szCs w:val="20"/>
+        </w:rPr>
+        <w:t>,</w:t>
+      </w:r>
+    </w:p>
+    <w:p>
+      <w:pPr>
+        <w:spacing w:after="0" w:line="240" w:lineRule="auto"/>
+        <w:rPr>
+          <w:rFonts w:cstheme="minorHAnsi"/>
+          <w:sz w:val="20"/>
+          <w:szCs w:val="20"/>
+        </w:rPr>
+      </w:pPr>
+      <w:r>
+        <w:rPr>
+          <w:rFonts w:cstheme="minorHAnsi"/>
+          <w:sz w:val="20"/>
+          <w:szCs w:val="20"/>
+        </w:rPr>
+        <w:t xml:space="preserve">    </w:t>
+      </w:r>
+      <w:proofErr w:type="spellStart"/>
+      <w:r>
+        <w:rPr>
+          <w:rFonts w:cstheme="minorHAnsi"/>
+          <w:sz w:val="20"/>
+          <w:szCs w:val="20"/>
+        </w:rPr>
+        <w:t>s.student_name</w:t>
+      </w:r>
+      <w:proofErr w:type="spellEnd"/>
+      <w:r>
+        <w:rPr>
+          <w:rFonts w:cstheme="minorHAnsi"/>
+          <w:sz w:val="20"/>
+          <w:szCs w:val="20"/>
+        </w:rPr>
+        <w:t>,</w:t>
+      </w:r>
+    </w:p>
+    <w:p>
+      <w:pPr>
+        <w:spacing w:after="0" w:line="240" w:lineRule="auto"/>
+        <w:rPr>
+          <w:rFonts w:cstheme="minorHAnsi"/>
+          <w:sz w:val="20"/>
+          <w:szCs w:val="20"/>
+        </w:rPr>
+      </w:pPr>
+      <w:r>
+        <w:rPr>
+          <w:rFonts w:cstheme="minorHAnsi"/>
+          <w:sz w:val="20"/>
+          <w:szCs w:val="20"/>
+        </w:rPr>
+        <w:t xml:space="preserve">    </w:t>
+      </w:r>
+      <w:proofErr w:type="spellStart"/>
+      <w:r>
+        <w:rPr>
+          <w:rFonts w:cstheme="minorHAnsi"/>
+          <w:sz w:val="20"/>
+          <w:szCs w:val="20"/>
+        </w:rPr>
+        <w:t>s.class</w:t>
+      </w:r>
+      <w:proofErr w:type="spellEnd"/>
+      <w:r>
+        <w:rPr>
+          <w:rFonts w:cstheme="minorHAnsi"/>
+          <w:sz w:val="20"/>
+          <w:szCs w:val="20"/>
+        </w:rPr>
+        <w:t>,</w:t>
+      </w:r>
+    </w:p>
+    <w:p>
+      <w:pPr>
+        <w:spacing w:after="0" w:line="240" w:lineRule="auto"/>
+        <w:rPr>
+          <w:rFonts w:cstheme="minorHAnsi"/>
+          <w:sz w:val="20"/>
+          <w:szCs w:val="20"/>
+        </w:rPr>
+      </w:pPr>
+      <w:r>
+        <w:rPr>
+          <w:rFonts w:cstheme="minorHAnsi"/>
+          <w:sz w:val="20"/>
+          <w:szCs w:val="20"/>
+        </w:rPr>
+        <w:t xml:space="preserve">    </w:t>
+      </w:r>
+      <w:proofErr w:type="spellStart"/>
+      <w:r>
+        <w:rPr>
+          <w:rFonts w:cstheme="minorHAnsi"/>
+          <w:sz w:val="20"/>
+          <w:szCs w:val="20"/>
+        </w:rPr>
+        <w:t>sc.scholarship_id</w:t>
+      </w:r>
+      <w:proofErr w:type="spellEnd"/>
+      <w:r>
+        <w:rPr>
+          <w:rFonts w:cstheme="minorHAnsi"/>
+          <w:sz w:val="20"/>
+          <w:szCs w:val="20"/>
+        </w:rPr>
+        <w:t>,</w:t>
+      </w:r>
+    </w:p>
+    <w:p>
+      <w:pPr>
+        <w:spacing w:after="0" w:line="240" w:lineRule="auto"/>
+        <w:rPr>
+          <w:rFonts w:cstheme="minorHAnsi"/>
+          <w:sz w:val="20"/>
+          <w:szCs w:val="20"/>
+        </w:rPr>
+      </w:pPr>
+      <w:r>
+        <w:rPr>
+          <w:rFonts w:cstheme="minorHAnsi"/>
+          <w:sz w:val="20"/>
+          <w:szCs w:val="20"/>
+        </w:rPr>
+        <w:t xml:space="preserve">    </w:t>
+      </w:r>
+      <w:proofErr w:type="spellStart"/>
+      <w:r>
+        <w:rPr>
+          <w:rFonts w:cstheme="minorHAnsi"/>
+          <w:sz w:val="20"/>
+          <w:szCs w:val="20"/>
+        </w:rPr>
+        <w:t>sc.amount</w:t>
+      </w:r>
+      <w:proofErr w:type="spellEnd"/>
+      <w:r>
+        <w:rPr>
+          <w:rFonts w:cstheme="minorHAnsi"/>
+          <w:sz w:val="20"/>
+          <w:szCs w:val="20"/>
+        </w:rPr>
+        <w:t>,</w:t>
+      </w:r>
+    </w:p>
+    <w:p>
+      <w:pPr>
+        <w:spacing w:after="0" w:line="240" w:lineRule="auto"/>
+        <w:rPr>
+          <w:rFonts w:cstheme="minorHAnsi"/>
+          <w:sz w:val="20"/>
+          <w:szCs w:val="20"/>
+        </w:rPr>
+      </w:pPr>
+      <w:r>
+        <w:rPr>
+          <w:rFonts w:cstheme="minorHAnsi"/>
+          <w:sz w:val="20"/>
+          <w:szCs w:val="20"/>
+        </w:rPr>
+        <w:t xml:space="preserve">    </w:t>
+      </w:r>
+      <w:proofErr w:type="spellStart"/>
+      <w:r>
+        <w:rPr>
+          <w:rFonts w:cstheme="minorHAnsi"/>
+          <w:sz w:val="20"/>
+          <w:szCs w:val="20"/>
+        </w:rPr>
+        <w:t>sc.type</w:t>
+      </w:r>
+      <w:proofErr w:type="spellEnd"/>
+    </w:p>
+    <w:p>
+      <w:pPr>
+        <w:spacing w:after="0" w:line="240" w:lineRule="auto"/>
+        <w:rPr>
+          <w:rFonts w:cstheme="minorHAnsi"/>
+          <w:sz w:val="20"/>
+          <w:szCs w:val="20"/>
+        </w:rPr>
+      </w:pPr>
+      <w:r>
+        <w:rPr>
+          <w:rFonts w:cstheme="minorHAnsi"/>
+          <w:sz w:val="20"/>
+          <w:szCs w:val="20"/>
+        </w:rPr>
+        <w:t>FROM students s</w:t>
+      </w:r>
+    </w:p>
+    <w:p>
+      <w:pPr>
+        <w:spacing w:after="0" w:line="240" w:lineRule="auto"/>
+        <w:rPr>
+          <w:rFonts w:cstheme="minorHAnsi"/>
+          <w:sz w:val="20"/>
+          <w:szCs w:val="20"/>
+        </w:rPr>
+      </w:pPr>
+      <w:r>
+        <w:rPr>
+          <w:rFonts w:cstheme="minorHAnsi"/>
+          <w:sz w:val="20"/>
+          <w:szCs w:val="20"/>
+        </w:rPr>
+        <w:t xml:space="preserve">LEFT JOIN scholarships </w:t>
+      </w:r>
+      <w:proofErr w:type="spellStart"/>
+      <w:r>
+        <w:rPr>
+          <w:rFonts w:cstheme="minorHAnsi"/>
+          <w:sz w:val="20"/>
+          <w:szCs w:val="20"/>
+        </w:rPr>
+        <w:t>sc</w:t>
+      </w:r>
+      <w:proofErr w:type="spellEnd"/>
+    </w:p>
+    <w:p>
+      <w:pPr>
+        <w:spacing w:after="0" w:line="240" w:lineRule="auto"/>
+        <w:rPr>
+          <w:rFonts w:cstheme="minorHAnsi"/>
+          <w:sz w:val="20"/>
+          <w:szCs w:val="20"/>
+        </w:rPr>
+      </w:pPr>
+      <w:r>
+        <w:rPr>
+          <w:rFonts w:cstheme="minorHAnsi"/>
+          <w:sz w:val="20"/>
+          <w:szCs w:val="20"/>
+        </w:rPr>
+        <w:t xml:space="preserve">    ON </w:t>
+      </w:r>
+      <w:proofErr w:type="spellStart"/>
+      <w:r>
+        <w:rPr>
+          <w:rFonts w:cstheme="minorHAnsi"/>
+          <w:sz w:val="20"/>
+          <w:szCs w:val="20"/>
+        </w:rPr>
+        <w:t>s.student_id</w:t>
+      </w:r>
+      <w:proofErr w:type="spellEnd"/>
+      <w:r>
+        <w:rPr>
+          <w:rFonts w:cstheme="minorHAnsi"/>
+          <w:sz w:val="20"/>
+          <w:szCs w:val="20"/>
+        </w:rPr>
+        <w:t xml:space="preserve"> = </w:t>
+      </w:r>
+      <w:proofErr w:type="spellStart"/>
+      <w:r>
+        <w:rPr>
+          <w:rFonts w:cstheme="minorHAnsi"/>
+          <w:sz w:val="20"/>
+          <w:szCs w:val="20"/>
+        </w:rPr>
+        <w:t>sc.student_id</w:t>
+      </w:r>
+      <w:proofErr w:type="spellEnd"/>
+      <w:r>
+        <w:rPr>
+          <w:rFonts w:cstheme="minorHAnsi"/>
+          <w:sz w:val="20"/>
+          <w:szCs w:val="20"/>
+        </w:rPr>
+        <w:t>;</w:t>
+      </w:r>
+    </w:p>
+    <w:p>
+      <w:pPr>
+        <w:spacing w:after="0" w:line="240" w:lineRule="auto"/>
+        <w:rPr>
+          <w:rFonts w:cstheme="minorHAnsi"/>
+          <w:sz w:val="20"/>
+          <w:szCs w:val="20"/>
+        </w:rPr>
+      </w:pPr>
     </w:p>
     <w:p>
       <w:pPr>
@@ -395,7 +3352,79 @@
           <w:sz w:val="20"/>
           <w:szCs w:val="20"/>
         </w:rPr>
-        <w:t xml:space="preserve"> transfer_funds(p_from_acc, p_to_acc, p_amount)</w:t>
+        <w:t xml:space="preserve"> </w:t>
+      </w:r>
+      <w:proofErr w:type="spellStart"/>
+      <w:r>
+        <w:rPr>
+          <w:rFonts w:cstheme="minorHAnsi"/>
+          <w:sz w:val="20"/>
+          <w:szCs w:val="20"/>
+        </w:rPr>
+        <w:t>transfer_funds</w:t>
+      </w:r>
+      <w:proofErr w:type="spellEnd"/>
+      <w:r>
+        <w:rPr>
+          <w:rFonts w:cstheme="minorHAnsi"/>
+          <w:sz w:val="20"/>
+          <w:szCs w:val="20"/>
+        </w:rPr>
+        <w:t>(</w:t>
+      </w:r>
+      <w:proofErr w:type="spellStart"/>
+      <w:r>
+        <w:rPr>
+          <w:rFonts w:cstheme="minorHAnsi"/>
+          <w:sz w:val="20"/>
+          <w:szCs w:val="20"/>
+        </w:rPr>
+        <w:t>p_from_acc</w:t>
+      </w:r>
+      <w:proofErr w:type="spellEnd"/>
+      <w:r>
+        <w:rPr>
+          <w:rFonts w:cstheme="minorHAnsi"/>
+          <w:sz w:val="20"/>
+          <w:szCs w:val="20"/>
+        </w:rPr>
+        <w:t xml:space="preserve">, </w:t>
+      </w:r>
+      <w:proofErr w:type="spellStart"/>
+      <w:r>
+        <w:rPr>
+          <w:rFonts w:cstheme="minorHAnsi"/>
+          <w:sz w:val="20"/>
+          <w:szCs w:val="20"/>
+        </w:rPr>
+        <w:t>p_to_acc</w:t>
+      </w:r>
+      <w:proofErr w:type="spellEnd"/>
+      <w:r>
+        <w:rPr>
+          <w:rFonts w:cstheme="minorHAnsi"/>
+          <w:sz w:val="20"/>
+          <w:szCs w:val="20"/>
+        </w:rPr>
+        <w:t xml:space="preserve">, </w:t>
+      </w:r>
+      <w:proofErr w:type="spellStart"/>
+      <w:r>
+        <w:rPr>
+          <w:rFonts w:cstheme="minorHAnsi"/>
+          <w:sz w:val="20"/>
+          <w:szCs w:val="20"/>
+        </w:rPr>
+        <w:t>p_amount</w:t>
+      </w:r>
+      <w:proofErr w:type="spellEnd"/>
+      <w:r>
+        <w:rPr>
+          <w:rFonts w:cstheme="minorHAnsi"/>
+          <w:sz w:val="20"/>
+          <w:szCs w:val="20"/>
+        </w:rPr>
+        <w:t>)</w:t>
       </w:r>
     </w:p>
     <w:p>
@@ -485,7 +3514,25 @@
           <w:sz w:val="20"/>
           <w:szCs w:val="20"/>
         </w:rPr>
-        <w:t>Insert a log entry into transaction_history.</w:t>
+        <w:t xml:space="preserve">Insert a log entry into </w:t>
+      </w:r>
+      <w:proofErr w:type="spellStart"/>
+      <w:r>
+        <w:rPr>
+          <w:rFonts w:cstheme="minorHAnsi"/>
+          <w:sz w:val="20"/>
+          <w:szCs w:val="20"/>
+        </w:rPr>
+        <w:t>transaction_history</w:t>
+      </w:r>
+      <w:proofErr w:type="spellEnd"/>
+      <w:r>
+        <w:rPr>
+          <w:rFonts w:cstheme="minorHAnsi"/>
+          <w:sz w:val="20"/>
+          <w:szCs w:val="20"/>
+        </w:rPr>
+        <w:t>.</w:t>
       </w:r>
     </w:p>
     <w:p>
@@ -552,7 +3599,43 @@
           <w:sz w:val="20"/>
           <w:szCs w:val="20"/>
         </w:rPr>
-        <w:t>CREATE TABLE accounts (acc_no INT PRIMARY KEY, cust_name VARCHAR(50), balance INT);</w:t>
+        <w:t>CREATE TABLE accounts (</w:t>
+      </w:r>
+      <w:proofErr w:type="spellStart"/>
+      <w:r>
+        <w:rPr>
+          <w:rFonts w:cstheme="minorHAnsi"/>
+          <w:sz w:val="20"/>
+          <w:szCs w:val="20"/>
+        </w:rPr>
+        <w:t>acc_no</w:t>
+      </w:r>
+      <w:proofErr w:type="spellEnd"/>
+      <w:r>
+        <w:rPr>
+          <w:rFonts w:cstheme="minorHAnsi"/>
+          <w:sz w:val="20"/>
+          <w:szCs w:val="20"/>
+        </w:rPr>
+        <w:t xml:space="preserve"> INT PRIMARY KEY, </w:t>
+      </w:r>
+      <w:proofErr w:type="spellStart"/>
+      <w:r>
+        <w:rPr>
+          <w:rFonts w:cstheme="minorHAnsi"/>
+          <w:sz w:val="20"/>
+          <w:szCs w:val="20"/>
+        </w:rPr>
+        <w:t>cust_name</w:t>
+      </w:r>
+      <w:proofErr w:type="spellEnd"/>
+      <w:r>
+        <w:rPr>
+          <w:rFonts w:cstheme="minorHAnsi"/>
+          <w:sz w:val="20"/>
+          <w:szCs w:val="20"/>
+        </w:rPr>
+        <w:t xml:space="preserve"> VARCHAR(50), balance INT);</w:t>
       </w:r>
     </w:p>
     <w:p>
@@ -586,7 +3669,79 @@
           <w:sz w:val="20"/>
           <w:szCs w:val="20"/>
         </w:rPr>
-        <w:t>CREATE TABLE transaction_history (txn_id INT AUTO_INCREMENT PRIMARY KEY, from_acc INT, to_acc INT, amount INT,</w:t>
+        <w:t xml:space="preserve">CREATE TABLE </w:t>
+      </w:r>
+      <w:proofErr w:type="spellStart"/>
+      <w:r>
+        <w:rPr>
+          <w:rFonts w:cstheme="minorHAnsi"/>
+          <w:sz w:val="20"/>
+          <w:szCs w:val="20"/>
+        </w:rPr>
+        <w:t>transaction_history</w:t>
+      </w:r>
+      <w:proofErr w:type="spellEnd"/>
+      <w:r>
+        <w:rPr>
+          <w:rFonts w:cstheme="minorHAnsi"/>
+          <w:sz w:val="20"/>
+          <w:szCs w:val="20"/>
+        </w:rPr>
+        <w:t xml:space="preserve"> (</w:t>
+      </w:r>
+      <w:proofErr w:type="spellStart"/>
+      <w:r>
+        <w:rPr>
+          <w:rFonts w:cstheme="minorHAnsi"/>
+          <w:sz w:val="20"/>
+          <w:szCs w:val="20"/>
+        </w:rPr>
+        <w:t>txn_id</w:t>
+      </w:r>
+      <w:proofErr w:type="spellEnd"/>
+      <w:r>
+        <w:rPr>
+          <w:rFonts w:cstheme="minorHAnsi"/>
+          <w:sz w:val="20"/>
+          <w:szCs w:val="20"/>
+        </w:rPr>
+        <w:t xml:space="preserve"> INT AUTO_INCREMENT PRIMARY KEY, </w:t>
+      </w:r>
+      <w:proofErr w:type="spellStart"/>
+      <w:r>
+        <w:rPr>
+          <w:rFonts w:cstheme="minorHAnsi"/>
+          <w:sz w:val="20"/>
+          <w:szCs w:val="20"/>
+        </w:rPr>
+        <w:t>from_acc</w:t>
+      </w:r>
+      <w:proofErr w:type="spellEnd"/>
+      <w:r>
+        <w:rPr>
+          <w:rFonts w:cstheme="minorHAnsi"/>
+          <w:sz w:val="20"/>
+          <w:szCs w:val="20"/>
+        </w:rPr>
+        <w:t xml:space="preserve"> INT, </w:t>
+      </w:r>
+      <w:proofErr w:type="spellStart"/>
+      <w:r>
+        <w:rPr>
+          <w:rFonts w:cstheme="minorHAnsi"/>
+          <w:sz w:val="20"/>
+          <w:szCs w:val="20"/>
+        </w:rPr>
+        <w:t>to_acc</w:t>
+      </w:r>
+      <w:proofErr w:type="spellEnd"/>
+      <w:r>
+        <w:rPr>
+          <w:rFonts w:cstheme="minorHAnsi"/>
+          <w:sz w:val="20"/>
+          <w:szCs w:val="20"/>
+        </w:rPr>
+        <w:t xml:space="preserve"> INT, amount INT,</w:t>
       </w:r>
       <w:r>
         <w:rPr>
@@ -596,13 +3751,23 @@
         </w:rPr>
         <w:t xml:space="preserve"> </w:t>
       </w:r>
-      <w:r>
-        <w:rPr>
-          <w:rFonts w:cstheme="minorHAnsi"/>
-          <w:sz w:val="20"/>
-          <w:szCs w:val="20"/>
-        </w:rPr>
-        <w:t xml:space="preserve">txn_date DATE DEFAULT </w:t>
+      <w:proofErr w:type="spellStart"/>
+      <w:r>
+        <w:rPr>
+          <w:rFonts w:cstheme="minorHAnsi"/>
+          <w:sz w:val="20"/>
+          <w:szCs w:val="20"/>
+        </w:rPr>
+        <w:t>txn_date</w:t>
+      </w:r>
+      <w:proofErr w:type="spellEnd"/>
+      <w:r>
+        <w:rPr>
+          <w:rFonts w:cstheme="minorHAnsi"/>
+          <w:sz w:val="20"/>
+          <w:szCs w:val="20"/>
+        </w:rPr>
+        <w:t xml:space="preserve"> DATE DEFAULT </w:t>
       </w:r>
       <w:r>
         <w:rPr>
@@ -703,7 +3868,79 @@
           <w:sz w:val="20"/>
           <w:szCs w:val="20"/>
         </w:rPr>
-        <w:t xml:space="preserve"> place_order(p_customer_id, p_product_id, p_qty)</w:t>
+        <w:t xml:space="preserve"> </w:t>
+      </w:r>
+      <w:proofErr w:type="spellStart"/>
+      <w:r>
+        <w:rPr>
+          <w:rFonts w:cstheme="minorHAnsi"/>
+          <w:sz w:val="20"/>
+          <w:szCs w:val="20"/>
+        </w:rPr>
+        <w:t>place_order</w:t>
+      </w:r>
+      <w:proofErr w:type="spellEnd"/>
+      <w:r>
+        <w:rPr>
+          <w:rFonts w:cstheme="minorHAnsi"/>
+          <w:sz w:val="20"/>
+          <w:szCs w:val="20"/>
+        </w:rPr>
+        <w:t>(</w:t>
+      </w:r>
+      <w:proofErr w:type="spellStart"/>
+      <w:r>
+        <w:rPr>
+          <w:rFonts w:cstheme="minorHAnsi"/>
+          <w:sz w:val="20"/>
+          <w:szCs w:val="20"/>
+        </w:rPr>
+        <w:t>p_customer_id</w:t>
+      </w:r>
+      <w:proofErr w:type="spellEnd"/>
+      <w:r>
+        <w:rPr>
+          <w:rFonts w:cstheme="minorHAnsi"/>
+          <w:sz w:val="20"/>
+          <w:szCs w:val="20"/>
+        </w:rPr>
+        <w:t xml:space="preserve">, </w:t>
+      </w:r>
+      <w:proofErr w:type="spellStart"/>
+      <w:r>
+        <w:rPr>
+          <w:rFonts w:cstheme="minorHAnsi"/>
+          <w:sz w:val="20"/>
+          <w:szCs w:val="20"/>
+        </w:rPr>
+        <w:t>p_product_id</w:t>
+      </w:r>
+      <w:proofErr w:type="spellEnd"/>
+      <w:r>
+        <w:rPr>
+          <w:rFonts w:cstheme="minorHAnsi"/>
+          <w:sz w:val="20"/>
+          <w:szCs w:val="20"/>
+        </w:rPr>
+        <w:t xml:space="preserve">, </w:t>
+      </w:r>
+      <w:proofErr w:type="spellStart"/>
+      <w:r>
+        <w:rPr>
+          <w:rFonts w:cstheme="minorHAnsi"/>
+          <w:sz w:val="20"/>
+          <w:szCs w:val="20"/>
+        </w:rPr>
+        <w:t>p_qty</w:t>
+      </w:r>
+      <w:proofErr w:type="spellEnd"/>
+      <w:r>
+        <w:rPr>
+          <w:rFonts w:cstheme="minorHAnsi"/>
+          <w:sz w:val="20"/>
+          <w:szCs w:val="20"/>
+        </w:rPr>
+        <w:t>)</w:t>
       </w:r>
     </w:p>
     <w:p>
@@ -725,6 +3962,7 @@
           <w:sz w:val="20"/>
           <w:szCs w:val="20"/>
         </w:rPr>
+        <w:lastRenderedPageBreak/>
         <w:t>Check if stock is available.</w:t>
       </w:r>
     </w:p>
@@ -850,7 +4088,25 @@
           <w:sz w:val="20"/>
           <w:szCs w:val="20"/>
         </w:rPr>
-        <w:t xml:space="preserve">CREATE TABLE products (product_id </w:t>
+        <w:t>CREATE TABLE products (</w:t>
+      </w:r>
+      <w:proofErr w:type="spellStart"/>
+      <w:r>
+        <w:rPr>
+          <w:rFonts w:cstheme="minorHAnsi"/>
+          <w:sz w:val="20"/>
+          <w:szCs w:val="20"/>
+        </w:rPr>
+        <w:t>product_id</w:t>
+      </w:r>
+      <w:proofErr w:type="spellEnd"/>
+      <w:r>
+        <w:rPr>
+          <w:rFonts w:cstheme="minorHAnsi"/>
+          <w:sz w:val="20"/>
+          <w:szCs w:val="20"/>
+        </w:rPr>
+        <w:t xml:space="preserve"> </w:t>
       </w:r>
       <w:r>
         <w:rPr>
@@ -876,31 +4132,23 @@
         </w:rPr>
         <w:t xml:space="preserve"> </w:t>
       </w:r>
-      <w:r>
-        <w:rPr>
-          <w:rFonts w:cstheme="minorHAnsi"/>
-          <w:sz w:val="20"/>
-          <w:szCs w:val="20"/>
-        </w:rPr>
-        <w:t xml:space="preserve">product_name </w:t>
-      </w:r>
-      <w:proofErr w:type="gramStart"/>
-      <w:r>
-        <w:rPr>
-          <w:rFonts w:cstheme="minorHAnsi"/>
-          <w:sz w:val="20"/>
-          <w:szCs w:val="20"/>
-        </w:rPr>
-        <w:t>VARCHAR(</w:t>
-      </w:r>
-      <w:proofErr w:type="gramEnd"/>
-      <w:r>
-        <w:rPr>
-          <w:rFonts w:cstheme="minorHAnsi"/>
-          <w:sz w:val="20"/>
-          <w:szCs w:val="20"/>
-        </w:rPr>
-        <w:t>50),</w:t>
+      <w:proofErr w:type="spellStart"/>
+      <w:r>
+        <w:rPr>
+          <w:rFonts w:cstheme="minorHAnsi"/>
+          <w:sz w:val="20"/>
+          <w:szCs w:val="20"/>
+        </w:rPr>
+        <w:t>product_name</w:t>
+      </w:r>
+      <w:proofErr w:type="spellEnd"/>
+      <w:r>
+        <w:rPr>
+          <w:rFonts w:cstheme="minorHAnsi"/>
+          <w:sz w:val="20"/>
+          <w:szCs w:val="20"/>
+        </w:rPr>
+        <w:t xml:space="preserve"> VARCHAR(50),</w:t>
       </w:r>
       <w:r>
         <w:rPr>
@@ -998,7 +4246,25 @@
           <w:sz w:val="20"/>
           <w:szCs w:val="20"/>
         </w:rPr>
-        <w:t xml:space="preserve">CREATE TABLE orders (order_id </w:t>
+        <w:t>CREATE TABLE orders (</w:t>
+      </w:r>
+      <w:proofErr w:type="spellStart"/>
+      <w:r>
+        <w:rPr>
+          <w:rFonts w:cstheme="minorHAnsi"/>
+          <w:sz w:val="20"/>
+          <w:szCs w:val="20"/>
+        </w:rPr>
+        <w:t>order_id</w:t>
+      </w:r>
+      <w:proofErr w:type="spellEnd"/>
+      <w:r>
+        <w:rPr>
+          <w:rFonts w:cstheme="minorHAnsi"/>
+          <w:sz w:val="20"/>
+          <w:szCs w:val="20"/>
+        </w:rPr>
+        <w:t xml:space="preserve"> </w:t>
       </w:r>
       <w:r>
         <w:rPr>
@@ -1024,13 +4290,23 @@
         </w:rPr>
         <w:t xml:space="preserve"> </w:t>
       </w:r>
-      <w:r>
-        <w:rPr>
-          <w:rFonts w:cstheme="minorHAnsi"/>
-          <w:sz w:val="20"/>
-          <w:szCs w:val="20"/>
-        </w:rPr>
-        <w:t xml:space="preserve">customer_id </w:t>
+      <w:proofErr w:type="spellStart"/>
+      <w:r>
+        <w:rPr>
+          <w:rFonts w:cstheme="minorHAnsi"/>
+          <w:sz w:val="20"/>
+          <w:szCs w:val="20"/>
+        </w:rPr>
+        <w:t>customer_id</w:t>
+      </w:r>
+      <w:proofErr w:type="spellEnd"/>
+      <w:r>
+        <w:rPr>
+          <w:rFonts w:cstheme="minorHAnsi"/>
+          <w:sz w:val="20"/>
+          <w:szCs w:val="20"/>
+        </w:rPr>
+        <w:t xml:space="preserve"> </w:t>
       </w:r>
       <w:r>
         <w:rPr>
@@ -1056,13 +4332,23 @@
         </w:rPr>
         <w:t xml:space="preserve"> </w:t>
       </w:r>
-      <w:r>
-        <w:rPr>
-          <w:rFonts w:cstheme="minorHAnsi"/>
-          <w:sz w:val="20"/>
-          <w:szCs w:val="20"/>
-        </w:rPr>
-        <w:t xml:space="preserve">product_id </w:t>
+      <w:proofErr w:type="spellStart"/>
+      <w:r>
+        <w:rPr>
+          <w:rFonts w:cstheme="minorHAnsi"/>
+          <w:sz w:val="20"/>
+          <w:szCs w:val="20"/>
+        </w:rPr>
+        <w:t>product_id</w:t>
+      </w:r>
+      <w:proofErr w:type="spellEnd"/>
+      <w:r>
+        <w:rPr>
+          <w:rFonts w:cstheme="minorHAnsi"/>
+          <w:sz w:val="20"/>
+          <w:szCs w:val="20"/>
+        </w:rPr>
+        <w:t xml:space="preserve"> </w:t>
       </w:r>
       <w:r>
         <w:rPr>
@@ -1120,13 +4406,23 @@
         </w:rPr>
         <w:t xml:space="preserve"> </w:t>
       </w:r>
-      <w:r>
-        <w:rPr>
-          <w:rFonts w:cstheme="minorHAnsi"/>
-          <w:sz w:val="20"/>
-          <w:szCs w:val="20"/>
-        </w:rPr>
-        <w:t xml:space="preserve">total_price </w:t>
+      <w:proofErr w:type="spellStart"/>
+      <w:r>
+        <w:rPr>
+          <w:rFonts w:cstheme="minorHAnsi"/>
+          <w:sz w:val="20"/>
+          <w:szCs w:val="20"/>
+        </w:rPr>
+        <w:t>total_price</w:t>
+      </w:r>
+      <w:proofErr w:type="spellEnd"/>
+      <w:r>
+        <w:rPr>
+          <w:rFonts w:cstheme="minorHAnsi"/>
+          <w:sz w:val="20"/>
+          <w:szCs w:val="20"/>
+        </w:rPr>
+        <w:t xml:space="preserve"> </w:t>
       </w:r>
       <w:r>
         <w:rPr>
@@ -1136,31 +4432,41 @@
         </w:rPr>
         <w:t xml:space="preserve">INT, </w:t>
       </w:r>
-      <w:r>
-        <w:rPr>
-          <w:rFonts w:cstheme="minorHAnsi"/>
-          <w:sz w:val="20"/>
-          <w:szCs w:val="20"/>
-        </w:rPr>
-        <w:t xml:space="preserve">order_date DATE DEFAULT </w:t>
-      </w:r>
-      <w:proofErr w:type="gramStart"/>
-      <w:r>
-        <w:rPr>
-          <w:rFonts w:cstheme="minorHAnsi"/>
-          <w:sz w:val="20"/>
-          <w:szCs w:val="20"/>
-        </w:rPr>
-        <w:t>curdate(</w:t>
-      </w:r>
-      <w:proofErr w:type="gramEnd"/>
-      <w:r>
-        <w:rPr>
-          <w:rFonts w:cstheme="minorHAnsi"/>
-          <w:sz w:val="20"/>
-          <w:szCs w:val="20"/>
-        </w:rPr>
-        <w:t>)</w:t>
+      <w:proofErr w:type="spellStart"/>
+      <w:r>
+        <w:rPr>
+          <w:rFonts w:cstheme="minorHAnsi"/>
+          <w:sz w:val="20"/>
+          <w:szCs w:val="20"/>
+        </w:rPr>
+        <w:t>order_date</w:t>
+      </w:r>
+      <w:proofErr w:type="spellEnd"/>
+      <w:r>
+        <w:rPr>
+          <w:rFonts w:cstheme="minorHAnsi"/>
+          <w:sz w:val="20"/>
+          <w:szCs w:val="20"/>
+        </w:rPr>
+        <w:t xml:space="preserve"> DATE DEFAULT </w:t>
+      </w:r>
+      <w:proofErr w:type="spellStart"/>
+      <w:r>
+        <w:rPr>
+          <w:rFonts w:cstheme="minorHAnsi"/>
+          <w:sz w:val="20"/>
+          <w:szCs w:val="20"/>
+        </w:rPr>
+        <w:t>curdate</w:t>
+      </w:r>
+      <w:proofErr w:type="spellEnd"/>
+      <w:r>
+        <w:rPr>
+          <w:rFonts w:cstheme="minorHAnsi"/>
+          <w:sz w:val="20"/>
+          <w:szCs w:val="20"/>
+        </w:rPr>
+        <w:t>()</w:t>
       </w:r>
       <w:r>
         <w:rPr>
@@ -1342,7 +4648,43 @@
           <w:sz w:val="20"/>
           <w:szCs w:val="20"/>
         </w:rPr>
-        <w:t xml:space="preserve"> calc_bill(p_patient_id)</w:t>
+        <w:t xml:space="preserve"> </w:t>
+      </w:r>
+      <w:proofErr w:type="spellStart"/>
+      <w:r>
+        <w:rPr>
+          <w:rFonts w:cstheme="minorHAnsi"/>
+          <w:sz w:val="20"/>
+          <w:szCs w:val="20"/>
+        </w:rPr>
+        <w:t>calc_bill</w:t>
+      </w:r>
+      <w:proofErr w:type="spellEnd"/>
+      <w:r>
+        <w:rPr>
+          <w:rFonts w:cstheme="minorHAnsi"/>
+          <w:sz w:val="20"/>
+          <w:szCs w:val="20"/>
+        </w:rPr>
+        <w:t>(</w:t>
+      </w:r>
+      <w:proofErr w:type="spellStart"/>
+      <w:r>
+        <w:rPr>
+          <w:rFonts w:cstheme="minorHAnsi"/>
+          <w:sz w:val="20"/>
+          <w:szCs w:val="20"/>
+        </w:rPr>
+        <w:t>p_patient_id</w:t>
+      </w:r>
+      <w:proofErr w:type="spellEnd"/>
+      <w:r>
+        <w:rPr>
+          <w:rFonts w:cstheme="minorHAnsi"/>
+          <w:sz w:val="20"/>
+          <w:szCs w:val="20"/>
+        </w:rPr>
+        <w:t>)</w:t>
       </w:r>
     </w:p>
     <w:p>
@@ -1440,25 +4782,7 @@
           <w:sz w:val="20"/>
           <w:szCs w:val="20"/>
         </w:rPr>
-        <w:t xml:space="preserve"> status from the </w:t>
-      </w:r>
-      <w:proofErr w:type="gramStart"/>
-      <w:r>
-        <w:rPr>
-          <w:rFonts w:cstheme="minorHAnsi"/>
-          <w:sz w:val="20"/>
-          <w:szCs w:val="20"/>
-        </w:rPr>
-        <w:t>patients</w:t>
-      </w:r>
-      <w:proofErr w:type="gramEnd"/>
-      <w:r>
-        <w:rPr>
-          <w:rFonts w:cstheme="minorHAnsi"/>
-          <w:sz w:val="20"/>
-          <w:szCs w:val="20"/>
-        </w:rPr>
-        <w:t xml:space="preserve"> table.</w:t>
+        <w:t xml:space="preserve"> status from the patients table.</w:t>
       </w:r>
     </w:p>
     <w:p>
@@ -1593,7 +4917,25 @@
           <w:sz w:val="20"/>
           <w:szCs w:val="20"/>
         </w:rPr>
-        <w:t>CREATE TABLE patients (patient_id INT PRIMARY KEY, name VARCHAR(50), insurance VARCHAR(3) CHECK (insurance IN ('YES','NO')));</w:t>
+        <w:t>CREATE TABLE patients (</w:t>
+      </w:r>
+      <w:proofErr w:type="spellStart"/>
+      <w:r>
+        <w:rPr>
+          <w:rFonts w:cstheme="minorHAnsi"/>
+          <w:sz w:val="20"/>
+          <w:szCs w:val="20"/>
+        </w:rPr>
+        <w:t>patient_id</w:t>
+      </w:r>
+      <w:proofErr w:type="spellEnd"/>
+      <w:r>
+        <w:rPr>
+          <w:rFonts w:cstheme="minorHAnsi"/>
+          <w:sz w:val="20"/>
+          <w:szCs w:val="20"/>
+        </w:rPr>
+        <w:t xml:space="preserve"> INT PRIMARY KEY, name VARCHAR(50), insurance VARCHAR(3) CHECK (insurance IN ('YES','NO')));</w:t>
       </w:r>
     </w:p>
     <w:p>
@@ -1627,7 +4969,79 @@
           <w:sz w:val="20"/>
           <w:szCs w:val="20"/>
         </w:rPr>
-        <w:t>CREATE TABLE treatment (treatment_id INT PRIMARY KEY, patient_id INT, doctor_fee INT, medicine_fee INT);</w:t>
+        <w:t>CREATE TABLE treatment (</w:t>
+      </w:r>
+      <w:proofErr w:type="spellStart"/>
+      <w:r>
+        <w:rPr>
+          <w:rFonts w:cstheme="minorHAnsi"/>
+          <w:sz w:val="20"/>
+          <w:szCs w:val="20"/>
+        </w:rPr>
+        <w:t>treatment_id</w:t>
+      </w:r>
+      <w:proofErr w:type="spellEnd"/>
+      <w:r>
+        <w:rPr>
+          <w:rFonts w:cstheme="minorHAnsi"/>
+          <w:sz w:val="20"/>
+          <w:szCs w:val="20"/>
+        </w:rPr>
+        <w:t xml:space="preserve"> INT PRIMARY KEY, </w:t>
+      </w:r>
+      <w:proofErr w:type="spellStart"/>
+      <w:r>
+        <w:rPr>
+          <w:rFonts w:cstheme="minorHAnsi"/>
+          <w:sz w:val="20"/>
+          <w:szCs w:val="20"/>
+        </w:rPr>
+        <w:t>patient_id</w:t>
+      </w:r>
+      <w:proofErr w:type="spellEnd"/>
+      <w:r>
+        <w:rPr>
+          <w:rFonts w:cstheme="minorHAnsi"/>
+          <w:sz w:val="20"/>
+          <w:szCs w:val="20"/>
+        </w:rPr>
+        <w:t xml:space="preserve"> INT, </w:t>
+      </w:r>
+      <w:proofErr w:type="spellStart"/>
+      <w:r>
+        <w:rPr>
+          <w:rFonts w:cstheme="minorHAnsi"/>
+          <w:sz w:val="20"/>
+          <w:szCs w:val="20"/>
+        </w:rPr>
+        <w:t>doctor_fee</w:t>
+      </w:r>
+      <w:proofErr w:type="spellEnd"/>
+      <w:r>
+        <w:rPr>
+          <w:rFonts w:cstheme="minorHAnsi"/>
+          <w:sz w:val="20"/>
+          <w:szCs w:val="20"/>
+        </w:rPr>
+        <w:t xml:space="preserve"> INT, </w:t>
+      </w:r>
+      <w:proofErr w:type="spellStart"/>
+      <w:r>
+        <w:rPr>
+          <w:rFonts w:cstheme="minorHAnsi"/>
+          <w:sz w:val="20"/>
+          <w:szCs w:val="20"/>
+        </w:rPr>
+        <w:t>medicine_fee</w:t>
+      </w:r>
+      <w:proofErr w:type="spellEnd"/>
+      <w:r>
+        <w:rPr>
+          <w:rFonts w:cstheme="minorHAnsi"/>
+          <w:sz w:val="20"/>
+          <w:szCs w:val="20"/>
+        </w:rPr>
+        <w:t xml:space="preserve"> INT);</w:t>
       </w:r>
     </w:p>
     <w:p>
@@ -1659,7 +5073,6 @@
           <w:sz w:val="20"/>
           <w:szCs w:val="20"/>
         </w:rPr>
-        <w:lastRenderedPageBreak/>
         <w:t>3.1. Returns the sum of doctor and medicine fees for a patient</w:t>
       </w:r>
     </w:p>
@@ -1705,13 +5118,41 @@
         </w:rPr>
         <w:t xml:space="preserve"> </w:t>
       </w:r>
-      <w:r>
-        <w:rPr>
-          <w:rFonts w:cstheme="minorHAnsi"/>
-          <w:sz w:val="20"/>
-          <w:szCs w:val="20"/>
-        </w:rPr>
-        <w:t>total_treatment_cost(p_patient_id INT)</w:t>
+      <w:proofErr w:type="spellStart"/>
+      <w:r>
+        <w:rPr>
+          <w:rFonts w:cstheme="minorHAnsi"/>
+          <w:sz w:val="20"/>
+          <w:szCs w:val="20"/>
+        </w:rPr>
+        <w:t>total_treatment_cost</w:t>
+      </w:r>
+      <w:proofErr w:type="spellEnd"/>
+      <w:r>
+        <w:rPr>
+          <w:rFonts w:cstheme="minorHAnsi"/>
+          <w:sz w:val="20"/>
+          <w:szCs w:val="20"/>
+        </w:rPr>
+        <w:t>(</w:t>
+      </w:r>
+      <w:proofErr w:type="spellStart"/>
+      <w:r>
+        <w:rPr>
+          <w:rFonts w:cstheme="minorHAnsi"/>
+          <w:sz w:val="20"/>
+          <w:szCs w:val="20"/>
+        </w:rPr>
+        <w:t>p_patient_id</w:t>
+      </w:r>
+      <w:proofErr w:type="spellEnd"/>
+      <w:r>
+        <w:rPr>
+          <w:rFonts w:cstheme="minorHAnsi"/>
+          <w:sz w:val="20"/>
+          <w:szCs w:val="20"/>
+        </w:rPr>
+        <w:t xml:space="preserve"> INT)</w:t>
       </w:r>
     </w:p>
     <w:p>
@@ -1778,13 +5219,41 @@
         </w:rPr>
         <w:t xml:space="preserve">function </w:t>
       </w:r>
-      <w:r>
-        <w:rPr>
-          <w:rFonts w:cstheme="minorHAnsi"/>
-          <w:sz w:val="20"/>
-          <w:szCs w:val="20"/>
-        </w:rPr>
-        <w:t>insurance_coverage(p_patient_id)</w:t>
+      <w:proofErr w:type="spellStart"/>
+      <w:r>
+        <w:rPr>
+          <w:rFonts w:cstheme="minorHAnsi"/>
+          <w:sz w:val="20"/>
+          <w:szCs w:val="20"/>
+        </w:rPr>
+        <w:t>insurance_coverage</w:t>
+      </w:r>
+      <w:proofErr w:type="spellEnd"/>
+      <w:r>
+        <w:rPr>
+          <w:rFonts w:cstheme="minorHAnsi"/>
+          <w:sz w:val="20"/>
+          <w:szCs w:val="20"/>
+        </w:rPr>
+        <w:t>(</w:t>
+      </w:r>
+      <w:proofErr w:type="spellStart"/>
+      <w:r>
+        <w:rPr>
+          <w:rFonts w:cstheme="minorHAnsi"/>
+          <w:sz w:val="20"/>
+          <w:szCs w:val="20"/>
+        </w:rPr>
+        <w:t>p_patient_id</w:t>
+      </w:r>
+      <w:proofErr w:type="spellEnd"/>
+      <w:r>
+        <w:rPr>
+          <w:rFonts w:cstheme="minorHAnsi"/>
+          <w:sz w:val="20"/>
+          <w:szCs w:val="20"/>
+        </w:rPr>
+        <w:t>)</w:t>
       </w:r>
     </w:p>
     <w:p>
@@ -1852,13 +5321,41 @@
         </w:rPr>
         <w:t xml:space="preserve">function </w:t>
       </w:r>
-      <w:r>
-        <w:rPr>
-          <w:rFonts w:cstheme="minorHAnsi"/>
-          <w:sz w:val="20"/>
-          <w:szCs w:val="20"/>
-        </w:rPr>
-        <w:t>patient_status(p_patient_id INT)</w:t>
+      <w:proofErr w:type="spellStart"/>
+      <w:r>
+        <w:rPr>
+          <w:rFonts w:cstheme="minorHAnsi"/>
+          <w:sz w:val="20"/>
+          <w:szCs w:val="20"/>
+        </w:rPr>
+        <w:t>patient_status</w:t>
+      </w:r>
+      <w:proofErr w:type="spellEnd"/>
+      <w:r>
+        <w:rPr>
+          <w:rFonts w:cstheme="minorHAnsi"/>
+          <w:sz w:val="20"/>
+          <w:szCs w:val="20"/>
+        </w:rPr>
+        <w:t>(</w:t>
+      </w:r>
+      <w:proofErr w:type="spellStart"/>
+      <w:r>
+        <w:rPr>
+          <w:rFonts w:cstheme="minorHAnsi"/>
+          <w:sz w:val="20"/>
+          <w:szCs w:val="20"/>
+        </w:rPr>
+        <w:t>p_patient_id</w:t>
+      </w:r>
+      <w:proofErr w:type="spellEnd"/>
+      <w:r>
+        <w:rPr>
+          <w:rFonts w:cstheme="minorHAnsi"/>
+          <w:sz w:val="20"/>
+          <w:szCs w:val="20"/>
+        </w:rPr>
+        <w:t xml:space="preserve"> INT)</w:t>
       </w:r>
     </w:p>
     <w:p>
@@ -1890,7 +5387,29 @@
           <w:sz w:val="20"/>
           <w:szCs w:val="20"/>
         </w:rPr>
-        <w:t>3.4. Returns the patient_id of the patient with highest bill.</w:t>
+        <w:t xml:space="preserve">3.4. Returns the </w:t>
+      </w:r>
+      <w:proofErr w:type="spellStart"/>
+      <w:r>
+        <w:rPr>
+          <w:rFonts w:cstheme="minorHAnsi"/>
+          <w:b/>
+          <w:bCs/>
+          <w:sz w:val="20"/>
+          <w:szCs w:val="20"/>
+        </w:rPr>
+        <w:t>patient_id</w:t>
+      </w:r>
+      <w:proofErr w:type="spellEnd"/>
+      <w:r>
+        <w:rPr>
+          <w:rFonts w:cstheme="minorHAnsi"/>
+          <w:b/>
+          <w:bCs/>
+          <w:sz w:val="20"/>
+          <w:szCs w:val="20"/>
+        </w:rPr>
+        <w:t xml:space="preserve"> of the patient with highest bill.</w:t>
       </w:r>
     </w:p>
     <w:p>
@@ -1925,13 +5444,23 @@
         </w:rPr>
         <w:t xml:space="preserve">function </w:t>
       </w:r>
-      <w:r>
-        <w:rPr>
-          <w:rFonts w:cstheme="minorHAnsi"/>
-          <w:sz w:val="20"/>
-          <w:szCs w:val="20"/>
-        </w:rPr>
-        <w:t>highest_bill_patient()</w:t>
+      <w:proofErr w:type="spellStart"/>
+      <w:r>
+        <w:rPr>
+          <w:rFonts w:cstheme="minorHAnsi"/>
+          <w:sz w:val="20"/>
+          <w:szCs w:val="20"/>
+        </w:rPr>
+        <w:t>highest_bill_patient</w:t>
+      </w:r>
+      <w:proofErr w:type="spellEnd"/>
+      <w:r>
+        <w:rPr>
+          <w:rFonts w:cstheme="minorHAnsi"/>
+          <w:sz w:val="20"/>
+          <w:szCs w:val="20"/>
+        </w:rPr>
+        <w:t>()</w:t>
       </w:r>
     </w:p>
     <w:p>
@@ -2008,13 +5537,41 @@
         </w:rPr>
         <w:t xml:space="preserve">function </w:t>
       </w:r>
-      <w:r>
-        <w:rPr>
-          <w:rFonts w:cstheme="minorHAnsi"/>
-          <w:sz w:val="20"/>
-          <w:szCs w:val="20"/>
-        </w:rPr>
-        <w:t>medicine_expense(p_patient_id INT)</w:t>
+      <w:proofErr w:type="spellStart"/>
+      <w:r>
+        <w:rPr>
+          <w:rFonts w:cstheme="minorHAnsi"/>
+          <w:sz w:val="20"/>
+          <w:szCs w:val="20"/>
+        </w:rPr>
+        <w:t>medicine_expense</w:t>
+      </w:r>
+      <w:proofErr w:type="spellEnd"/>
+      <w:r>
+        <w:rPr>
+          <w:rFonts w:cstheme="minorHAnsi"/>
+          <w:sz w:val="20"/>
+          <w:szCs w:val="20"/>
+        </w:rPr>
+        <w:t>(</w:t>
+      </w:r>
+      <w:proofErr w:type="spellStart"/>
+      <w:r>
+        <w:rPr>
+          <w:rFonts w:cstheme="minorHAnsi"/>
+          <w:sz w:val="20"/>
+          <w:szCs w:val="20"/>
+        </w:rPr>
+        <w:t>p_patient_id</w:t>
+      </w:r>
+      <w:proofErr w:type="spellEnd"/>
+      <w:r>
+        <w:rPr>
+          <w:rFonts w:cstheme="minorHAnsi"/>
+          <w:sz w:val="20"/>
+          <w:szCs w:val="20"/>
+        </w:rPr>
+        <w:t xml:space="preserve"> INT)</w:t>
       </w:r>
     </w:p>
     <w:p>
@@ -2081,13 +5638,41 @@
         </w:rPr>
         <w:t xml:space="preserve">function </w:t>
       </w:r>
-      <w:r>
-        <w:rPr>
-          <w:rFonts w:cstheme="minorHAnsi"/>
-          <w:sz w:val="20"/>
-          <w:szCs w:val="20"/>
-        </w:rPr>
-        <w:t>doctor_expense(p_patient_id INT)</w:t>
+      <w:proofErr w:type="spellStart"/>
+      <w:r>
+        <w:rPr>
+          <w:rFonts w:cstheme="minorHAnsi"/>
+          <w:sz w:val="20"/>
+          <w:szCs w:val="20"/>
+        </w:rPr>
+        <w:t>doctor_expense</w:t>
+      </w:r>
+      <w:proofErr w:type="spellEnd"/>
+      <w:r>
+        <w:rPr>
+          <w:rFonts w:cstheme="minorHAnsi"/>
+          <w:sz w:val="20"/>
+          <w:szCs w:val="20"/>
+        </w:rPr>
+        <w:t>(</w:t>
+      </w:r>
+      <w:proofErr w:type="spellStart"/>
+      <w:r>
+        <w:rPr>
+          <w:rFonts w:cstheme="minorHAnsi"/>
+          <w:sz w:val="20"/>
+          <w:szCs w:val="20"/>
+        </w:rPr>
+        <w:t>p_patient_id</w:t>
+      </w:r>
+      <w:proofErr w:type="spellEnd"/>
+      <w:r>
+        <w:rPr>
+          <w:rFonts w:cstheme="minorHAnsi"/>
+          <w:sz w:val="20"/>
+          <w:szCs w:val="20"/>
+        </w:rPr>
+        <w:t xml:space="preserve"> INT)</w:t>
       </w:r>
     </w:p>
     <w:p>
@@ -2154,13 +5739,59 @@
         </w:rPr>
         <w:t xml:space="preserve">function </w:t>
       </w:r>
-      <w:r>
-        <w:rPr>
-          <w:rFonts w:cstheme="minorHAnsi"/>
-          <w:sz w:val="20"/>
-          <w:szCs w:val="20"/>
-        </w:rPr>
-        <w:t>net_payable_with_tax(p_patient_id INT, tax_rate DECIMAL(5,2))</w:t>
+      <w:proofErr w:type="spellStart"/>
+      <w:r>
+        <w:rPr>
+          <w:rFonts w:cstheme="minorHAnsi"/>
+          <w:sz w:val="20"/>
+          <w:szCs w:val="20"/>
+        </w:rPr>
+        <w:t>net_payable_with_tax</w:t>
+      </w:r>
+      <w:proofErr w:type="spellEnd"/>
+      <w:r>
+        <w:rPr>
+          <w:rFonts w:cstheme="minorHAnsi"/>
+          <w:sz w:val="20"/>
+          <w:szCs w:val="20"/>
+        </w:rPr>
+        <w:t>(</w:t>
+      </w:r>
+      <w:proofErr w:type="spellStart"/>
+      <w:r>
+        <w:rPr>
+          <w:rFonts w:cstheme="minorHAnsi"/>
+          <w:sz w:val="20"/>
+          <w:szCs w:val="20"/>
+        </w:rPr>
+        <w:t>p_patient_id</w:t>
+      </w:r>
+      <w:proofErr w:type="spellEnd"/>
+      <w:r>
+        <w:rPr>
+          <w:rFonts w:cstheme="minorHAnsi"/>
+          <w:sz w:val="20"/>
+          <w:szCs w:val="20"/>
+        </w:rPr>
+        <w:t xml:space="preserve"> INT, </w:t>
+      </w:r>
+      <w:proofErr w:type="spellStart"/>
+      <w:r>
+        <w:rPr>
+          <w:rFonts w:cstheme="minorHAnsi"/>
+          <w:sz w:val="20"/>
+          <w:szCs w:val="20"/>
+        </w:rPr>
+        <w:t>tax_rate</w:t>
+      </w:r>
+      <w:proofErr w:type="spellEnd"/>
+      <w:r>
+        <w:rPr>
+          <w:rFonts w:cstheme="minorHAnsi"/>
+          <w:sz w:val="20"/>
+          <w:szCs w:val="20"/>
+        </w:rPr>
+        <w:t xml:space="preserve"> DECIMAL(5,2))</w:t>
       </w:r>
     </w:p>
     <w:p>
@@ -2247,7 +5878,43 @@
           <w:sz w:val="20"/>
           <w:szCs w:val="20"/>
         </w:rPr>
-        <w:t xml:space="preserve"> process_salary(p_emp_id)</w:t>
+        <w:t xml:space="preserve"> </w:t>
+      </w:r>
+      <w:proofErr w:type="spellStart"/>
+      <w:r>
+        <w:rPr>
+          <w:rFonts w:cstheme="minorHAnsi"/>
+          <w:sz w:val="20"/>
+          <w:szCs w:val="20"/>
+        </w:rPr>
+        <w:t>process_salary</w:t>
+      </w:r>
+      <w:proofErr w:type="spellEnd"/>
+      <w:r>
+        <w:rPr>
+          <w:rFonts w:cstheme="minorHAnsi"/>
+          <w:sz w:val="20"/>
+          <w:szCs w:val="20"/>
+        </w:rPr>
+        <w:t>(</w:t>
+      </w:r>
+      <w:proofErr w:type="spellStart"/>
+      <w:r>
+        <w:rPr>
+          <w:rFonts w:cstheme="minorHAnsi"/>
+          <w:sz w:val="20"/>
+          <w:szCs w:val="20"/>
+        </w:rPr>
+        <w:t>p_emp_id</w:t>
+      </w:r>
+      <w:proofErr w:type="spellEnd"/>
+      <w:r>
+        <w:rPr>
+          <w:rFonts w:cstheme="minorHAnsi"/>
+          <w:sz w:val="20"/>
+          <w:szCs w:val="20"/>
+        </w:rPr>
+        <w:t>)</w:t>
       </w:r>
     </w:p>
     <w:p>
@@ -2313,7 +5980,25 @@
           <w:sz w:val="20"/>
           <w:szCs w:val="20"/>
         </w:rPr>
-        <w:t>Insert salary slip record in payroll_history.</w:t>
+        <w:t xml:space="preserve">Insert salary slip record in </w:t>
+      </w:r>
+      <w:proofErr w:type="spellStart"/>
+      <w:r>
+        <w:rPr>
+          <w:rFonts w:cstheme="minorHAnsi"/>
+          <w:sz w:val="20"/>
+          <w:szCs w:val="20"/>
+        </w:rPr>
+        <w:t>payroll_history</w:t>
+      </w:r>
+      <w:proofErr w:type="spellEnd"/>
+      <w:r>
+        <w:rPr>
+          <w:rFonts w:cstheme="minorHAnsi"/>
+          <w:sz w:val="20"/>
+          <w:szCs w:val="20"/>
+        </w:rPr>
+        <w:t>.</w:t>
       </w:r>
     </w:p>
     <w:p>
@@ -2368,7 +6053,25 @@
           <w:sz w:val="20"/>
           <w:szCs w:val="20"/>
         </w:rPr>
-        <w:t>CREATE TABLE employees (emp_id INT PRIMARY KEY, name VARCHAR2(50), basic INT, Allowance INT,</w:t>
+        <w:t>CREATE TABLE employees (</w:t>
+      </w:r>
+      <w:proofErr w:type="spellStart"/>
+      <w:r>
+        <w:rPr>
+          <w:rFonts w:cstheme="minorHAnsi"/>
+          <w:sz w:val="20"/>
+          <w:szCs w:val="20"/>
+        </w:rPr>
+        <w:t>emp_id</w:t>
+      </w:r>
+      <w:proofErr w:type="spellEnd"/>
+      <w:r>
+        <w:rPr>
+          <w:rFonts w:cstheme="minorHAnsi"/>
+          <w:sz w:val="20"/>
+          <w:szCs w:val="20"/>
+        </w:rPr>
+        <w:t xml:space="preserve"> INT PRIMARY KEY, name VARCHAR2(50), basic INT, Allowance INT,</w:t>
       </w:r>
       <w:r>
         <w:rPr>
@@ -2418,7 +6121,98 @@
           <w:sz w:val="20"/>
           <w:szCs w:val="20"/>
         </w:rPr>
-        <w:t>CREATE TABLE payroll_history (payroll_id INT AUTO_INCREMENT PRIMARY KEY, emp_id INT, net_salary INT, payroll_date DATE DEFAULT CURDATE());</w:t>
+        <w:lastRenderedPageBreak/>
+        <w:t xml:space="preserve">CREATE TABLE </w:t>
+      </w:r>
+      <w:proofErr w:type="spellStart"/>
+      <w:r>
+        <w:rPr>
+          <w:rFonts w:cstheme="minorHAnsi"/>
+          <w:sz w:val="20"/>
+          <w:szCs w:val="20"/>
+        </w:rPr>
+        <w:t>payroll_history</w:t>
+      </w:r>
+      <w:proofErr w:type="spellEnd"/>
+      <w:r>
+        <w:rPr>
+          <w:rFonts w:cstheme="minorHAnsi"/>
+          <w:sz w:val="20"/>
+          <w:szCs w:val="20"/>
+        </w:rPr>
+        <w:t xml:space="preserve"> (</w:t>
+      </w:r>
+      <w:proofErr w:type="spellStart"/>
+      <w:r>
+        <w:rPr>
+          <w:rFonts w:cstheme="minorHAnsi"/>
+          <w:sz w:val="20"/>
+          <w:szCs w:val="20"/>
+        </w:rPr>
+        <w:t>payroll_id</w:t>
+      </w:r>
+      <w:proofErr w:type="spellEnd"/>
+      <w:r>
+        <w:rPr>
+          <w:rFonts w:cstheme="minorHAnsi"/>
+          <w:sz w:val="20"/>
+          <w:szCs w:val="20"/>
+        </w:rPr>
+        <w:t xml:space="preserve"> INT AUTO_INCREMENT PRIMARY KEY, </w:t>
+      </w:r>
+      <w:proofErr w:type="spellStart"/>
+      <w:r>
+        <w:rPr>
+          <w:rFonts w:cstheme="minorHAnsi"/>
+          <w:sz w:val="20"/>
+          <w:szCs w:val="20"/>
+        </w:rPr>
+        <w:t>emp_id</w:t>
+      </w:r>
+      <w:proofErr w:type="spellEnd"/>
+      <w:r>
+        <w:rPr>
+          <w:rFonts w:cstheme="minorHAnsi"/>
+          <w:sz w:val="20"/>
+          <w:szCs w:val="20"/>
+        </w:rPr>
+        <w:t xml:space="preserve"> INT, </w:t>
+      </w:r>
+      <w:proofErr w:type="spellStart"/>
+      <w:r>
+        <w:rPr>
+          <w:rFonts w:cstheme="minorHAnsi"/>
+          <w:sz w:val="20"/>
+          <w:szCs w:val="20"/>
+        </w:rPr>
+        <w:t>net_salary</w:t>
+      </w:r>
+      <w:proofErr w:type="spellEnd"/>
+      <w:r>
+        <w:rPr>
+          <w:rFonts w:cstheme="minorHAnsi"/>
+          <w:sz w:val="20"/>
+          <w:szCs w:val="20"/>
+        </w:rPr>
+        <w:t xml:space="preserve"> INT, </w:t>
+      </w:r>
+      <w:proofErr w:type="spellStart"/>
+      <w:r>
+        <w:rPr>
+          <w:rFonts w:cstheme="minorHAnsi"/>
+          <w:sz w:val="20"/>
+          <w:szCs w:val="20"/>
+        </w:rPr>
+        <w:t>payroll_date</w:t>
+      </w:r>
+      <w:proofErr w:type="spellEnd"/>
+      <w:r>
+        <w:rPr>
+          <w:rFonts w:cstheme="minorHAnsi"/>
+          <w:sz w:val="20"/>
+          <w:szCs w:val="20"/>
+        </w:rPr>
+        <w:t xml:space="preserve"> DATE DEFAULT CURDATE());</w:t>
       </w:r>
     </w:p>
     <w:p>
@@ -2503,7 +6297,61 @@
           <w:sz w:val="20"/>
           <w:szCs w:val="20"/>
         </w:rPr>
-        <w:t xml:space="preserve"> book_ticket(p_passenger, p_train_id)</w:t>
+        <w:t xml:space="preserve"> </w:t>
+      </w:r>
+      <w:proofErr w:type="spellStart"/>
+      <w:r>
+        <w:rPr>
+          <w:rFonts w:cstheme="minorHAnsi"/>
+          <w:sz w:val="20"/>
+          <w:szCs w:val="20"/>
+        </w:rPr>
+        <w:t>book_ticket</w:t>
+      </w:r>
+      <w:proofErr w:type="spellEnd"/>
+      <w:r>
+        <w:rPr>
+          <w:rFonts w:cstheme="minorHAnsi"/>
+          <w:sz w:val="20"/>
+          <w:szCs w:val="20"/>
+        </w:rPr>
+        <w:t>(</w:t>
+      </w:r>
+      <w:proofErr w:type="spellStart"/>
+      <w:r>
+        <w:rPr>
+          <w:rFonts w:cstheme="minorHAnsi"/>
+          <w:sz w:val="20"/>
+          <w:szCs w:val="20"/>
+        </w:rPr>
+        <w:t>p_passenger</w:t>
+      </w:r>
+      <w:proofErr w:type="spellEnd"/>
+      <w:r>
+        <w:rPr>
+          <w:rFonts w:cstheme="minorHAnsi"/>
+          <w:sz w:val="20"/>
+          <w:szCs w:val="20"/>
+        </w:rPr>
+        <w:t xml:space="preserve">, </w:t>
+      </w:r>
+      <w:proofErr w:type="spellStart"/>
+      <w:r>
+        <w:rPr>
+          <w:rFonts w:cstheme="minorHAnsi"/>
+          <w:sz w:val="20"/>
+          <w:szCs w:val="20"/>
+        </w:rPr>
+        <w:t>p_train_id</w:t>
+      </w:r>
+      <w:proofErr w:type="spellEnd"/>
+      <w:r>
+        <w:rPr>
+          <w:rFonts w:cstheme="minorHAnsi"/>
+          <w:sz w:val="20"/>
+          <w:szCs w:val="20"/>
+        </w:rPr>
+        <w:t>)</w:t>
       </w:r>
     </w:p>
     <w:p>
@@ -2628,7 +6476,25 @@
           <w:sz w:val="20"/>
           <w:szCs w:val="20"/>
         </w:rPr>
-        <w:t>CREATE TABLE trains (train_id INT PRIMARY KEY,</w:t>
+        <w:t>CREATE TABLE trains (</w:t>
+      </w:r>
+      <w:proofErr w:type="spellStart"/>
+      <w:r>
+        <w:rPr>
+          <w:rFonts w:cstheme="minorHAnsi"/>
+          <w:sz w:val="20"/>
+          <w:szCs w:val="20"/>
+        </w:rPr>
+        <w:t>train_id</w:t>
+      </w:r>
+      <w:proofErr w:type="spellEnd"/>
+      <w:r>
+        <w:rPr>
+          <w:rFonts w:cstheme="minorHAnsi"/>
+          <w:sz w:val="20"/>
+          <w:szCs w:val="20"/>
+        </w:rPr>
+        <w:t xml:space="preserve"> INT PRIMARY KEY,</w:t>
       </w:r>
       <w:r>
         <w:rPr>
@@ -2638,13 +6504,23 @@
         </w:rPr>
         <w:t xml:space="preserve"> </w:t>
       </w:r>
-      <w:r>
-        <w:rPr>
-          <w:rFonts w:cstheme="minorHAnsi"/>
-          <w:sz w:val="20"/>
-          <w:szCs w:val="20"/>
-        </w:rPr>
-        <w:t>train_name VARCHAR(50),</w:t>
+      <w:proofErr w:type="spellStart"/>
+      <w:r>
+        <w:rPr>
+          <w:rFonts w:cstheme="minorHAnsi"/>
+          <w:sz w:val="20"/>
+          <w:szCs w:val="20"/>
+        </w:rPr>
+        <w:t>train_name</w:t>
+      </w:r>
+      <w:proofErr w:type="spellEnd"/>
+      <w:r>
+        <w:rPr>
+          <w:rFonts w:cstheme="minorHAnsi"/>
+          <w:sz w:val="20"/>
+          <w:szCs w:val="20"/>
+        </w:rPr>
+        <w:t xml:space="preserve"> VARCHAR(50),</w:t>
       </w:r>
       <w:r>
         <w:rPr>
@@ -2654,29 +6530,57 @@
         </w:rPr>
         <w:t xml:space="preserve"> </w:t>
       </w:r>
-      <w:r>
-        <w:rPr>
-          <w:rFonts w:cstheme="minorHAnsi"/>
-          <w:sz w:val="20"/>
-          <w:szCs w:val="20"/>
-        </w:rPr>
-        <w:t xml:space="preserve">total_seats </w:t>
-      </w:r>
-      <w:r>
-        <w:rPr>
-          <w:rFonts w:cstheme="minorHAnsi"/>
-          <w:sz w:val="20"/>
-          <w:szCs w:val="20"/>
-        </w:rPr>
-        <w:t>INT, booked</w:t>
-      </w:r>
-      <w:r>
-        <w:rPr>
-          <w:rFonts w:cstheme="minorHAnsi"/>
-          <w:sz w:val="20"/>
-          <w:szCs w:val="20"/>
-        </w:rPr>
-        <w:t>_seats INT DEFAULT 0);</w:t>
+      <w:proofErr w:type="spellStart"/>
+      <w:r>
+        <w:rPr>
+          <w:rFonts w:cstheme="minorHAnsi"/>
+          <w:sz w:val="20"/>
+          <w:szCs w:val="20"/>
+        </w:rPr>
+        <w:t>total_seats</w:t>
+      </w:r>
+      <w:proofErr w:type="spellEnd"/>
+      <w:r>
+        <w:rPr>
+          <w:rFonts w:cstheme="minorHAnsi"/>
+          <w:sz w:val="20"/>
+          <w:szCs w:val="20"/>
+        </w:rPr>
+        <w:t xml:space="preserve"> </w:t>
+      </w:r>
+      <w:r>
+        <w:rPr>
+          <w:rFonts w:cstheme="minorHAnsi"/>
+          <w:sz w:val="20"/>
+          <w:szCs w:val="20"/>
+        </w:rPr>
+        <w:t xml:space="preserve">INT, </w:t>
+      </w:r>
+      <w:proofErr w:type="spellStart"/>
+      <w:r>
+        <w:rPr>
+          <w:rFonts w:cstheme="minorHAnsi"/>
+          <w:sz w:val="20"/>
+          <w:szCs w:val="20"/>
+        </w:rPr>
+        <w:t>booked</w:t>
+      </w:r>
+      <w:r>
+        <w:rPr>
+          <w:rFonts w:cstheme="minorHAnsi"/>
+          <w:sz w:val="20"/>
+          <w:szCs w:val="20"/>
+        </w:rPr>
+        <w:t>_seats</w:t>
+      </w:r>
+      <w:proofErr w:type="spellEnd"/>
+      <w:r>
+        <w:rPr>
+          <w:rFonts w:cstheme="minorHAnsi"/>
+          <w:sz w:val="20"/>
+          <w:szCs w:val="20"/>
+        </w:rPr>
+        <w:t xml:space="preserve"> INT DEFAULT 0);</w:t>
       </w:r>
     </w:p>
     <w:p>
@@ -2710,7 +6614,25 @@
           <w:sz w:val="20"/>
           <w:szCs w:val="20"/>
         </w:rPr>
-        <w:t xml:space="preserve">CREATE TABLE tickets (ticket_id INT </w:t>
+        <w:t>CREATE TABLE tickets (</w:t>
+      </w:r>
+      <w:proofErr w:type="spellStart"/>
+      <w:r>
+        <w:rPr>
+          <w:rFonts w:cstheme="minorHAnsi"/>
+          <w:sz w:val="20"/>
+          <w:szCs w:val="20"/>
+        </w:rPr>
+        <w:t>ticket_id</w:t>
+      </w:r>
+      <w:proofErr w:type="spellEnd"/>
+      <w:r>
+        <w:rPr>
+          <w:rFonts w:cstheme="minorHAnsi"/>
+          <w:sz w:val="20"/>
+          <w:szCs w:val="20"/>
+        </w:rPr>
+        <w:t xml:space="preserve"> INT </w:t>
       </w:r>
       <w:r>
         <w:rPr>
@@ -2736,15 +6658,24 @@
         </w:rPr>
         <w:t xml:space="preserve"> </w:t>
       </w:r>
-      <w:r>
-        <w:rPr>
-          <w:rFonts w:cstheme="minorHAnsi"/>
-          <w:sz w:val="20"/>
-          <w:szCs w:val="20"/>
-        </w:rPr>
-        <w:t xml:space="preserve">passenger_name </w:t>
-      </w:r>
-      <w:proofErr w:type="gramStart"/>
+      <w:proofErr w:type="spellStart"/>
+      <w:r>
+        <w:rPr>
+          <w:rFonts w:cstheme="minorHAnsi"/>
+          <w:sz w:val="20"/>
+          <w:szCs w:val="20"/>
+        </w:rPr>
+        <w:t>passenger_name</w:t>
+      </w:r>
+      <w:proofErr w:type="spellEnd"/>
+      <w:r>
+        <w:rPr>
+          <w:rFonts w:cstheme="minorHAnsi"/>
+          <w:sz w:val="20"/>
+          <w:szCs w:val="20"/>
+        </w:rPr>
+        <w:t xml:space="preserve"> </w:t>
+      </w:r>
       <w:r>
         <w:rPr>
           <w:rFonts w:cstheme="minorHAnsi"/>
@@ -2759,16 +6690,7 @@
           <w:sz w:val="20"/>
           <w:szCs w:val="20"/>
         </w:rPr>
-        <w:t>ARCHAR(</w:t>
-      </w:r>
-      <w:proofErr w:type="gramEnd"/>
-      <w:r>
-        <w:rPr>
-          <w:rFonts w:cstheme="minorHAnsi"/>
-          <w:sz w:val="20"/>
-          <w:szCs w:val="20"/>
-        </w:rPr>
-        <w:t>50),</w:t>
+        <w:t>ARCHAR(50),</w:t>
       </w:r>
       <w:r>
         <w:rPr>
@@ -2778,13 +6700,23 @@
         </w:rPr>
         <w:t xml:space="preserve"> </w:t>
       </w:r>
-      <w:r>
-        <w:rPr>
-          <w:rFonts w:cstheme="minorHAnsi"/>
-          <w:sz w:val="20"/>
-          <w:szCs w:val="20"/>
-        </w:rPr>
-        <w:t>train_id INT,</w:t>
+      <w:proofErr w:type="spellStart"/>
+      <w:r>
+        <w:rPr>
+          <w:rFonts w:cstheme="minorHAnsi"/>
+          <w:sz w:val="20"/>
+          <w:szCs w:val="20"/>
+        </w:rPr>
+        <w:t>train_id</w:t>
+      </w:r>
+      <w:proofErr w:type="spellEnd"/>
+      <w:r>
+        <w:rPr>
+          <w:rFonts w:cstheme="minorHAnsi"/>
+          <w:sz w:val="20"/>
+          <w:szCs w:val="20"/>
+        </w:rPr>
+        <w:t xml:space="preserve"> INT,</w:t>
       </w:r>
       <w:r>
         <w:rPr>
@@ -2794,13 +6726,23 @@
         </w:rPr>
         <w:t xml:space="preserve"> </w:t>
       </w:r>
-      <w:r>
-        <w:rPr>
-          <w:rFonts w:cstheme="minorHAnsi"/>
-          <w:sz w:val="20"/>
-          <w:szCs w:val="20"/>
-        </w:rPr>
-        <w:t>seat_no INT,</w:t>
+      <w:proofErr w:type="spellStart"/>
+      <w:r>
+        <w:rPr>
+          <w:rFonts w:cstheme="minorHAnsi"/>
+          <w:sz w:val="20"/>
+          <w:szCs w:val="20"/>
+        </w:rPr>
+        <w:t>seat_no</w:t>
+      </w:r>
+      <w:proofErr w:type="spellEnd"/>
+      <w:r>
+        <w:rPr>
+          <w:rFonts w:cstheme="minorHAnsi"/>
+          <w:sz w:val="20"/>
+          <w:szCs w:val="20"/>
+        </w:rPr>
+        <w:t xml:space="preserve"> INT,</w:t>
       </w:r>
       <w:r>
         <w:rPr>
@@ -2810,31 +6752,31 @@
         </w:rPr>
         <w:t xml:space="preserve"> </w:t>
       </w:r>
-      <w:r>
-        <w:rPr>
-          <w:rFonts w:cstheme="minorHAnsi"/>
-          <w:sz w:val="20"/>
-          <w:szCs w:val="20"/>
-        </w:rPr>
-        <w:t xml:space="preserve">booking_date DATE DEFAULT </w:t>
-      </w:r>
-      <w:proofErr w:type="gramStart"/>
-      <w:r>
-        <w:rPr>
-          <w:rFonts w:cstheme="minorHAnsi"/>
-          <w:sz w:val="20"/>
-          <w:szCs w:val="20"/>
-        </w:rPr>
-        <w:t>CURDATE(</w:t>
-      </w:r>
-      <w:proofErr w:type="gramEnd"/>
-      <w:r>
-        <w:rPr>
-          <w:rFonts w:cstheme="minorHAnsi"/>
-          <w:sz w:val="20"/>
-          <w:szCs w:val="20"/>
-        </w:rPr>
-        <w:t>)</w:t>
+      <w:proofErr w:type="spellStart"/>
+      <w:r>
+        <w:rPr>
+          <w:rFonts w:cstheme="minorHAnsi"/>
+          <w:sz w:val="20"/>
+          <w:szCs w:val="20"/>
+        </w:rPr>
+        <w:t>booking_date</w:t>
+      </w:r>
+      <w:proofErr w:type="spellEnd"/>
+      <w:r>
+        <w:rPr>
+          <w:rFonts w:cstheme="minorHAnsi"/>
+          <w:sz w:val="20"/>
+          <w:szCs w:val="20"/>
+        </w:rPr>
+        <w:t xml:space="preserve"> DATE DEFAULT </w:t>
+      </w:r>
+      <w:r>
+        <w:rPr>
+          <w:rFonts w:cstheme="minorHAnsi"/>
+          <w:sz w:val="20"/>
+          <w:szCs w:val="20"/>
+        </w:rPr>
+        <w:t>CURDATE()</w:t>
       </w:r>
       <w:r>
         <w:rPr>
@@ -2858,25 +6800,7 @@
           <w:sz w:val="20"/>
           <w:szCs w:val="20"/>
         </w:rPr>
-        <w:t xml:space="preserve">status </w:t>
-      </w:r>
-      <w:proofErr w:type="gramStart"/>
-      <w:r>
-        <w:rPr>
-          <w:rFonts w:cstheme="minorHAnsi"/>
-          <w:sz w:val="20"/>
-          <w:szCs w:val="20"/>
-        </w:rPr>
-        <w:t>VARCHAR(</w:t>
-      </w:r>
-      <w:proofErr w:type="gramEnd"/>
-      <w:r>
-        <w:rPr>
-          <w:rFonts w:cstheme="minorHAnsi"/>
-          <w:sz w:val="20"/>
-          <w:szCs w:val="20"/>
-        </w:rPr>
-        <w:t>20) DEFAULT 'CONFIRMED</w:t>
+        <w:t>status VARCHAR(20) DEFAULT 'CONFIRMED</w:t>
       </w:r>
       <w:r>
         <w:rPr>
@@ -2925,7 +6849,43 @@
           <w:sz w:val="20"/>
           <w:szCs w:val="20"/>
         </w:rPr>
-        <w:t xml:space="preserve">CREATE TABLE waiting_list (wait_id INT </w:t>
+        <w:t xml:space="preserve">CREATE TABLE </w:t>
+      </w:r>
+      <w:proofErr w:type="spellStart"/>
+      <w:r>
+        <w:rPr>
+          <w:rFonts w:cstheme="minorHAnsi"/>
+          <w:sz w:val="20"/>
+          <w:szCs w:val="20"/>
+        </w:rPr>
+        <w:t>waiting_list</w:t>
+      </w:r>
+      <w:proofErr w:type="spellEnd"/>
+      <w:r>
+        <w:rPr>
+          <w:rFonts w:cstheme="minorHAnsi"/>
+          <w:sz w:val="20"/>
+          <w:szCs w:val="20"/>
+        </w:rPr>
+        <w:t xml:space="preserve"> (</w:t>
+      </w:r>
+      <w:proofErr w:type="spellStart"/>
+      <w:r>
+        <w:rPr>
+          <w:rFonts w:cstheme="minorHAnsi"/>
+          <w:sz w:val="20"/>
+          <w:szCs w:val="20"/>
+        </w:rPr>
+        <w:t>wait_id</w:t>
+      </w:r>
+      <w:proofErr w:type="spellEnd"/>
+      <w:r>
+        <w:rPr>
+          <w:rFonts w:cstheme="minorHAnsi"/>
+          <w:sz w:val="20"/>
+          <w:szCs w:val="20"/>
+        </w:rPr>
+        <w:t xml:space="preserve"> INT </w:t>
       </w:r>
       <w:r>
         <w:rPr>
@@ -2951,13 +6911,23 @@
         </w:rPr>
         <w:t xml:space="preserve"> </w:t>
       </w:r>
-      <w:r>
-        <w:rPr>
-          <w:rFonts w:cstheme="minorHAnsi"/>
-          <w:sz w:val="20"/>
-          <w:szCs w:val="20"/>
-        </w:rPr>
-        <w:t xml:space="preserve">passenger_name </w:t>
+      <w:proofErr w:type="spellStart"/>
+      <w:r>
+        <w:rPr>
+          <w:rFonts w:cstheme="minorHAnsi"/>
+          <w:sz w:val="20"/>
+          <w:szCs w:val="20"/>
+        </w:rPr>
+        <w:t>passenger_name</w:t>
+      </w:r>
+      <w:proofErr w:type="spellEnd"/>
+      <w:r>
+        <w:rPr>
+          <w:rFonts w:cstheme="minorHAnsi"/>
+          <w:sz w:val="20"/>
+          <w:szCs w:val="20"/>
+        </w:rPr>
+        <w:t xml:space="preserve"> </w:t>
       </w:r>
       <w:r>
         <w:rPr>
@@ -2983,13 +6953,23 @@
         </w:rPr>
         <w:t xml:space="preserve"> </w:t>
       </w:r>
-      <w:r>
-        <w:rPr>
-          <w:rFonts w:cstheme="minorHAnsi"/>
-          <w:sz w:val="20"/>
-          <w:szCs w:val="20"/>
-        </w:rPr>
-        <w:t>train_id INT,</w:t>
+      <w:proofErr w:type="spellStart"/>
+      <w:r>
+        <w:rPr>
+          <w:rFonts w:cstheme="minorHAnsi"/>
+          <w:sz w:val="20"/>
+          <w:szCs w:val="20"/>
+        </w:rPr>
+        <w:t>train_id</w:t>
+      </w:r>
+      <w:proofErr w:type="spellEnd"/>
+      <w:r>
+        <w:rPr>
+          <w:rFonts w:cstheme="minorHAnsi"/>
+          <w:sz w:val="20"/>
+          <w:szCs w:val="20"/>
+        </w:rPr>
+        <w:t xml:space="preserve"> INT,</w:t>
       </w:r>
       <w:r>
         <w:rPr>
@@ -2999,13 +6979,23 @@
         </w:rPr>
         <w:t xml:space="preserve"> </w:t>
       </w:r>
-      <w:r>
-        <w:rPr>
-          <w:rFonts w:cstheme="minorHAnsi"/>
-          <w:sz w:val="20"/>
-          <w:szCs w:val="20"/>
-        </w:rPr>
-        <w:t xml:space="preserve">request_date DATE DEFAULT </w:t>
+      <w:proofErr w:type="spellStart"/>
+      <w:r>
+        <w:rPr>
+          <w:rFonts w:cstheme="minorHAnsi"/>
+          <w:sz w:val="20"/>
+          <w:szCs w:val="20"/>
+        </w:rPr>
+        <w:t>request_date</w:t>
+      </w:r>
+      <w:proofErr w:type="spellEnd"/>
+      <w:r>
+        <w:rPr>
+          <w:rFonts w:cstheme="minorHAnsi"/>
+          <w:sz w:val="20"/>
+          <w:szCs w:val="20"/>
+        </w:rPr>
+        <w:t xml:space="preserve"> DATE DEFAULT </w:t>
       </w:r>
       <w:r>
         <w:rPr>
@@ -3088,25 +7078,61 @@
           <w:sz w:val="20"/>
           <w:szCs w:val="20"/>
         </w:rPr>
-        <w:t>Procedure apply_</w:t>
-      </w:r>
-      <w:proofErr w:type="gramStart"/>
-      <w:r>
-        <w:rPr>
-          <w:rFonts w:cstheme="minorHAnsi"/>
-          <w:sz w:val="20"/>
-          <w:szCs w:val="20"/>
-        </w:rPr>
-        <w:t>discount(</w:t>
-      </w:r>
-      <w:proofErr w:type="gramEnd"/>
-      <w:r>
-        <w:rPr>
-          <w:rFonts w:cstheme="minorHAnsi"/>
-          <w:sz w:val="20"/>
-          <w:szCs w:val="20"/>
-        </w:rPr>
-        <w:t>p_category, p_percent)</w:t>
+        <w:t xml:space="preserve">Procedure </w:t>
+      </w:r>
+      <w:proofErr w:type="spellStart"/>
+      <w:r>
+        <w:rPr>
+          <w:rFonts w:cstheme="minorHAnsi"/>
+          <w:sz w:val="20"/>
+          <w:szCs w:val="20"/>
+        </w:rPr>
+        <w:t>apply_discount</w:t>
+      </w:r>
+      <w:proofErr w:type="spellEnd"/>
+      <w:r>
+        <w:rPr>
+          <w:rFonts w:cstheme="minorHAnsi"/>
+          <w:sz w:val="20"/>
+          <w:szCs w:val="20"/>
+        </w:rPr>
+        <w:t>(</w:t>
+      </w:r>
+      <w:proofErr w:type="spellStart"/>
+      <w:r>
+        <w:rPr>
+          <w:rFonts w:cstheme="minorHAnsi"/>
+          <w:sz w:val="20"/>
+          <w:szCs w:val="20"/>
+        </w:rPr>
+        <w:t>p_category</w:t>
+      </w:r>
+      <w:proofErr w:type="spellEnd"/>
+      <w:r>
+        <w:rPr>
+          <w:rFonts w:cstheme="minorHAnsi"/>
+          <w:sz w:val="20"/>
+          <w:szCs w:val="20"/>
+        </w:rPr>
+        <w:t xml:space="preserve">, </w:t>
+      </w:r>
+      <w:proofErr w:type="spellStart"/>
+      <w:r>
+        <w:rPr>
+          <w:rFonts w:cstheme="minorHAnsi"/>
+          <w:sz w:val="20"/>
+          <w:szCs w:val="20"/>
+        </w:rPr>
+        <w:t>p_percent</w:t>
+      </w:r>
+      <w:proofErr w:type="spellEnd"/>
+      <w:r>
+        <w:rPr>
+          <w:rFonts w:cstheme="minorHAnsi"/>
+          <w:sz w:val="20"/>
+          <w:szCs w:val="20"/>
+        </w:rPr>
+        <w:t>)</w:t>
       </w:r>
     </w:p>
     <w:p>
@@ -3166,7 +7192,25 @@
           <w:sz w:val="20"/>
           <w:szCs w:val="20"/>
         </w:rPr>
-        <w:t>Log the update into discount_history.</w:t>
+        <w:t xml:space="preserve">Log the update into </w:t>
+      </w:r>
+      <w:proofErr w:type="spellStart"/>
+      <w:r>
+        <w:rPr>
+          <w:rFonts w:cstheme="minorHAnsi"/>
+          <w:sz w:val="20"/>
+          <w:szCs w:val="20"/>
+        </w:rPr>
+        <w:t>discount_history</w:t>
+      </w:r>
+      <w:proofErr w:type="spellEnd"/>
+      <w:r>
+        <w:rPr>
+          <w:rFonts w:cstheme="minorHAnsi"/>
+          <w:sz w:val="20"/>
+          <w:szCs w:val="20"/>
+        </w:rPr>
+        <w:t>.</w:t>
       </w:r>
     </w:p>
     <w:p>
@@ -3222,7 +7266,43 @@
           <w:sz w:val="20"/>
           <w:szCs w:val="20"/>
         </w:rPr>
-        <w:t>CREATE TABLE product_catalog (product_id INT PRIMARY KEY,</w:t>
+        <w:t xml:space="preserve">CREATE TABLE </w:t>
+      </w:r>
+      <w:proofErr w:type="spellStart"/>
+      <w:r>
+        <w:rPr>
+          <w:rFonts w:cstheme="minorHAnsi"/>
+          <w:sz w:val="20"/>
+          <w:szCs w:val="20"/>
+        </w:rPr>
+        <w:t>product_catalog</w:t>
+      </w:r>
+      <w:proofErr w:type="spellEnd"/>
+      <w:r>
+        <w:rPr>
+          <w:rFonts w:cstheme="minorHAnsi"/>
+          <w:sz w:val="20"/>
+          <w:szCs w:val="20"/>
+        </w:rPr>
+        <w:t xml:space="preserve"> (</w:t>
+      </w:r>
+      <w:proofErr w:type="spellStart"/>
+      <w:r>
+        <w:rPr>
+          <w:rFonts w:cstheme="minorHAnsi"/>
+          <w:sz w:val="20"/>
+          <w:szCs w:val="20"/>
+        </w:rPr>
+        <w:t>product_id</w:t>
+      </w:r>
+      <w:proofErr w:type="spellEnd"/>
+      <w:r>
+        <w:rPr>
+          <w:rFonts w:cstheme="minorHAnsi"/>
+          <w:sz w:val="20"/>
+          <w:szCs w:val="20"/>
+        </w:rPr>
+        <w:t xml:space="preserve"> INT PRIMARY KEY,</w:t>
       </w:r>
       <w:r>
         <w:rPr>
@@ -3288,7 +7368,61 @@
           <w:sz w:val="20"/>
           <w:szCs w:val="20"/>
         </w:rPr>
-        <w:t xml:space="preserve">CREATE TABLE discount_history (hist_id INT AUTO_INCREMENT PRIMARY KEY, category VARCHAR(30), percent INT, updated_on DATE DEFAULT </w:t>
+        <w:t xml:space="preserve">CREATE TABLE </w:t>
+      </w:r>
+      <w:proofErr w:type="spellStart"/>
+      <w:r>
+        <w:rPr>
+          <w:rFonts w:cstheme="minorHAnsi"/>
+          <w:sz w:val="20"/>
+          <w:szCs w:val="20"/>
+        </w:rPr>
+        <w:t>discount_history</w:t>
+      </w:r>
+      <w:proofErr w:type="spellEnd"/>
+      <w:r>
+        <w:rPr>
+          <w:rFonts w:cstheme="minorHAnsi"/>
+          <w:sz w:val="20"/>
+          <w:szCs w:val="20"/>
+        </w:rPr>
+        <w:t xml:space="preserve"> (</w:t>
+      </w:r>
+      <w:proofErr w:type="spellStart"/>
+      <w:r>
+        <w:rPr>
+          <w:rFonts w:cstheme="minorHAnsi"/>
+          <w:sz w:val="20"/>
+          <w:szCs w:val="20"/>
+        </w:rPr>
+        <w:t>hist_id</w:t>
+      </w:r>
+      <w:proofErr w:type="spellEnd"/>
+      <w:r>
+        <w:rPr>
+          <w:rFonts w:cstheme="minorHAnsi"/>
+          <w:sz w:val="20"/>
+          <w:szCs w:val="20"/>
+        </w:rPr>
+        <w:t xml:space="preserve"> INT AUTO_INCREMENT PRIMARY KEY, category VARCHAR(30), percent INT, </w:t>
+      </w:r>
+      <w:proofErr w:type="spellStart"/>
+      <w:r>
+        <w:rPr>
+          <w:rFonts w:cstheme="minorHAnsi"/>
+          <w:sz w:val="20"/>
+          <w:szCs w:val="20"/>
+        </w:rPr>
+        <w:t>updated_on</w:t>
+      </w:r>
+      <w:proofErr w:type="spellEnd"/>
+      <w:r>
+        <w:rPr>
+          <w:rFonts w:cstheme="minorHAnsi"/>
+          <w:sz w:val="20"/>
+          <w:szCs w:val="20"/>
+        </w:rPr>
+        <w:t xml:space="preserve"> DATE DEFAULT </w:t>
       </w:r>
       <w:r>
         <w:rPr>
@@ -3382,7 +7516,43 @@
           <w:sz w:val="20"/>
           <w:szCs w:val="20"/>
         </w:rPr>
-        <w:t>Procedure calculate_fd_interest(p_fd_id)</w:t>
+        <w:t xml:space="preserve">Procedure </w:t>
+      </w:r>
+      <w:proofErr w:type="spellStart"/>
+      <w:r>
+        <w:rPr>
+          <w:rFonts w:cstheme="minorHAnsi"/>
+          <w:sz w:val="20"/>
+          <w:szCs w:val="20"/>
+        </w:rPr>
+        <w:t>calculate_fd_interest</w:t>
+      </w:r>
+      <w:proofErr w:type="spellEnd"/>
+      <w:r>
+        <w:rPr>
+          <w:rFonts w:cstheme="minorHAnsi"/>
+          <w:sz w:val="20"/>
+          <w:szCs w:val="20"/>
+        </w:rPr>
+        <w:t>(</w:t>
+      </w:r>
+      <w:proofErr w:type="spellStart"/>
+      <w:r>
+        <w:rPr>
+          <w:rFonts w:cstheme="minorHAnsi"/>
+          <w:sz w:val="20"/>
+          <w:szCs w:val="20"/>
+        </w:rPr>
+        <w:t>p_fd_id</w:t>
+      </w:r>
+      <w:proofErr w:type="spellEnd"/>
+      <w:r>
+        <w:rPr>
+          <w:rFonts w:cstheme="minorHAnsi"/>
+          <w:sz w:val="20"/>
+          <w:szCs w:val="20"/>
+        </w:rPr>
+        <w:t>)</w:t>
       </w:r>
     </w:p>
     <w:p>
@@ -3428,7 +7598,25 @@
           <w:sz w:val="20"/>
           <w:szCs w:val="20"/>
         </w:rPr>
-        <w:t>Insert into fd_history.</w:t>
+        <w:t xml:space="preserve">Insert into </w:t>
+      </w:r>
+      <w:proofErr w:type="spellStart"/>
+      <w:r>
+        <w:rPr>
+          <w:rFonts w:cstheme="minorHAnsi"/>
+          <w:sz w:val="20"/>
+          <w:szCs w:val="20"/>
+        </w:rPr>
+        <w:t>fd_history</w:t>
+      </w:r>
+      <w:proofErr w:type="spellEnd"/>
+      <w:r>
+        <w:rPr>
+          <w:rFonts w:cstheme="minorHAnsi"/>
+          <w:sz w:val="20"/>
+          <w:szCs w:val="20"/>
+        </w:rPr>
+        <w:t>.</w:t>
       </w:r>
     </w:p>
     <w:p>
@@ -3483,7 +7671,43 @@
           <w:sz w:val="20"/>
           <w:szCs w:val="20"/>
         </w:rPr>
-        <w:t>CREATE TABLE fixed_deposit (fd_id INT PRIMARY KEY,</w:t>
+        <w:t xml:space="preserve">CREATE TABLE </w:t>
+      </w:r>
+      <w:proofErr w:type="spellStart"/>
+      <w:r>
+        <w:rPr>
+          <w:rFonts w:cstheme="minorHAnsi"/>
+          <w:sz w:val="20"/>
+          <w:szCs w:val="20"/>
+        </w:rPr>
+        <w:t>fixed_deposit</w:t>
+      </w:r>
+      <w:proofErr w:type="spellEnd"/>
+      <w:r>
+        <w:rPr>
+          <w:rFonts w:cstheme="minorHAnsi"/>
+          <w:sz w:val="20"/>
+          <w:szCs w:val="20"/>
+        </w:rPr>
+        <w:t xml:space="preserve"> (</w:t>
+      </w:r>
+      <w:proofErr w:type="spellStart"/>
+      <w:r>
+        <w:rPr>
+          <w:rFonts w:cstheme="minorHAnsi"/>
+          <w:sz w:val="20"/>
+          <w:szCs w:val="20"/>
+        </w:rPr>
+        <w:t>fd_id</w:t>
+      </w:r>
+      <w:proofErr w:type="spellEnd"/>
+      <w:r>
+        <w:rPr>
+          <w:rFonts w:cstheme="minorHAnsi"/>
+          <w:sz w:val="20"/>
+          <w:szCs w:val="20"/>
+        </w:rPr>
+        <w:t xml:space="preserve"> INT PRIMARY KEY,</w:t>
       </w:r>
       <w:r>
         <w:rPr>
@@ -3493,13 +7717,23 @@
         </w:rPr>
         <w:t xml:space="preserve"> </w:t>
       </w:r>
-      <w:r>
-        <w:rPr>
-          <w:rFonts w:cstheme="minorHAnsi"/>
-          <w:sz w:val="20"/>
-          <w:szCs w:val="20"/>
-        </w:rPr>
-        <w:t xml:space="preserve">customer_id </w:t>
+      <w:proofErr w:type="spellStart"/>
+      <w:r>
+        <w:rPr>
+          <w:rFonts w:cstheme="minorHAnsi"/>
+          <w:sz w:val="20"/>
+          <w:szCs w:val="20"/>
+        </w:rPr>
+        <w:t>customer_id</w:t>
+      </w:r>
+      <w:proofErr w:type="spellEnd"/>
+      <w:r>
+        <w:rPr>
+          <w:rFonts w:cstheme="minorHAnsi"/>
+          <w:sz w:val="20"/>
+          <w:szCs w:val="20"/>
+        </w:rPr>
+        <w:t xml:space="preserve"> </w:t>
       </w:r>
       <w:r>
         <w:rPr>
@@ -3645,7 +7879,43 @@
           <w:sz w:val="20"/>
           <w:szCs w:val="20"/>
         </w:rPr>
-        <w:t xml:space="preserve">CREATE TABLE fd_history (hist_id </w:t>
+        <w:t xml:space="preserve">CREATE TABLE </w:t>
+      </w:r>
+      <w:proofErr w:type="spellStart"/>
+      <w:r>
+        <w:rPr>
+          <w:rFonts w:cstheme="minorHAnsi"/>
+          <w:sz w:val="20"/>
+          <w:szCs w:val="20"/>
+        </w:rPr>
+        <w:t>fd_history</w:t>
+      </w:r>
+      <w:proofErr w:type="spellEnd"/>
+      <w:r>
+        <w:rPr>
+          <w:rFonts w:cstheme="minorHAnsi"/>
+          <w:sz w:val="20"/>
+          <w:szCs w:val="20"/>
+        </w:rPr>
+        <w:t xml:space="preserve"> (</w:t>
+      </w:r>
+      <w:proofErr w:type="spellStart"/>
+      <w:r>
+        <w:rPr>
+          <w:rFonts w:cstheme="minorHAnsi"/>
+          <w:sz w:val="20"/>
+          <w:szCs w:val="20"/>
+        </w:rPr>
+        <w:t>hist_id</w:t>
+      </w:r>
+      <w:proofErr w:type="spellEnd"/>
+      <w:r>
+        <w:rPr>
+          <w:rFonts w:cstheme="minorHAnsi"/>
+          <w:sz w:val="20"/>
+          <w:szCs w:val="20"/>
+        </w:rPr>
+        <w:t xml:space="preserve"> </w:t>
       </w:r>
       <w:r>
         <w:rPr>
@@ -3671,13 +7941,23 @@
         </w:rPr>
         <w:t xml:space="preserve"> </w:t>
       </w:r>
-      <w:r>
-        <w:rPr>
-          <w:rFonts w:cstheme="minorHAnsi"/>
-          <w:sz w:val="20"/>
-          <w:szCs w:val="20"/>
-        </w:rPr>
-        <w:t xml:space="preserve">fd_id </w:t>
+      <w:proofErr w:type="spellStart"/>
+      <w:r>
+        <w:rPr>
+          <w:rFonts w:cstheme="minorHAnsi"/>
+          <w:sz w:val="20"/>
+          <w:szCs w:val="20"/>
+        </w:rPr>
+        <w:t>fd_id</w:t>
+      </w:r>
+      <w:proofErr w:type="spellEnd"/>
+      <w:r>
+        <w:rPr>
+          <w:rFonts w:cstheme="minorHAnsi"/>
+          <w:sz w:val="20"/>
+          <w:szCs w:val="20"/>
+        </w:rPr>
+        <w:t xml:space="preserve"> </w:t>
       </w:r>
       <w:r>
         <w:rPr>
@@ -3703,13 +7983,23 @@
         </w:rPr>
         <w:t xml:space="preserve"> </w:t>
       </w:r>
-      <w:r>
-        <w:rPr>
-          <w:rFonts w:cstheme="minorHAnsi"/>
-          <w:sz w:val="20"/>
-          <w:szCs w:val="20"/>
-        </w:rPr>
-        <w:t xml:space="preserve">maturity_amount </w:t>
+      <w:proofErr w:type="spellStart"/>
+      <w:r>
+        <w:rPr>
+          <w:rFonts w:cstheme="minorHAnsi"/>
+          <w:sz w:val="20"/>
+          <w:szCs w:val="20"/>
+        </w:rPr>
+        <w:t>maturity_amount</w:t>
+      </w:r>
+      <w:proofErr w:type="spellEnd"/>
+      <w:r>
+        <w:rPr>
+          <w:rFonts w:cstheme="minorHAnsi"/>
+          <w:sz w:val="20"/>
+          <w:szCs w:val="20"/>
+        </w:rPr>
+        <w:t xml:space="preserve"> </w:t>
       </w:r>
       <w:r>
         <w:rPr>
@@ -3735,13 +8025,23 @@
         </w:rPr>
         <w:t xml:space="preserve"> </w:t>
       </w:r>
-      <w:r>
-        <w:rPr>
-          <w:rFonts w:cstheme="minorHAnsi"/>
-          <w:sz w:val="20"/>
-          <w:szCs w:val="20"/>
-        </w:rPr>
-        <w:t xml:space="preserve">calc_date DATE DEFAULT </w:t>
+      <w:proofErr w:type="spellStart"/>
+      <w:r>
+        <w:rPr>
+          <w:rFonts w:cstheme="minorHAnsi"/>
+          <w:sz w:val="20"/>
+          <w:szCs w:val="20"/>
+        </w:rPr>
+        <w:t>calc_date</w:t>
+      </w:r>
+      <w:proofErr w:type="spellEnd"/>
+      <w:r>
+        <w:rPr>
+          <w:rFonts w:cstheme="minorHAnsi"/>
+          <w:sz w:val="20"/>
+          <w:szCs w:val="20"/>
+        </w:rPr>
+        <w:t xml:space="preserve"> DATE DEFAULT </w:t>
       </w:r>
       <w:r>
         <w:rPr>
@@ -3882,7 +8182,43 @@
           <w:sz w:val="20"/>
           <w:szCs w:val="20"/>
         </w:rPr>
-        <w:t xml:space="preserve"> cancel_order(p_order_id)</w:t>
+        <w:t xml:space="preserve"> </w:t>
+      </w:r>
+      <w:proofErr w:type="spellStart"/>
+      <w:r>
+        <w:rPr>
+          <w:rFonts w:cstheme="minorHAnsi"/>
+          <w:sz w:val="20"/>
+          <w:szCs w:val="20"/>
+        </w:rPr>
+        <w:t>cancel_order</w:t>
+      </w:r>
+      <w:proofErr w:type="spellEnd"/>
+      <w:r>
+        <w:rPr>
+          <w:rFonts w:cstheme="minorHAnsi"/>
+          <w:sz w:val="20"/>
+          <w:szCs w:val="20"/>
+        </w:rPr>
+        <w:t>(</w:t>
+      </w:r>
+      <w:proofErr w:type="spellStart"/>
+      <w:r>
+        <w:rPr>
+          <w:rFonts w:cstheme="minorHAnsi"/>
+          <w:sz w:val="20"/>
+          <w:szCs w:val="20"/>
+        </w:rPr>
+        <w:t>p_order_id</w:t>
+      </w:r>
+      <w:proofErr w:type="spellEnd"/>
+      <w:r>
+        <w:rPr>
+          <w:rFonts w:cstheme="minorHAnsi"/>
+          <w:sz w:val="20"/>
+          <w:szCs w:val="20"/>
+        </w:rPr>
+        <w:t>)</w:t>
       </w:r>
     </w:p>
     <w:p>
@@ -3956,8 +8292,18 @@
           <w:sz w:val="20"/>
           <w:szCs w:val="20"/>
         </w:rPr>
-        <w:t>Insert into order_log</w:t>
-      </w:r>
+        <w:t xml:space="preserve">Insert into </w:t>
+      </w:r>
+      <w:proofErr w:type="spellStart"/>
+      <w:r>
+        <w:rPr>
+          <w:rFonts w:cstheme="minorHAnsi"/>
+          <w:sz w:val="20"/>
+          <w:szCs w:val="20"/>
+        </w:rPr>
+        <w:t>order_log</w:t>
+      </w:r>
+      <w:proofErr w:type="spellEnd"/>
     </w:p>
     <w:p>
       <w:pPr>
@@ -4040,13 +8386,77 @@
         </w:rPr>
         <w:t xml:space="preserve"> </w:t>
       </w:r>
-      <w:r>
-        <w:rPr>
-          <w:rFonts w:cstheme="minorHAnsi"/>
-          <w:sz w:val="20"/>
-          <w:szCs w:val="20"/>
-        </w:rPr>
-        <w:t>place_order(IN p_order_id INT, IN p_product_id INT, IN p_qty INT)</w:t>
+      <w:proofErr w:type="spellStart"/>
+      <w:r>
+        <w:rPr>
+          <w:rFonts w:cstheme="minorHAnsi"/>
+          <w:sz w:val="20"/>
+          <w:szCs w:val="20"/>
+        </w:rPr>
+        <w:t>place_order</w:t>
+      </w:r>
+      <w:proofErr w:type="spellEnd"/>
+      <w:r>
+        <w:rPr>
+          <w:rFonts w:cstheme="minorHAnsi"/>
+          <w:sz w:val="20"/>
+          <w:szCs w:val="20"/>
+        </w:rPr>
+        <w:t xml:space="preserve">(IN </w:t>
+      </w:r>
+      <w:proofErr w:type="spellStart"/>
+      <w:r>
+        <w:rPr>
+          <w:rFonts w:cstheme="minorHAnsi"/>
+          <w:sz w:val="20"/>
+          <w:szCs w:val="20"/>
+        </w:rPr>
+        <w:t>p_order_id</w:t>
+      </w:r>
+      <w:proofErr w:type="spellEnd"/>
+      <w:r>
+        <w:rPr>
+          <w:rFonts w:cstheme="minorHAnsi"/>
+          <w:sz w:val="20"/>
+          <w:szCs w:val="20"/>
+        </w:rPr>
+        <w:t xml:space="preserve"> INT, IN </w:t>
+      </w:r>
+      <w:proofErr w:type="spellStart"/>
+      <w:r>
+        <w:rPr>
+          <w:rFonts w:cstheme="minorHAnsi"/>
+          <w:sz w:val="20"/>
+          <w:szCs w:val="20"/>
+        </w:rPr>
+        <w:t>p_product_id</w:t>
+      </w:r>
+      <w:proofErr w:type="spellEnd"/>
+      <w:r>
+        <w:rPr>
+          <w:rFonts w:cstheme="minorHAnsi"/>
+          <w:sz w:val="20"/>
+          <w:szCs w:val="20"/>
+        </w:rPr>
+        <w:t xml:space="preserve"> INT, IN </w:t>
+      </w:r>
+      <w:proofErr w:type="spellStart"/>
+      <w:r>
+        <w:rPr>
+          <w:rFonts w:cstheme="minorHAnsi"/>
+          <w:sz w:val="20"/>
+          <w:szCs w:val="20"/>
+        </w:rPr>
+        <w:t>p_qty</w:t>
+      </w:r>
+      <w:proofErr w:type="spellEnd"/>
+      <w:r>
+        <w:rPr>
+          <w:rFonts w:cstheme="minorHAnsi"/>
+          <w:sz w:val="20"/>
+          <w:szCs w:val="20"/>
+        </w:rPr>
+        <w:t xml:space="preserve"> INT)</w:t>
       </w:r>
     </w:p>
     <w:p>
@@ -4152,8 +8562,18 @@
           <w:sz w:val="20"/>
           <w:szCs w:val="20"/>
         </w:rPr>
-        <w:t>Insert into order_log</w:t>
-      </w:r>
+        <w:t xml:space="preserve">Insert into </w:t>
+      </w:r>
+      <w:proofErr w:type="spellStart"/>
+      <w:r>
+        <w:rPr>
+          <w:rFonts w:cstheme="minorHAnsi"/>
+          <w:sz w:val="20"/>
+          <w:szCs w:val="20"/>
+        </w:rPr>
+        <w:t>order_log</w:t>
+      </w:r>
+      <w:proofErr w:type="spellEnd"/>
     </w:p>
     <w:p>
       <w:pPr>
@@ -4226,7 +8646,61 @@
           <w:sz w:val="20"/>
           <w:szCs w:val="20"/>
         </w:rPr>
-        <w:t xml:space="preserve"> update_order_qty(IN p_order_id INT, IN p_new_qty INT)</w:t>
+        <w:t xml:space="preserve"> </w:t>
+      </w:r>
+      <w:proofErr w:type="spellStart"/>
+      <w:r>
+        <w:rPr>
+          <w:rFonts w:cstheme="minorHAnsi"/>
+          <w:sz w:val="20"/>
+          <w:szCs w:val="20"/>
+        </w:rPr>
+        <w:t>update_order_qty</w:t>
+      </w:r>
+      <w:proofErr w:type="spellEnd"/>
+      <w:r>
+        <w:rPr>
+          <w:rFonts w:cstheme="minorHAnsi"/>
+          <w:sz w:val="20"/>
+          <w:szCs w:val="20"/>
+        </w:rPr>
+        <w:t xml:space="preserve">(IN </w:t>
+      </w:r>
+      <w:proofErr w:type="spellStart"/>
+      <w:r>
+        <w:rPr>
+          <w:rFonts w:cstheme="minorHAnsi"/>
+          <w:sz w:val="20"/>
+          <w:szCs w:val="20"/>
+        </w:rPr>
+        <w:t>p_order_id</w:t>
+      </w:r>
+      <w:proofErr w:type="spellEnd"/>
+      <w:r>
+        <w:rPr>
+          <w:rFonts w:cstheme="minorHAnsi"/>
+          <w:sz w:val="20"/>
+          <w:szCs w:val="20"/>
+        </w:rPr>
+        <w:t xml:space="preserve"> INT, IN </w:t>
+      </w:r>
+      <w:proofErr w:type="spellStart"/>
+      <w:r>
+        <w:rPr>
+          <w:rFonts w:cstheme="minorHAnsi"/>
+          <w:sz w:val="20"/>
+          <w:szCs w:val="20"/>
+        </w:rPr>
+        <w:t>p_new_qty</w:t>
+      </w:r>
+      <w:proofErr w:type="spellEnd"/>
+      <w:r>
+        <w:rPr>
+          <w:rFonts w:cstheme="minorHAnsi"/>
+          <w:sz w:val="20"/>
+          <w:szCs w:val="20"/>
+        </w:rPr>
+        <w:t xml:space="preserve"> INT)</w:t>
       </w:r>
     </w:p>
     <w:p>
@@ -4270,8 +8744,19 @@
           <w:sz w:val="20"/>
           <w:szCs w:val="20"/>
         </w:rPr>
-        <w:t>Update into order_log</w:t>
-      </w:r>
+        <w:lastRenderedPageBreak/>
+        <w:t xml:space="preserve">Update into </w:t>
+      </w:r>
+      <w:proofErr w:type="spellStart"/>
+      <w:r>
+        <w:rPr>
+          <w:rFonts w:cstheme="minorHAnsi"/>
+          <w:sz w:val="20"/>
+          <w:szCs w:val="20"/>
+        </w:rPr>
+        <w:t>order_log</w:t>
+      </w:r>
+      <w:proofErr w:type="spellEnd"/>
     </w:p>
     <w:p>
       <w:pPr>
@@ -4344,7 +8829,79 @@
           <w:sz w:val="20"/>
           <w:szCs w:val="20"/>
         </w:rPr>
-        <w:t xml:space="preserve"> add_product(IN p_product_id INT, IN p_name VARCHAR(50), IN p_stock INT)</w:t>
+        <w:t xml:space="preserve"> </w:t>
+      </w:r>
+      <w:proofErr w:type="spellStart"/>
+      <w:r>
+        <w:rPr>
+          <w:rFonts w:cstheme="minorHAnsi"/>
+          <w:sz w:val="20"/>
+          <w:szCs w:val="20"/>
+        </w:rPr>
+        <w:t>add_product</w:t>
+      </w:r>
+      <w:proofErr w:type="spellEnd"/>
+      <w:r>
+        <w:rPr>
+          <w:rFonts w:cstheme="minorHAnsi"/>
+          <w:sz w:val="20"/>
+          <w:szCs w:val="20"/>
+        </w:rPr>
+        <w:t xml:space="preserve">(IN </w:t>
+      </w:r>
+      <w:proofErr w:type="spellStart"/>
+      <w:r>
+        <w:rPr>
+          <w:rFonts w:cstheme="minorHAnsi"/>
+          <w:sz w:val="20"/>
+          <w:szCs w:val="20"/>
+        </w:rPr>
+        <w:t>p_product_id</w:t>
+      </w:r>
+      <w:proofErr w:type="spellEnd"/>
+      <w:r>
+        <w:rPr>
+          <w:rFonts w:cstheme="minorHAnsi"/>
+          <w:sz w:val="20"/>
+          <w:szCs w:val="20"/>
+        </w:rPr>
+        <w:t xml:space="preserve"> INT, IN </w:t>
+      </w:r>
+      <w:proofErr w:type="spellStart"/>
+      <w:r>
+        <w:rPr>
+          <w:rFonts w:cstheme="minorHAnsi"/>
+          <w:sz w:val="20"/>
+          <w:szCs w:val="20"/>
+        </w:rPr>
+        <w:t>p_name</w:t>
+      </w:r>
+      <w:proofErr w:type="spellEnd"/>
+      <w:r>
+        <w:rPr>
+          <w:rFonts w:cstheme="minorHAnsi"/>
+          <w:sz w:val="20"/>
+          <w:szCs w:val="20"/>
+        </w:rPr>
+        <w:t xml:space="preserve"> VARCHAR(50), IN </w:t>
+      </w:r>
+      <w:proofErr w:type="spellStart"/>
+      <w:r>
+        <w:rPr>
+          <w:rFonts w:cstheme="minorHAnsi"/>
+          <w:sz w:val="20"/>
+          <w:szCs w:val="20"/>
+        </w:rPr>
+        <w:t>p_stock</w:t>
+      </w:r>
+      <w:proofErr w:type="spellEnd"/>
+      <w:r>
+        <w:rPr>
+          <w:rFonts w:cstheme="minorHAnsi"/>
+          <w:sz w:val="20"/>
+          <w:szCs w:val="20"/>
+        </w:rPr>
+        <w:t xml:space="preserve"> INT)</w:t>
       </w:r>
     </w:p>
     <w:p>
@@ -4413,13 +8970,41 @@
         </w:rPr>
         <w:t xml:space="preserve">procedure </w:t>
       </w:r>
-      <w:r>
-        <w:rPr>
-          <w:rFonts w:cstheme="minorHAnsi"/>
-          <w:sz w:val="20"/>
-          <w:szCs w:val="20"/>
-        </w:rPr>
-        <w:t>get_orders_for_product(IN p_product_id INT)</w:t>
+      <w:proofErr w:type="spellStart"/>
+      <w:r>
+        <w:rPr>
+          <w:rFonts w:cstheme="minorHAnsi"/>
+          <w:sz w:val="20"/>
+          <w:szCs w:val="20"/>
+        </w:rPr>
+        <w:t>get_orders_for_product</w:t>
+      </w:r>
+      <w:proofErr w:type="spellEnd"/>
+      <w:r>
+        <w:rPr>
+          <w:rFonts w:cstheme="minorHAnsi"/>
+          <w:sz w:val="20"/>
+          <w:szCs w:val="20"/>
+        </w:rPr>
+        <w:t xml:space="preserve">(IN </w:t>
+      </w:r>
+      <w:proofErr w:type="spellStart"/>
+      <w:r>
+        <w:rPr>
+          <w:rFonts w:cstheme="minorHAnsi"/>
+          <w:sz w:val="20"/>
+          <w:szCs w:val="20"/>
+        </w:rPr>
+        <w:t>p_product_id</w:t>
+      </w:r>
+      <w:proofErr w:type="spellEnd"/>
+      <w:r>
+        <w:rPr>
+          <w:rFonts w:cstheme="minorHAnsi"/>
+          <w:sz w:val="20"/>
+          <w:szCs w:val="20"/>
+        </w:rPr>
+        <w:t xml:space="preserve"> INT)</w:t>
       </w:r>
     </w:p>
     <w:p>
@@ -4476,7 +9061,43 @@
           <w:sz w:val="20"/>
           <w:szCs w:val="20"/>
         </w:rPr>
-        <w:t>CREATE TABLE shop_orders (order_id INT PRIMARY KEY,</w:t>
+        <w:t xml:space="preserve">CREATE TABLE </w:t>
+      </w:r>
+      <w:proofErr w:type="spellStart"/>
+      <w:r>
+        <w:rPr>
+          <w:rFonts w:cstheme="minorHAnsi"/>
+          <w:sz w:val="20"/>
+          <w:szCs w:val="20"/>
+        </w:rPr>
+        <w:t>shop_orders</w:t>
+      </w:r>
+      <w:proofErr w:type="spellEnd"/>
+      <w:r>
+        <w:rPr>
+          <w:rFonts w:cstheme="minorHAnsi"/>
+          <w:sz w:val="20"/>
+          <w:szCs w:val="20"/>
+        </w:rPr>
+        <w:t xml:space="preserve"> (</w:t>
+      </w:r>
+      <w:proofErr w:type="spellStart"/>
+      <w:r>
+        <w:rPr>
+          <w:rFonts w:cstheme="minorHAnsi"/>
+          <w:sz w:val="20"/>
+          <w:szCs w:val="20"/>
+        </w:rPr>
+        <w:t>order_id</w:t>
+      </w:r>
+      <w:proofErr w:type="spellEnd"/>
+      <w:r>
+        <w:rPr>
+          <w:rFonts w:cstheme="minorHAnsi"/>
+          <w:sz w:val="20"/>
+          <w:szCs w:val="20"/>
+        </w:rPr>
+        <w:t xml:space="preserve"> INT PRIMARY KEY,</w:t>
       </w:r>
       <w:r>
         <w:rPr>
@@ -4486,13 +9107,23 @@
         </w:rPr>
         <w:t xml:space="preserve"> </w:t>
       </w:r>
-      <w:r>
-        <w:rPr>
-          <w:rFonts w:cstheme="minorHAnsi"/>
-          <w:sz w:val="20"/>
-          <w:szCs w:val="20"/>
-        </w:rPr>
-        <w:t>product_id INT,</w:t>
+      <w:proofErr w:type="spellStart"/>
+      <w:r>
+        <w:rPr>
+          <w:rFonts w:cstheme="minorHAnsi"/>
+          <w:sz w:val="20"/>
+          <w:szCs w:val="20"/>
+        </w:rPr>
+        <w:t>product_id</w:t>
+      </w:r>
+      <w:proofErr w:type="spellEnd"/>
+      <w:r>
+        <w:rPr>
+          <w:rFonts w:cstheme="minorHAnsi"/>
+          <w:sz w:val="20"/>
+          <w:szCs w:val="20"/>
+        </w:rPr>
+        <w:t xml:space="preserve"> INT,</w:t>
       </w:r>
       <w:r>
         <w:rPr>
@@ -4524,25 +9155,7 @@
           <w:sz w:val="20"/>
           <w:szCs w:val="20"/>
         </w:rPr>
-        <w:t xml:space="preserve">status </w:t>
-      </w:r>
-      <w:proofErr w:type="gramStart"/>
-      <w:r>
-        <w:rPr>
-          <w:rFonts w:cstheme="minorHAnsi"/>
-          <w:sz w:val="20"/>
-          <w:szCs w:val="20"/>
-        </w:rPr>
-        <w:t>VARCHAR(</w:t>
-      </w:r>
-      <w:proofErr w:type="gramEnd"/>
-      <w:r>
-        <w:rPr>
-          <w:rFonts w:cstheme="minorHAnsi"/>
-          <w:sz w:val="20"/>
-          <w:szCs w:val="20"/>
-        </w:rPr>
-        <w:t>20)</w:t>
+        <w:t>status VARCHAR(20)</w:t>
       </w:r>
       <w:r>
         <w:rPr>
@@ -4608,7 +9221,43 @@
           <w:sz w:val="20"/>
           <w:szCs w:val="20"/>
         </w:rPr>
-        <w:t>CREATE TABLE shop_products (product_id INT PRIMARY KEY,</w:t>
+        <w:t xml:space="preserve">CREATE TABLE </w:t>
+      </w:r>
+      <w:proofErr w:type="spellStart"/>
+      <w:r>
+        <w:rPr>
+          <w:rFonts w:cstheme="minorHAnsi"/>
+          <w:sz w:val="20"/>
+          <w:szCs w:val="20"/>
+        </w:rPr>
+        <w:t>shop_products</w:t>
+      </w:r>
+      <w:proofErr w:type="spellEnd"/>
+      <w:r>
+        <w:rPr>
+          <w:rFonts w:cstheme="minorHAnsi"/>
+          <w:sz w:val="20"/>
+          <w:szCs w:val="20"/>
+        </w:rPr>
+        <w:t xml:space="preserve"> (</w:t>
+      </w:r>
+      <w:proofErr w:type="spellStart"/>
+      <w:r>
+        <w:rPr>
+          <w:rFonts w:cstheme="minorHAnsi"/>
+          <w:sz w:val="20"/>
+          <w:szCs w:val="20"/>
+        </w:rPr>
+        <w:t>product_id</w:t>
+      </w:r>
+      <w:proofErr w:type="spellEnd"/>
+      <w:r>
+        <w:rPr>
+          <w:rFonts w:cstheme="minorHAnsi"/>
+          <w:sz w:val="20"/>
+          <w:szCs w:val="20"/>
+        </w:rPr>
+        <w:t xml:space="preserve"> INT PRIMARY KEY,</w:t>
       </w:r>
       <w:r>
         <w:rPr>
@@ -4618,13 +9267,23 @@
         </w:rPr>
         <w:t xml:space="preserve"> </w:t>
       </w:r>
-      <w:r>
-        <w:rPr>
-          <w:rFonts w:cstheme="minorHAnsi"/>
-          <w:sz w:val="20"/>
-          <w:szCs w:val="20"/>
-        </w:rPr>
-        <w:t>product_name VARCHAR(50),</w:t>
+      <w:proofErr w:type="spellStart"/>
+      <w:r>
+        <w:rPr>
+          <w:rFonts w:cstheme="minorHAnsi"/>
+          <w:sz w:val="20"/>
+          <w:szCs w:val="20"/>
+        </w:rPr>
+        <w:t>product_name</w:t>
+      </w:r>
+      <w:proofErr w:type="spellEnd"/>
+      <w:r>
+        <w:rPr>
+          <w:rFonts w:cstheme="minorHAnsi"/>
+          <w:sz w:val="20"/>
+          <w:szCs w:val="20"/>
+        </w:rPr>
+        <w:t xml:space="preserve"> VARCHAR(50),</w:t>
       </w:r>
       <w:r>
         <w:rPr>
@@ -4689,7 +9348,43 @@
           <w:sz w:val="20"/>
           <w:szCs w:val="20"/>
         </w:rPr>
-        <w:t>CREATE TABLE order_log (log_id INT AUTO_INCREMENT PRIMARY KEY,</w:t>
+        <w:t xml:space="preserve">CREATE TABLE </w:t>
+      </w:r>
+      <w:proofErr w:type="spellStart"/>
+      <w:r>
+        <w:rPr>
+          <w:rFonts w:cstheme="minorHAnsi"/>
+          <w:sz w:val="20"/>
+          <w:szCs w:val="20"/>
+        </w:rPr>
+        <w:t>order_log</w:t>
+      </w:r>
+      <w:proofErr w:type="spellEnd"/>
+      <w:r>
+        <w:rPr>
+          <w:rFonts w:cstheme="minorHAnsi"/>
+          <w:sz w:val="20"/>
+          <w:szCs w:val="20"/>
+        </w:rPr>
+        <w:t xml:space="preserve"> (</w:t>
+      </w:r>
+      <w:proofErr w:type="spellStart"/>
+      <w:r>
+        <w:rPr>
+          <w:rFonts w:cstheme="minorHAnsi"/>
+          <w:sz w:val="20"/>
+          <w:szCs w:val="20"/>
+        </w:rPr>
+        <w:t>log_id</w:t>
+      </w:r>
+      <w:proofErr w:type="spellEnd"/>
+      <w:r>
+        <w:rPr>
+          <w:rFonts w:cstheme="minorHAnsi"/>
+          <w:sz w:val="20"/>
+          <w:szCs w:val="20"/>
+        </w:rPr>
+        <w:t xml:space="preserve"> INT AUTO_INCREMENT PRIMARY KEY,</w:t>
       </w:r>
       <w:r>
         <w:rPr>
@@ -4699,13 +9394,23 @@
         </w:rPr>
         <w:t xml:space="preserve"> </w:t>
       </w:r>
-      <w:r>
-        <w:rPr>
-          <w:rFonts w:cstheme="minorHAnsi"/>
-          <w:sz w:val="20"/>
-          <w:szCs w:val="20"/>
-        </w:rPr>
-        <w:t>order_id INT,</w:t>
+      <w:proofErr w:type="spellStart"/>
+      <w:r>
+        <w:rPr>
+          <w:rFonts w:cstheme="minorHAnsi"/>
+          <w:sz w:val="20"/>
+          <w:szCs w:val="20"/>
+        </w:rPr>
+        <w:t>order_id</w:t>
+      </w:r>
+      <w:proofErr w:type="spellEnd"/>
+      <w:r>
+        <w:rPr>
+          <w:rFonts w:cstheme="minorHAnsi"/>
+          <w:sz w:val="20"/>
+          <w:szCs w:val="20"/>
+        </w:rPr>
+        <w:t xml:space="preserve"> INT,</w:t>
       </w:r>
       <w:r>
         <w:rPr>
@@ -4747,13 +9452,23 @@
         </w:rPr>
         <w:t xml:space="preserve"> </w:t>
       </w:r>
-      <w:r>
-        <w:rPr>
-          <w:rFonts w:cstheme="minorHAnsi"/>
-          <w:sz w:val="20"/>
-          <w:szCs w:val="20"/>
-        </w:rPr>
-        <w:t>log_date DATE DEFAULT CURDATE());</w:t>
+      <w:proofErr w:type="spellStart"/>
+      <w:r>
+        <w:rPr>
+          <w:rFonts w:cstheme="minorHAnsi"/>
+          <w:sz w:val="20"/>
+          <w:szCs w:val="20"/>
+        </w:rPr>
+        <w:t>log_date</w:t>
+      </w:r>
+      <w:proofErr w:type="spellEnd"/>
+      <w:r>
+        <w:rPr>
+          <w:rFonts w:cstheme="minorHAnsi"/>
+          <w:sz w:val="20"/>
+          <w:szCs w:val="20"/>
+        </w:rPr>
+        <w:t xml:space="preserve"> DATE DEFAULT CURDATE());</w:t>
       </w:r>
     </w:p>
     <w:p>
@@ -4840,13 +9555,41 @@
         </w:rPr>
         <w:t xml:space="preserve"> </w:t>
       </w:r>
-      <w:r>
-        <w:rPr>
-          <w:rFonts w:cstheme="minorHAnsi"/>
-          <w:sz w:val="20"/>
-          <w:szCs w:val="20"/>
-        </w:rPr>
-        <w:t>check_order_status(p_order_id INT)</w:t>
+      <w:proofErr w:type="spellStart"/>
+      <w:r>
+        <w:rPr>
+          <w:rFonts w:cstheme="minorHAnsi"/>
+          <w:sz w:val="20"/>
+          <w:szCs w:val="20"/>
+        </w:rPr>
+        <w:t>check_order_status</w:t>
+      </w:r>
+      <w:proofErr w:type="spellEnd"/>
+      <w:r>
+        <w:rPr>
+          <w:rFonts w:cstheme="minorHAnsi"/>
+          <w:sz w:val="20"/>
+          <w:szCs w:val="20"/>
+        </w:rPr>
+        <w:t>(</w:t>
+      </w:r>
+      <w:proofErr w:type="spellStart"/>
+      <w:r>
+        <w:rPr>
+          <w:rFonts w:cstheme="minorHAnsi"/>
+          <w:sz w:val="20"/>
+          <w:szCs w:val="20"/>
+        </w:rPr>
+        <w:t>p_order_id</w:t>
+      </w:r>
+      <w:proofErr w:type="spellEnd"/>
+      <w:r>
+        <w:rPr>
+          <w:rFonts w:cstheme="minorHAnsi"/>
+          <w:sz w:val="20"/>
+          <w:szCs w:val="20"/>
+        </w:rPr>
+        <w:t xml:space="preserve"> INT)</w:t>
       </w:r>
     </w:p>
     <w:p>
@@ -4967,13 +9710,41 @@
         </w:rPr>
         <w:t xml:space="preserve"> </w:t>
       </w:r>
-      <w:r>
-        <w:rPr>
-          <w:rFonts w:cstheme="minorHAnsi"/>
-          <w:sz w:val="20"/>
-          <w:szCs w:val="20"/>
-        </w:rPr>
-        <w:t>product_cancel_count(p_product_id INT)</w:t>
+      <w:proofErr w:type="spellStart"/>
+      <w:r>
+        <w:rPr>
+          <w:rFonts w:cstheme="minorHAnsi"/>
+          <w:sz w:val="20"/>
+          <w:szCs w:val="20"/>
+        </w:rPr>
+        <w:t>product_cancel_count</w:t>
+      </w:r>
+      <w:proofErr w:type="spellEnd"/>
+      <w:r>
+        <w:rPr>
+          <w:rFonts w:cstheme="minorHAnsi"/>
+          <w:sz w:val="20"/>
+          <w:szCs w:val="20"/>
+        </w:rPr>
+        <w:t>(</w:t>
+      </w:r>
+      <w:proofErr w:type="spellStart"/>
+      <w:r>
+        <w:rPr>
+          <w:rFonts w:cstheme="minorHAnsi"/>
+          <w:sz w:val="20"/>
+          <w:szCs w:val="20"/>
+        </w:rPr>
+        <w:t>p_product_id</w:t>
+      </w:r>
+      <w:proofErr w:type="spellEnd"/>
+      <w:r>
+        <w:rPr>
+          <w:rFonts w:cstheme="minorHAnsi"/>
+          <w:sz w:val="20"/>
+          <w:szCs w:val="20"/>
+        </w:rPr>
+        <w:t xml:space="preserve"> INT)</w:t>
       </w:r>
     </w:p>
     <w:p>
@@ -5038,13 +9809,41 @@
         </w:rPr>
         <w:t xml:space="preserve"> </w:t>
       </w:r>
-      <w:r>
-        <w:rPr>
-          <w:rFonts w:cstheme="minorHAnsi"/>
-          <w:sz w:val="20"/>
-          <w:szCs w:val="20"/>
-        </w:rPr>
-        <w:t>get_stock(p_product_id INT)</w:t>
+      <w:proofErr w:type="spellStart"/>
+      <w:r>
+        <w:rPr>
+          <w:rFonts w:cstheme="minorHAnsi"/>
+          <w:sz w:val="20"/>
+          <w:szCs w:val="20"/>
+        </w:rPr>
+        <w:t>get_stock</w:t>
+      </w:r>
+      <w:proofErr w:type="spellEnd"/>
+      <w:r>
+        <w:rPr>
+          <w:rFonts w:cstheme="minorHAnsi"/>
+          <w:sz w:val="20"/>
+          <w:szCs w:val="20"/>
+        </w:rPr>
+        <w:t>(</w:t>
+      </w:r>
+      <w:proofErr w:type="spellStart"/>
+      <w:r>
+        <w:rPr>
+          <w:rFonts w:cstheme="minorHAnsi"/>
+          <w:sz w:val="20"/>
+          <w:szCs w:val="20"/>
+        </w:rPr>
+        <w:t>p_product_id</w:t>
+      </w:r>
+      <w:proofErr w:type="spellEnd"/>
+      <w:r>
+        <w:rPr>
+          <w:rFonts w:cstheme="minorHAnsi"/>
+          <w:sz w:val="20"/>
+          <w:szCs w:val="20"/>
+        </w:rPr>
+        <w:t xml:space="preserve"> INT)</w:t>
       </w:r>
     </w:p>
     <w:p>
@@ -5129,13 +9928,41 @@
         </w:rPr>
         <w:t xml:space="preserve"> </w:t>
       </w:r>
-      <w:r>
-        <w:rPr>
-          <w:rFonts w:cstheme="minorHAnsi"/>
-          <w:sz w:val="20"/>
-          <w:szCs w:val="20"/>
-        </w:rPr>
-        <w:t>product_cancelled_qty(p_product_id INT)</w:t>
+      <w:proofErr w:type="spellStart"/>
+      <w:r>
+        <w:rPr>
+          <w:rFonts w:cstheme="minorHAnsi"/>
+          <w:sz w:val="20"/>
+          <w:szCs w:val="20"/>
+        </w:rPr>
+        <w:t>product_cancelled_qty</w:t>
+      </w:r>
+      <w:proofErr w:type="spellEnd"/>
+      <w:r>
+        <w:rPr>
+          <w:rFonts w:cstheme="minorHAnsi"/>
+          <w:sz w:val="20"/>
+          <w:szCs w:val="20"/>
+        </w:rPr>
+        <w:t>(</w:t>
+      </w:r>
+      <w:proofErr w:type="spellStart"/>
+      <w:r>
+        <w:rPr>
+          <w:rFonts w:cstheme="minorHAnsi"/>
+          <w:sz w:val="20"/>
+          <w:szCs w:val="20"/>
+        </w:rPr>
+        <w:t>p_product_id</w:t>
+      </w:r>
+      <w:proofErr w:type="spellEnd"/>
+      <w:r>
+        <w:rPr>
+          <w:rFonts w:cstheme="minorHAnsi"/>
+          <w:sz w:val="20"/>
+          <w:szCs w:val="20"/>
+        </w:rPr>
+        <w:t xml:space="preserve"> INT)</w:t>
       </w:r>
     </w:p>
     <w:p>
@@ -5260,13 +10087,41 @@
         </w:rPr>
         <w:t xml:space="preserve"> </w:t>
       </w:r>
-      <w:r>
-        <w:rPr>
-          <w:rFonts w:cstheme="minorHAnsi"/>
-          <w:sz w:val="20"/>
-          <w:szCs w:val="20"/>
-        </w:rPr>
-        <w:t>first_order_action(p_order_id INT)</w:t>
+      <w:proofErr w:type="spellStart"/>
+      <w:r>
+        <w:rPr>
+          <w:rFonts w:cstheme="minorHAnsi"/>
+          <w:sz w:val="20"/>
+          <w:szCs w:val="20"/>
+        </w:rPr>
+        <w:t>first_order_action</w:t>
+      </w:r>
+      <w:proofErr w:type="spellEnd"/>
+      <w:r>
+        <w:rPr>
+          <w:rFonts w:cstheme="minorHAnsi"/>
+          <w:sz w:val="20"/>
+          <w:szCs w:val="20"/>
+        </w:rPr>
+        <w:t>(</w:t>
+      </w:r>
+      <w:proofErr w:type="spellStart"/>
+      <w:r>
+        <w:rPr>
+          <w:rFonts w:cstheme="minorHAnsi"/>
+          <w:sz w:val="20"/>
+          <w:szCs w:val="20"/>
+        </w:rPr>
+        <w:t>p_order_id</w:t>
+      </w:r>
+      <w:proofErr w:type="spellEnd"/>
+      <w:r>
+        <w:rPr>
+          <w:rFonts w:cstheme="minorHAnsi"/>
+          <w:sz w:val="20"/>
+          <w:szCs w:val="20"/>
+        </w:rPr>
+        <w:t xml:space="preserve"> INT)</w:t>
       </w:r>
     </w:p>
     <w:p>
@@ -5331,13 +10186,41 @@
         </w:rPr>
         <w:t xml:space="preserve"> </w:t>
       </w:r>
-      <w:r>
-        <w:rPr>
-          <w:rFonts w:cstheme="minorHAnsi"/>
-          <w:sz w:val="20"/>
-          <w:szCs w:val="20"/>
-        </w:rPr>
-        <w:t>last_order_action(p_order_id INT)</w:t>
+      <w:proofErr w:type="spellStart"/>
+      <w:r>
+        <w:rPr>
+          <w:rFonts w:cstheme="minorHAnsi"/>
+          <w:sz w:val="20"/>
+          <w:szCs w:val="20"/>
+        </w:rPr>
+        <w:t>last_order_action</w:t>
+      </w:r>
+      <w:proofErr w:type="spellEnd"/>
+      <w:r>
+        <w:rPr>
+          <w:rFonts w:cstheme="minorHAnsi"/>
+          <w:sz w:val="20"/>
+          <w:szCs w:val="20"/>
+        </w:rPr>
+        <w:t>(</w:t>
+      </w:r>
+      <w:proofErr w:type="spellStart"/>
+      <w:r>
+        <w:rPr>
+          <w:rFonts w:cstheme="minorHAnsi"/>
+          <w:sz w:val="20"/>
+          <w:szCs w:val="20"/>
+        </w:rPr>
+        <w:t>p_order_id</w:t>
+      </w:r>
+      <w:proofErr w:type="spellEnd"/>
+      <w:r>
+        <w:rPr>
+          <w:rFonts w:cstheme="minorHAnsi"/>
+          <w:sz w:val="20"/>
+          <w:szCs w:val="20"/>
+        </w:rPr>
+        <w:t xml:space="preserve"> INT)</w:t>
       </w:r>
     </w:p>
     <w:p>
@@ -5422,13 +10305,41 @@
         </w:rPr>
         <w:t xml:space="preserve"> </w:t>
       </w:r>
-      <w:r>
-        <w:rPr>
-          <w:rFonts w:cstheme="minorHAnsi"/>
-          <w:sz w:val="20"/>
-          <w:szCs w:val="20"/>
-        </w:rPr>
-        <w:t>is_out_of_stock(p_product_id INT)</w:t>
+      <w:proofErr w:type="spellStart"/>
+      <w:r>
+        <w:rPr>
+          <w:rFonts w:cstheme="minorHAnsi"/>
+          <w:sz w:val="20"/>
+          <w:szCs w:val="20"/>
+        </w:rPr>
+        <w:t>is_out_of_stock</w:t>
+      </w:r>
+      <w:proofErr w:type="spellEnd"/>
+      <w:r>
+        <w:rPr>
+          <w:rFonts w:cstheme="minorHAnsi"/>
+          <w:sz w:val="20"/>
+          <w:szCs w:val="20"/>
+        </w:rPr>
+        <w:t>(</w:t>
+      </w:r>
+      <w:proofErr w:type="spellStart"/>
+      <w:r>
+        <w:rPr>
+          <w:rFonts w:cstheme="minorHAnsi"/>
+          <w:sz w:val="20"/>
+          <w:szCs w:val="20"/>
+        </w:rPr>
+        <w:t>p_product_id</w:t>
+      </w:r>
+      <w:proofErr w:type="spellEnd"/>
+      <w:r>
+        <w:rPr>
+          <w:rFonts w:cstheme="minorHAnsi"/>
+          <w:sz w:val="20"/>
+          <w:szCs w:val="20"/>
+        </w:rPr>
+        <w:t xml:space="preserve"> INT)</w:t>
       </w:r>
     </w:p>
     <w:p>
@@ -5493,31 +10404,41 @@
         </w:rPr>
         <w:t xml:space="preserve"> </w:t>
       </w:r>
-      <w:r>
-        <w:rPr>
-          <w:rFonts w:cstheme="minorHAnsi"/>
-          <w:sz w:val="20"/>
-          <w:szCs w:val="20"/>
-        </w:rPr>
-        <w:t>get_order_</w:t>
-      </w:r>
-      <w:proofErr w:type="gramStart"/>
-      <w:r>
-        <w:rPr>
-          <w:rFonts w:cstheme="minorHAnsi"/>
-          <w:sz w:val="20"/>
-          <w:szCs w:val="20"/>
-        </w:rPr>
-        <w:t>status(</w:t>
-      </w:r>
-      <w:proofErr w:type="gramEnd"/>
-      <w:r>
-        <w:rPr>
-          <w:rFonts w:cstheme="minorHAnsi"/>
-          <w:sz w:val="20"/>
-          <w:szCs w:val="20"/>
-        </w:rPr>
-        <w:t>p_order_id INT)</w:t>
+      <w:proofErr w:type="spellStart"/>
+      <w:r>
+        <w:rPr>
+          <w:rFonts w:cstheme="minorHAnsi"/>
+          <w:sz w:val="20"/>
+          <w:szCs w:val="20"/>
+        </w:rPr>
+        <w:t>get_order_status</w:t>
+      </w:r>
+      <w:proofErr w:type="spellEnd"/>
+      <w:r>
+        <w:rPr>
+          <w:rFonts w:cstheme="minorHAnsi"/>
+          <w:sz w:val="20"/>
+          <w:szCs w:val="20"/>
+        </w:rPr>
+        <w:t>(</w:t>
+      </w:r>
+      <w:proofErr w:type="spellStart"/>
+      <w:r>
+        <w:rPr>
+          <w:rFonts w:cstheme="minorHAnsi"/>
+          <w:sz w:val="20"/>
+          <w:szCs w:val="20"/>
+        </w:rPr>
+        <w:t>p_order_id</w:t>
+      </w:r>
+      <w:proofErr w:type="spellEnd"/>
+      <w:r>
+        <w:rPr>
+          <w:rFonts w:cstheme="minorHAnsi"/>
+          <w:sz w:val="20"/>
+          <w:szCs w:val="20"/>
+        </w:rPr>
+        <w:t xml:space="preserve"> INT)</w:t>
       </w:r>
     </w:p>
     <w:p>
@@ -5592,31 +10513,41 @@
         </w:rPr>
         <w:t xml:space="preserve"> </w:t>
       </w:r>
-      <w:r>
-        <w:rPr>
-          <w:rFonts w:cstheme="minorHAnsi"/>
-          <w:sz w:val="20"/>
-          <w:szCs w:val="20"/>
-        </w:rPr>
-        <w:t>can_</w:t>
-      </w:r>
-      <w:proofErr w:type="gramStart"/>
-      <w:r>
-        <w:rPr>
-          <w:rFonts w:cstheme="minorHAnsi"/>
-          <w:sz w:val="20"/>
-          <w:szCs w:val="20"/>
-        </w:rPr>
-        <w:t>cancel(</w:t>
-      </w:r>
-      <w:proofErr w:type="gramEnd"/>
-      <w:r>
-        <w:rPr>
-          <w:rFonts w:cstheme="minorHAnsi"/>
-          <w:sz w:val="20"/>
-          <w:szCs w:val="20"/>
-        </w:rPr>
-        <w:t>p_order_id INT)</w:t>
+      <w:proofErr w:type="spellStart"/>
+      <w:r>
+        <w:rPr>
+          <w:rFonts w:cstheme="minorHAnsi"/>
+          <w:sz w:val="20"/>
+          <w:szCs w:val="20"/>
+        </w:rPr>
+        <w:t>can_cancel</w:t>
+      </w:r>
+      <w:proofErr w:type="spellEnd"/>
+      <w:r>
+        <w:rPr>
+          <w:rFonts w:cstheme="minorHAnsi"/>
+          <w:sz w:val="20"/>
+          <w:szCs w:val="20"/>
+        </w:rPr>
+        <w:t>(</w:t>
+      </w:r>
+      <w:proofErr w:type="spellStart"/>
+      <w:r>
+        <w:rPr>
+          <w:rFonts w:cstheme="minorHAnsi"/>
+          <w:sz w:val="20"/>
+          <w:szCs w:val="20"/>
+        </w:rPr>
+        <w:t>p_order_id</w:t>
+      </w:r>
+      <w:proofErr w:type="spellEnd"/>
+      <w:r>
+        <w:rPr>
+          <w:rFonts w:cstheme="minorHAnsi"/>
+          <w:sz w:val="20"/>
+          <w:szCs w:val="20"/>
+        </w:rPr>
+        <w:t xml:space="preserve"> INT)</w:t>
       </w:r>
     </w:p>
     <w:p>
@@ -5701,31 +10632,41 @@
         </w:rPr>
         <w:t xml:space="preserve"> </w:t>
       </w:r>
-      <w:r>
-        <w:rPr>
-          <w:rFonts w:cstheme="minorHAnsi"/>
-          <w:sz w:val="20"/>
-          <w:szCs w:val="20"/>
-        </w:rPr>
-        <w:t>days_since_</w:t>
-      </w:r>
-      <w:proofErr w:type="gramStart"/>
-      <w:r>
-        <w:rPr>
-          <w:rFonts w:cstheme="minorHAnsi"/>
-          <w:sz w:val="20"/>
-          <w:szCs w:val="20"/>
-        </w:rPr>
-        <w:t>order(</w:t>
-      </w:r>
-      <w:proofErr w:type="gramEnd"/>
-      <w:r>
-        <w:rPr>
-          <w:rFonts w:cstheme="minorHAnsi"/>
-          <w:sz w:val="20"/>
-          <w:szCs w:val="20"/>
-        </w:rPr>
-        <w:t>p_order_id INT)</w:t>
+      <w:proofErr w:type="spellStart"/>
+      <w:r>
+        <w:rPr>
+          <w:rFonts w:cstheme="minorHAnsi"/>
+          <w:sz w:val="20"/>
+          <w:szCs w:val="20"/>
+        </w:rPr>
+        <w:t>days_since_order</w:t>
+      </w:r>
+      <w:proofErr w:type="spellEnd"/>
+      <w:r>
+        <w:rPr>
+          <w:rFonts w:cstheme="minorHAnsi"/>
+          <w:sz w:val="20"/>
+          <w:szCs w:val="20"/>
+        </w:rPr>
+        <w:t>(</w:t>
+      </w:r>
+      <w:proofErr w:type="spellStart"/>
+      <w:r>
+        <w:rPr>
+          <w:rFonts w:cstheme="minorHAnsi"/>
+          <w:sz w:val="20"/>
+          <w:szCs w:val="20"/>
+        </w:rPr>
+        <w:t>p_order_id</w:t>
+      </w:r>
+      <w:proofErr w:type="spellEnd"/>
+      <w:r>
+        <w:rPr>
+          <w:rFonts w:cstheme="minorHAnsi"/>
+          <w:sz w:val="20"/>
+          <w:szCs w:val="20"/>
+        </w:rPr>
+        <w:t xml:space="preserve"> INT)</w:t>
       </w:r>
     </w:p>
     <w:p>
@@ -5824,7 +10765,43 @@
           <w:sz w:val="20"/>
           <w:szCs w:val="20"/>
         </w:rPr>
-        <w:t xml:space="preserve"> promote_students(p_course_id)</w:t>
+        <w:t xml:space="preserve"> </w:t>
+      </w:r>
+      <w:proofErr w:type="spellStart"/>
+      <w:r>
+        <w:rPr>
+          <w:rFonts w:cstheme="minorHAnsi"/>
+          <w:sz w:val="20"/>
+          <w:szCs w:val="20"/>
+        </w:rPr>
+        <w:t>promote_students</w:t>
+      </w:r>
+      <w:proofErr w:type="spellEnd"/>
+      <w:r>
+        <w:rPr>
+          <w:rFonts w:cstheme="minorHAnsi"/>
+          <w:sz w:val="20"/>
+          <w:szCs w:val="20"/>
+        </w:rPr>
+        <w:t>(</w:t>
+      </w:r>
+      <w:proofErr w:type="spellStart"/>
+      <w:r>
+        <w:rPr>
+          <w:rFonts w:cstheme="minorHAnsi"/>
+          <w:sz w:val="20"/>
+          <w:szCs w:val="20"/>
+        </w:rPr>
+        <w:t>p_course_id</w:t>
+      </w:r>
+      <w:proofErr w:type="spellEnd"/>
+      <w:r>
+        <w:rPr>
+          <w:rFonts w:cstheme="minorHAnsi"/>
+          <w:sz w:val="20"/>
+          <w:szCs w:val="20"/>
+        </w:rPr>
+        <w:t>)</w:t>
       </w:r>
     </w:p>
     <w:p>
@@ -5868,7 +10845,25 @@
           <w:sz w:val="20"/>
           <w:szCs w:val="20"/>
         </w:rPr>
-        <w:t>Update student_academic table.</w:t>
+        <w:t xml:space="preserve">Update </w:t>
+      </w:r>
+      <w:proofErr w:type="spellStart"/>
+      <w:r>
+        <w:rPr>
+          <w:rFonts w:cstheme="minorHAnsi"/>
+          <w:sz w:val="20"/>
+          <w:szCs w:val="20"/>
+        </w:rPr>
+        <w:t>student_academic</w:t>
+      </w:r>
+      <w:proofErr w:type="spellEnd"/>
+      <w:r>
+        <w:rPr>
+          <w:rFonts w:cstheme="minorHAnsi"/>
+          <w:sz w:val="20"/>
+          <w:szCs w:val="20"/>
+        </w:rPr>
+        <w:t xml:space="preserve"> table.</w:t>
       </w:r>
     </w:p>
     <w:p>
@@ -5918,7 +10913,61 @@
           <w:sz w:val="20"/>
           <w:szCs w:val="20"/>
         </w:rPr>
-        <w:t>CREATE TABLE student_academic (student_id INT PRIMARY KEY, course_id INT, semester INT, marks INT);</w:t>
+        <w:t xml:space="preserve">CREATE TABLE </w:t>
+      </w:r>
+      <w:proofErr w:type="spellStart"/>
+      <w:r>
+        <w:rPr>
+          <w:rFonts w:cstheme="minorHAnsi"/>
+          <w:sz w:val="20"/>
+          <w:szCs w:val="20"/>
+        </w:rPr>
+        <w:t>student_academic</w:t>
+      </w:r>
+      <w:proofErr w:type="spellEnd"/>
+      <w:r>
+        <w:rPr>
+          <w:rFonts w:cstheme="minorHAnsi"/>
+          <w:sz w:val="20"/>
+          <w:szCs w:val="20"/>
+        </w:rPr>
+        <w:t xml:space="preserve"> (</w:t>
+      </w:r>
+      <w:proofErr w:type="spellStart"/>
+      <w:r>
+        <w:rPr>
+          <w:rFonts w:cstheme="minorHAnsi"/>
+          <w:sz w:val="20"/>
+          <w:szCs w:val="20"/>
+        </w:rPr>
+        <w:t>student_id</w:t>
+      </w:r>
+      <w:proofErr w:type="spellEnd"/>
+      <w:r>
+        <w:rPr>
+          <w:rFonts w:cstheme="minorHAnsi"/>
+          <w:sz w:val="20"/>
+          <w:szCs w:val="20"/>
+        </w:rPr>
+        <w:t xml:space="preserve"> INT PRIMARY KEY, </w:t>
+      </w:r>
+      <w:proofErr w:type="spellStart"/>
+      <w:r>
+        <w:rPr>
+          <w:rFonts w:cstheme="minorHAnsi"/>
+          <w:sz w:val="20"/>
+          <w:szCs w:val="20"/>
+        </w:rPr>
+        <w:t>course_id</w:t>
+      </w:r>
+      <w:proofErr w:type="spellEnd"/>
+      <w:r>
+        <w:rPr>
+          <w:rFonts w:cstheme="minorHAnsi"/>
+          <w:sz w:val="20"/>
+          <w:szCs w:val="20"/>
+        </w:rPr>
+        <w:t xml:space="preserve"> INT, semester INT, marks INT);</w:t>
       </w:r>
     </w:p>
     <w:p>
@@ -6052,31 +11101,59 @@
         </w:rPr>
         <w:t xml:space="preserve"> </w:t>
       </w:r>
-      <w:r>
-        <w:rPr>
-          <w:rFonts w:cstheme="minorHAnsi"/>
-          <w:sz w:val="20"/>
-          <w:szCs w:val="20"/>
-        </w:rPr>
-        <w:t>check_</w:t>
-      </w:r>
-      <w:proofErr w:type="gramStart"/>
-      <w:r>
-        <w:rPr>
-          <w:rFonts w:cstheme="minorHAnsi"/>
-          <w:sz w:val="20"/>
-          <w:szCs w:val="20"/>
-        </w:rPr>
-        <w:t>in(</w:t>
-      </w:r>
-      <w:proofErr w:type="gramEnd"/>
-      <w:r>
-        <w:rPr>
-          <w:rFonts w:cstheme="minorHAnsi"/>
-          <w:sz w:val="20"/>
-          <w:szCs w:val="20"/>
-        </w:rPr>
-        <w:t>p_guest_id, p_room_no)</w:t>
+      <w:proofErr w:type="spellStart"/>
+      <w:r>
+        <w:rPr>
+          <w:rFonts w:cstheme="minorHAnsi"/>
+          <w:sz w:val="20"/>
+          <w:szCs w:val="20"/>
+        </w:rPr>
+        <w:t>check_in</w:t>
+      </w:r>
+      <w:proofErr w:type="spellEnd"/>
+      <w:r>
+        <w:rPr>
+          <w:rFonts w:cstheme="minorHAnsi"/>
+          <w:sz w:val="20"/>
+          <w:szCs w:val="20"/>
+        </w:rPr>
+        <w:t>(</w:t>
+      </w:r>
+      <w:proofErr w:type="spellStart"/>
+      <w:r>
+        <w:rPr>
+          <w:rFonts w:cstheme="minorHAnsi"/>
+          <w:sz w:val="20"/>
+          <w:szCs w:val="20"/>
+        </w:rPr>
+        <w:t>p_guest_id</w:t>
+      </w:r>
+      <w:proofErr w:type="spellEnd"/>
+      <w:r>
+        <w:rPr>
+          <w:rFonts w:cstheme="minorHAnsi"/>
+          <w:sz w:val="20"/>
+          <w:szCs w:val="20"/>
+        </w:rPr>
+        <w:t xml:space="preserve">, </w:t>
+      </w:r>
+      <w:proofErr w:type="spellStart"/>
+      <w:r>
+        <w:rPr>
+          <w:rFonts w:cstheme="minorHAnsi"/>
+          <w:sz w:val="20"/>
+          <w:szCs w:val="20"/>
+        </w:rPr>
+        <w:t>p_room_no</w:t>
+      </w:r>
+      <w:proofErr w:type="spellEnd"/>
+      <w:r>
+        <w:rPr>
+          <w:rFonts w:cstheme="minorHAnsi"/>
+          <w:sz w:val="20"/>
+          <w:szCs w:val="20"/>
+        </w:rPr>
+        <w:t>)</w:t>
       </w:r>
     </w:p>
     <w:p>
@@ -6120,7 +11197,25 @@
           <w:sz w:val="20"/>
           <w:szCs w:val="20"/>
         </w:rPr>
-        <w:t>Insert record in checkin_log.</w:t>
+        <w:t xml:space="preserve">Insert record in </w:t>
+      </w:r>
+      <w:proofErr w:type="spellStart"/>
+      <w:r>
+        <w:rPr>
+          <w:rFonts w:cstheme="minorHAnsi"/>
+          <w:sz w:val="20"/>
+          <w:szCs w:val="20"/>
+        </w:rPr>
+        <w:t>checkin_log</w:t>
+      </w:r>
+      <w:proofErr w:type="spellEnd"/>
+      <w:r>
+        <w:rPr>
+          <w:rFonts w:cstheme="minorHAnsi"/>
+          <w:sz w:val="20"/>
+          <w:szCs w:val="20"/>
+        </w:rPr>
+        <w:t>.</w:t>
       </w:r>
     </w:p>
     <w:p>
@@ -6175,25 +11270,25 @@
           <w:sz w:val="20"/>
           <w:szCs w:val="20"/>
         </w:rPr>
-        <w:t xml:space="preserve">CREATE TABLE rooms (room_no INT PRIMARY KEY, status </w:t>
-      </w:r>
-      <w:proofErr w:type="gramStart"/>
-      <w:r>
-        <w:rPr>
-          <w:rFonts w:cstheme="minorHAnsi"/>
-          <w:sz w:val="20"/>
-          <w:szCs w:val="20"/>
-        </w:rPr>
-        <w:t>VARCHAR(</w:t>
-      </w:r>
-      <w:proofErr w:type="gramEnd"/>
-      <w:r>
-        <w:rPr>
-          <w:rFonts w:cstheme="minorHAnsi"/>
-          <w:sz w:val="20"/>
-          <w:szCs w:val="20"/>
-        </w:rPr>
-        <w:t>20) DEFAULT 'Available');</w:t>
+        <w:t>CREATE TABLE rooms (</w:t>
+      </w:r>
+      <w:proofErr w:type="spellStart"/>
+      <w:r>
+        <w:rPr>
+          <w:rFonts w:cstheme="minorHAnsi"/>
+          <w:sz w:val="20"/>
+          <w:szCs w:val="20"/>
+        </w:rPr>
+        <w:t>room_no</w:t>
+      </w:r>
+      <w:proofErr w:type="spellEnd"/>
+      <w:r>
+        <w:rPr>
+          <w:rFonts w:cstheme="minorHAnsi"/>
+          <w:sz w:val="20"/>
+          <w:szCs w:val="20"/>
+        </w:rPr>
+        <w:t xml:space="preserve"> INT PRIMARY KEY, status VARCHAR(20) DEFAULT 'Available');</w:t>
       </w:r>
     </w:p>
     <w:p>
@@ -6227,8 +11322,63 @@
           <w:sz w:val="20"/>
           <w:szCs w:val="20"/>
         </w:rPr>
-        <w:t xml:space="preserve">CREATE TABLE checkin_log (log_id INT AUTO_INCREMENT PRIMARY KEY, guest_id INT, </w:t>
-      </w:r>
+        <w:t xml:space="preserve">CREATE TABLE </w:t>
+      </w:r>
+      <w:proofErr w:type="spellStart"/>
+      <w:r>
+        <w:rPr>
+          <w:rFonts w:cstheme="minorHAnsi"/>
+          <w:sz w:val="20"/>
+          <w:szCs w:val="20"/>
+        </w:rPr>
+        <w:t>checkin_log</w:t>
+      </w:r>
+      <w:proofErr w:type="spellEnd"/>
+      <w:r>
+        <w:rPr>
+          <w:rFonts w:cstheme="minorHAnsi"/>
+          <w:sz w:val="20"/>
+          <w:szCs w:val="20"/>
+        </w:rPr>
+        <w:t xml:space="preserve"> (</w:t>
+      </w:r>
+      <w:proofErr w:type="spellStart"/>
+      <w:r>
+        <w:rPr>
+          <w:rFonts w:cstheme="minorHAnsi"/>
+          <w:sz w:val="20"/>
+          <w:szCs w:val="20"/>
+        </w:rPr>
+        <w:t>log_id</w:t>
+      </w:r>
+      <w:proofErr w:type="spellEnd"/>
+      <w:r>
+        <w:rPr>
+          <w:rFonts w:cstheme="minorHAnsi"/>
+          <w:sz w:val="20"/>
+          <w:szCs w:val="20"/>
+        </w:rPr>
+        <w:t xml:space="preserve"> INT AUTO_INCREMENT PRIMARY KEY, </w:t>
+      </w:r>
+      <w:proofErr w:type="spellStart"/>
+      <w:r>
+        <w:rPr>
+          <w:rFonts w:cstheme="minorHAnsi"/>
+          <w:sz w:val="20"/>
+          <w:szCs w:val="20"/>
+        </w:rPr>
+        <w:t>guest_id</w:t>
+      </w:r>
+      <w:proofErr w:type="spellEnd"/>
+      <w:r>
+        <w:rPr>
+          <w:rFonts w:cstheme="minorHAnsi"/>
+          <w:sz w:val="20"/>
+          <w:szCs w:val="20"/>
+        </w:rPr>
+        <w:t xml:space="preserve"> INT, </w:t>
+      </w:r>
+      <w:proofErr w:type="spellStart"/>
       <w:r>
         <w:rPr>
           <w:rFonts w:cstheme="minorHAnsi"/>
@@ -6243,7 +11393,16 @@
           <w:sz w:val="20"/>
           <w:szCs w:val="20"/>
         </w:rPr>
-        <w:t>oom_no INT,</w:t>
+        <w:t>oom_no</w:t>
+      </w:r>
+      <w:proofErr w:type="spellEnd"/>
+      <w:r>
+        <w:rPr>
+          <w:rFonts w:cstheme="minorHAnsi"/>
+          <w:sz w:val="20"/>
+          <w:szCs w:val="20"/>
+        </w:rPr>
+        <w:t xml:space="preserve"> INT,</w:t>
       </w:r>
       <w:r>
         <w:rPr>
@@ -6253,31 +11412,31 @@
         </w:rPr>
         <w:t xml:space="preserve"> </w:t>
       </w:r>
-      <w:r>
-        <w:rPr>
-          <w:rFonts w:cstheme="minorHAnsi"/>
-          <w:sz w:val="20"/>
-          <w:szCs w:val="20"/>
-        </w:rPr>
-        <w:t xml:space="preserve">checkin_date DATE DEFAULT </w:t>
-      </w:r>
-      <w:proofErr w:type="gramStart"/>
-      <w:r>
-        <w:rPr>
-          <w:rFonts w:cstheme="minorHAnsi"/>
-          <w:sz w:val="20"/>
-          <w:szCs w:val="20"/>
-        </w:rPr>
-        <w:t>CURDATE(</w:t>
-      </w:r>
-      <w:proofErr w:type="gramEnd"/>
-      <w:r>
-        <w:rPr>
-          <w:rFonts w:cstheme="minorHAnsi"/>
-          <w:sz w:val="20"/>
-          <w:szCs w:val="20"/>
-        </w:rPr>
-        <w:t>)</w:t>
+      <w:proofErr w:type="spellStart"/>
+      <w:r>
+        <w:rPr>
+          <w:rFonts w:cstheme="minorHAnsi"/>
+          <w:sz w:val="20"/>
+          <w:szCs w:val="20"/>
+        </w:rPr>
+        <w:t>checkin_date</w:t>
+      </w:r>
+      <w:proofErr w:type="spellEnd"/>
+      <w:r>
+        <w:rPr>
+          <w:rFonts w:cstheme="minorHAnsi"/>
+          <w:sz w:val="20"/>
+          <w:szCs w:val="20"/>
+        </w:rPr>
+        <w:t xml:space="preserve"> DATE DEFAULT </w:t>
+      </w:r>
+      <w:r>
+        <w:rPr>
+          <w:rFonts w:cstheme="minorHAnsi"/>
+          <w:sz w:val="20"/>
+          <w:szCs w:val="20"/>
+        </w:rPr>
+        <w:t>CURDATE()</w:t>
       </w:r>
       <w:r>
         <w:rPr>
@@ -6385,13 +11544,23 @@
         </w:rPr>
         <w:t xml:space="preserve">stock &lt; </w:t>
       </w:r>
+      <w:proofErr w:type="spellStart"/>
       <w:r>
         <w:rPr>
           <w:rFonts w:asciiTheme="minorHAnsi" w:hAnsiTheme="minorHAnsi" w:cstheme="minorHAnsi"/>
           <w:sz w:val="20"/>
           <w:szCs w:val="20"/>
         </w:rPr>
-        <w:t>reorder_level.</w:t>
+        <w:t>reorder_level</w:t>
+      </w:r>
+      <w:proofErr w:type="spellEnd"/>
+      <w:r>
+        <w:rPr>
+          <w:rFonts w:asciiTheme="minorHAnsi" w:hAnsiTheme="minorHAnsi" w:cstheme="minorHAnsi"/>
+          <w:sz w:val="20"/>
+          <w:szCs w:val="20"/>
+        </w:rPr>
+        <w:t>.</w:t>
       </w:r>
     </w:p>
     <w:p>
@@ -6469,7 +11638,115 @@
           <w:sz w:val="20"/>
           <w:szCs w:val="20"/>
         </w:rPr>
-        <w:t>CREATE TABLE Inventory (inventory_id INT NOT NULL AUTO_INCREMENT PRIMARY KEY, product_id INT, quantity INT DEFAULT 0, reorder_level INT DEFAULT 10, last_updated DATE DEFAULT (CURRENT_DATE), FOREIGN KEY (product_id) REFERENCES Products(product_id));</w:t>
+        <w:t>CREATE TABLE Inventory (</w:t>
+      </w:r>
+      <w:proofErr w:type="spellStart"/>
+      <w:r>
+        <w:rPr>
+          <w:rFonts w:cstheme="minorHAnsi"/>
+          <w:sz w:val="20"/>
+          <w:szCs w:val="20"/>
+        </w:rPr>
+        <w:t>inventory_id</w:t>
+      </w:r>
+      <w:proofErr w:type="spellEnd"/>
+      <w:r>
+        <w:rPr>
+          <w:rFonts w:cstheme="minorHAnsi"/>
+          <w:sz w:val="20"/>
+          <w:szCs w:val="20"/>
+        </w:rPr>
+        <w:t xml:space="preserve"> INT NOT NULL AUTO_INCREMENT PRIMARY KEY, </w:t>
+      </w:r>
+      <w:proofErr w:type="spellStart"/>
+      <w:r>
+        <w:rPr>
+          <w:rFonts w:cstheme="minorHAnsi"/>
+          <w:sz w:val="20"/>
+          <w:szCs w:val="20"/>
+        </w:rPr>
+        <w:t>product_id</w:t>
+      </w:r>
+      <w:proofErr w:type="spellEnd"/>
+      <w:r>
+        <w:rPr>
+          <w:rFonts w:cstheme="minorHAnsi"/>
+          <w:sz w:val="20"/>
+          <w:szCs w:val="20"/>
+        </w:rPr>
+        <w:t xml:space="preserve"> INT, quantity INT DEFAULT 0, </w:t>
+      </w:r>
+      <w:proofErr w:type="spellStart"/>
+      <w:r>
+        <w:rPr>
+          <w:rFonts w:cstheme="minorHAnsi"/>
+          <w:sz w:val="20"/>
+          <w:szCs w:val="20"/>
+        </w:rPr>
+        <w:t>reorder_level</w:t>
+      </w:r>
+      <w:proofErr w:type="spellEnd"/>
+      <w:r>
+        <w:rPr>
+          <w:rFonts w:cstheme="minorHAnsi"/>
+          <w:sz w:val="20"/>
+          <w:szCs w:val="20"/>
+        </w:rPr>
+        <w:t xml:space="preserve"> INT DEFAULT 10, </w:t>
+      </w:r>
+      <w:proofErr w:type="spellStart"/>
+      <w:r>
+        <w:rPr>
+          <w:rFonts w:cstheme="minorHAnsi"/>
+          <w:sz w:val="20"/>
+          <w:szCs w:val="20"/>
+        </w:rPr>
+        <w:t>last_updated</w:t>
+      </w:r>
+      <w:proofErr w:type="spellEnd"/>
+      <w:r>
+        <w:rPr>
+          <w:rFonts w:cstheme="minorHAnsi"/>
+          <w:sz w:val="20"/>
+          <w:szCs w:val="20"/>
+        </w:rPr>
+        <w:t xml:space="preserve"> DATE DEFAULT (CURRENT_DATE), FOREIGN KEY (</w:t>
+      </w:r>
+      <w:proofErr w:type="spellStart"/>
+      <w:r>
+        <w:rPr>
+          <w:rFonts w:cstheme="minorHAnsi"/>
+          <w:sz w:val="20"/>
+          <w:szCs w:val="20"/>
+        </w:rPr>
+        <w:t>product_id</w:t>
+      </w:r>
+      <w:proofErr w:type="spellEnd"/>
+      <w:r>
+        <w:rPr>
+          <w:rFonts w:cstheme="minorHAnsi"/>
+          <w:sz w:val="20"/>
+          <w:szCs w:val="20"/>
+        </w:rPr>
+        <w:t>) REFERENCES Products(</w:t>
+      </w:r>
+      <w:proofErr w:type="spellStart"/>
+      <w:r>
+        <w:rPr>
+          <w:rFonts w:cstheme="minorHAnsi"/>
+          <w:sz w:val="20"/>
+          <w:szCs w:val="20"/>
+        </w:rPr>
+        <w:t>product_id</w:t>
+      </w:r>
+      <w:proofErr w:type="spellEnd"/>
+      <w:r>
+        <w:rPr>
+          <w:rFonts w:cstheme="minorHAnsi"/>
+          <w:sz w:val="20"/>
+          <w:szCs w:val="20"/>
+        </w:rPr>
+        <w:t>));</w:t>
       </w:r>
     </w:p>
     <w:p>
@@ -6503,25 +11780,133 @@
           <w:sz w:val="20"/>
           <w:szCs w:val="20"/>
         </w:rPr>
-        <w:t xml:space="preserve">CREATE TABLE ReorderRequests (reorder_id INT NOT NULL AUTO_INCREMENT PRIMARY KEY, inventory_id INT, request_date DATE DEFAULT CURRENT_DATE, quantity_requested INT, status </w:t>
-      </w:r>
-      <w:proofErr w:type="gramStart"/>
-      <w:r>
-        <w:rPr>
-          <w:rFonts w:cstheme="minorHAnsi"/>
-          <w:sz w:val="20"/>
-          <w:szCs w:val="20"/>
-        </w:rPr>
-        <w:t>VARCHAR(</w:t>
-      </w:r>
-      <w:proofErr w:type="gramEnd"/>
-      <w:r>
-        <w:rPr>
-          <w:rFonts w:cstheme="minorHAnsi"/>
-          <w:sz w:val="20"/>
-          <w:szCs w:val="20"/>
-        </w:rPr>
-        <w:t>20) DEFAULT 'pending', FOREIGN KEY (inventory_id) REFERENCES Inventory(inventory_id));</w:t>
+        <w:t xml:space="preserve">CREATE TABLE </w:t>
+      </w:r>
+      <w:proofErr w:type="spellStart"/>
+      <w:r>
+        <w:rPr>
+          <w:rFonts w:cstheme="minorHAnsi"/>
+          <w:sz w:val="20"/>
+          <w:szCs w:val="20"/>
+        </w:rPr>
+        <w:t>ReorderRequests</w:t>
+      </w:r>
+      <w:proofErr w:type="spellEnd"/>
+      <w:r>
+        <w:rPr>
+          <w:rFonts w:cstheme="minorHAnsi"/>
+          <w:sz w:val="20"/>
+          <w:szCs w:val="20"/>
+        </w:rPr>
+        <w:t xml:space="preserve"> (</w:t>
+      </w:r>
+      <w:proofErr w:type="spellStart"/>
+      <w:r>
+        <w:rPr>
+          <w:rFonts w:cstheme="minorHAnsi"/>
+          <w:sz w:val="20"/>
+          <w:szCs w:val="20"/>
+        </w:rPr>
+        <w:t>reorder_id</w:t>
+      </w:r>
+      <w:proofErr w:type="spellEnd"/>
+      <w:r>
+        <w:rPr>
+          <w:rFonts w:cstheme="minorHAnsi"/>
+          <w:sz w:val="20"/>
+          <w:szCs w:val="20"/>
+        </w:rPr>
+        <w:t xml:space="preserve"> INT NOT NULL AUTO_INCREMENT PRIMARY KEY, </w:t>
+      </w:r>
+      <w:proofErr w:type="spellStart"/>
+      <w:r>
+        <w:rPr>
+          <w:rFonts w:cstheme="minorHAnsi"/>
+          <w:sz w:val="20"/>
+          <w:szCs w:val="20"/>
+        </w:rPr>
+        <w:t>inventory_id</w:t>
+      </w:r>
+      <w:proofErr w:type="spellEnd"/>
+      <w:r>
+        <w:rPr>
+          <w:rFonts w:cstheme="minorHAnsi"/>
+          <w:sz w:val="20"/>
+          <w:szCs w:val="20"/>
+        </w:rPr>
+        <w:t xml:space="preserve"> INT, </w:t>
+      </w:r>
+      <w:proofErr w:type="spellStart"/>
+      <w:r>
+        <w:rPr>
+          <w:rFonts w:cstheme="minorHAnsi"/>
+          <w:sz w:val="20"/>
+          <w:szCs w:val="20"/>
+        </w:rPr>
+        <w:t>request_date</w:t>
+      </w:r>
+      <w:proofErr w:type="spellEnd"/>
+      <w:r>
+        <w:rPr>
+          <w:rFonts w:cstheme="minorHAnsi"/>
+          <w:sz w:val="20"/>
+          <w:szCs w:val="20"/>
+        </w:rPr>
+        <w:t xml:space="preserve"> DATE DEFAULT CURRENT_DATE, </w:t>
+      </w:r>
+      <w:proofErr w:type="spellStart"/>
+      <w:r>
+        <w:rPr>
+          <w:rFonts w:cstheme="minorHAnsi"/>
+          <w:sz w:val="20"/>
+          <w:szCs w:val="20"/>
+        </w:rPr>
+        <w:t>quantity_requested</w:t>
+      </w:r>
+      <w:proofErr w:type="spellEnd"/>
+      <w:r>
+        <w:rPr>
+          <w:rFonts w:cstheme="minorHAnsi"/>
+          <w:sz w:val="20"/>
+          <w:szCs w:val="20"/>
+        </w:rPr>
+        <w:t xml:space="preserve"> INT, status VARCHAR(20) DEFAULT 'pending', FOREIGN KEY (</w:t>
+      </w:r>
+      <w:proofErr w:type="spellStart"/>
+      <w:r>
+        <w:rPr>
+          <w:rFonts w:cstheme="minorHAnsi"/>
+          <w:sz w:val="20"/>
+          <w:szCs w:val="20"/>
+        </w:rPr>
+        <w:t>inventory_id</w:t>
+      </w:r>
+      <w:proofErr w:type="spellEnd"/>
+      <w:r>
+        <w:rPr>
+          <w:rFonts w:cstheme="minorHAnsi"/>
+          <w:sz w:val="20"/>
+          <w:szCs w:val="20"/>
+        </w:rPr>
+        <w:t>) REFERENCES Inventory(</w:t>
+      </w:r>
+      <w:proofErr w:type="spellStart"/>
+      <w:r>
+        <w:rPr>
+          <w:rFonts w:cstheme="minorHAnsi"/>
+          <w:sz w:val="20"/>
+          <w:szCs w:val="20"/>
+        </w:rPr>
+        <w:t>inventory_id</w:t>
+      </w:r>
+      <w:proofErr w:type="spellEnd"/>
+      <w:r>
+        <w:rPr>
+          <w:rFonts w:cstheme="minorHAnsi"/>
+          <w:sz w:val="20"/>
+          <w:szCs w:val="20"/>
+        </w:rPr>
+        <w:t>));</w:t>
       </w:r>
     </w:p>
     <w:p>
@@ -6795,7 +12180,7 @@
 </file>
 
 <file path=word/numbering.xml><?xml version="1.0" encoding="utf-8"?>
-<w:numbering xmlns:wpc="http://schemas.microsoft.com/office/word/2010/wordprocessingCanvas" xmlns:cx="http://schemas.microsoft.com/office/drawing/2014/chartex" xmlns:cx1="http://schemas.microsoft.com/office/drawing/2015/9/8/chartex" xmlns:cx2="http://schemas.microsoft.com/office/drawing/2015/10/21/chartex" xmlns:cx3="http://schemas.microsoft.com/office/drawing/2016/5/9/chartex" xmlns:cx4="http://schemas.microsoft.com/office/drawing/2016/5/10/chartex" xmlns:cx5="http://schemas.microsoft.com/office/drawing/2016/5/11/chartex" xmlns:cx6="http://schemas.microsoft.com/office/drawing/2016/5/12/chartex" xmlns:cx7="http://schemas.microsoft.com/office/drawing/2016/5/13/chartex" xmlns:cx8="http://schemas.microsoft.com/office/drawing/2016/5/14/chartex" xmlns:mc="http://schemas.openxmlformats.org/markup-compatibility/2006" xmlns:aink="http://schemas.microsoft.com/office/drawing/2016/ink" xmlns:am3d="http://schemas.microsoft.com/office/drawing/2017/model3d" xmlns:o="urn:schemas-microsoft-com:office:office" xmlns:oel="http://schemas.microsoft.com/office/2019/extlst" xmlns:r="http://schemas.openxmlformats.org/officeDocument/2006/relationships" xmlns:m="http://schemas.openxmlformats.org/officeDocument/2006/math" xmlns:v="urn:schemas-microsoft-com:vml" xmlns:wp14="http://schemas.microsoft.com/office/word/2010/wordprocessingDrawing" xmlns:wp="http://schemas.openxmlformats.org/drawingml/2006/wordprocessingDrawing" xmlns:w10="urn:schemas-microsoft-com:office:word" xmlns:w="http://schemas.openxmlformats.org/wordprocessingml/2006/main" xmlns:w14="http://schemas.microsoft.com/office/word/2010/wordml" xmlns:w15="http://schemas.microsoft.com/office/word/2012/wordml" xmlns:w16cex="http://schemas.microsoft.com/office/word/2018/wordml/cex" xmlns:w16cid="http://schemas.microsoft.com/office/word/2016/wordml/cid" xmlns:w16="http://schemas.microsoft.com/office/word/2018/wordml" xmlns:w16du="http://schemas.microsoft.com/office/word/2023/wordml/word16du" xmlns:w16sdtdh="http://schemas.microsoft.com/office/word/2020/wordml/sdtdatahash" xmlns:w16sdtfl="http://schemas.microsoft.com/office/word/2024/wordml/sdtformatlock" xmlns:w16se="http://schemas.microsoft.com/office/word/2015/wordml/symex" xmlns:wpg="http://schemas.microsoft.com/office/word/2010/wordprocessingGroup" xmlns:wpi="http://schemas.microsoft.com/office/word/2010/wordprocessingInk" xmlns:wne="http://schemas.microsoft.com/office/word/2006/wordml" xmlns:wps="http://schemas.microsoft.com/office/word/2010/wordprocessingShape" mc:Ignorable="w14 w15 w16se w16cid w16 w16cex w16sdtdh w16sdtfl w16du wp14">
+<w:numbering xmlns:wpc="http://schemas.microsoft.com/office/word/2010/wordprocessingCanvas" xmlns:cx="http://schemas.microsoft.com/office/drawing/2014/chartex" xmlns:cx1="http://schemas.microsoft.com/office/drawing/2015/9/8/chartex" xmlns:cx2="http://schemas.microsoft.com/office/drawing/2015/10/21/chartex" xmlns:cx3="http://schemas.microsoft.com/office/drawing/2016/5/9/chartex" xmlns:cx4="http://schemas.microsoft.com/office/drawing/2016/5/10/chartex" xmlns:cx5="http://schemas.microsoft.com/office/drawing/2016/5/11/chartex" xmlns:cx6="http://schemas.microsoft.com/office/drawing/2016/5/12/chartex" xmlns:cx7="http://schemas.microsoft.com/office/drawing/2016/5/13/chartex" xmlns:cx8="http://schemas.microsoft.com/office/drawing/2016/5/14/chartex" xmlns:mc="http://schemas.openxmlformats.org/markup-compatibility/2006" xmlns:aink="http://schemas.microsoft.com/office/drawing/2016/ink" xmlns:am3d="http://schemas.microsoft.com/office/drawing/2017/model3d" xmlns:o="urn:schemas-microsoft-com:office:office" xmlns:oel="http://schemas.microsoft.com/office/2019/extlst" xmlns:r="http://schemas.openxmlformats.org/officeDocument/2006/relationships" xmlns:m="http://schemas.openxmlformats.org/officeDocument/2006/math" xmlns:v="urn:schemas-microsoft-com:vml" xmlns:wp14="http://schemas.microsoft.com/office/word/2010/wordprocessingDrawing" xmlns:wp="http://schemas.openxmlformats.org/drawingml/2006/wordprocessingDrawing" xmlns:w10="urn:schemas-microsoft-com:office:word" xmlns:w="http://schemas.openxmlformats.org/wordprocessingml/2006/main" xmlns:w14="http://schemas.microsoft.com/office/word/2010/wordml" xmlns:w15="http://schemas.microsoft.com/office/word/2012/wordml" xmlns:w16cex="http://schemas.microsoft.com/office/word/2018/wordml/cex" xmlns:w16cid="http://schemas.microsoft.com/office/word/2016/wordml/cid" xmlns:w16="http://schemas.microsoft.com/office/word/2018/wordml" xmlns:w16du="http://schemas.microsoft.com/office/word/2023/wordml/word16du" xmlns:w16sdtdh="http://schemas.microsoft.com/office/word/2020/wordml/sdtdatahash" xmlns:w16se="http://schemas.microsoft.com/office/word/2015/wordml/symex" xmlns:wpg="http://schemas.microsoft.com/office/word/2010/wordprocessingGroup" xmlns:wpi="http://schemas.microsoft.com/office/word/2010/wordprocessingInk" xmlns:wne="http://schemas.microsoft.com/office/word/2006/wordml" xmlns:wps="http://schemas.microsoft.com/office/word/2010/wordprocessingShape" mc:Ignorable="w14 w15 w16se w16cid w16 w16cex w16sdtdh w16du wp14">
   <w:abstractNum w:abstractNumId="0" w15:restartNumberingAfterBreak="0">
     <w:nsid w:val="03173945"/>
     <w:multiLevelType w:val="multilevel"/>
@@ -11092,7 +16477,7 @@
 </file>
 
 <file path=word/styles.xml><?xml version="1.0" encoding="utf-8"?>
-<w:styles xmlns:mc="http://schemas.openxmlformats.org/markup-compatibility/2006" xmlns:r="http://schemas.openxmlformats.org/officeDocument/2006/relationships" xmlns:w="http://schemas.openxmlformats.org/wordprocessingml/2006/main" xmlns:w14="http://schemas.microsoft.com/office/word/2010/wordml" xmlns:w15="http://schemas.microsoft.com/office/word/2012/wordml" xmlns:w16cex="http://schemas.microsoft.com/office/word/2018/wordml/cex" xmlns:w16cid="http://schemas.microsoft.com/office/word/2016/wordml/cid" xmlns:w16="http://schemas.microsoft.com/office/word/2018/wordml" xmlns:w16du="http://schemas.microsoft.com/office/word/2023/wordml/word16du" xmlns:w16sdtdh="http://schemas.microsoft.com/office/word/2020/wordml/sdtdatahash" xmlns:w16sdtfl="http://schemas.microsoft.com/office/word/2024/wordml/sdtformatlock" xmlns:w16se="http://schemas.microsoft.com/office/word/2015/wordml/symex" mc:Ignorable="w14 w15 w16se w16cid w16 w16cex w16sdtdh w16sdtfl w16du">
+<w:styles xmlns:mc="http://schemas.openxmlformats.org/markup-compatibility/2006" xmlns:r="http://schemas.openxmlformats.org/officeDocument/2006/relationships" xmlns:w="http://schemas.openxmlformats.org/wordprocessingml/2006/main" xmlns:w14="http://schemas.microsoft.com/office/word/2010/wordml" xmlns:w15="http://schemas.microsoft.com/office/word/2012/wordml" xmlns:w16cex="http://schemas.microsoft.com/office/word/2018/wordml/cex" xmlns:w16cid="http://schemas.microsoft.com/office/word/2016/wordml/cid" xmlns:w16="http://schemas.microsoft.com/office/word/2018/wordml" xmlns:w16du="http://schemas.microsoft.com/office/word/2023/wordml/word16du" xmlns:w16sdtdh="http://schemas.microsoft.com/office/word/2020/wordml/sdtdatahash" xmlns:w16se="http://schemas.microsoft.com/office/word/2015/wordml/symex" mc:Ignorable="w14 w15 w16se w16cid w16 w16cex w16sdtdh w16du">
   <w:docDefaults>
     <w:rPrDefault>
       <w:rPr>
